--- a/Testing_Results_Table.docx
+++ b/Testing_Results_Table.docx
@@ -359,7 +359,7 @@
                 <w:sz w:val="16"/>
                 <w:szCs w:val="16"/>
               </w:rPr>
-              <w:t xml:space="preserve">Pre: fresh database import.</w:t>
+              <w:t xml:space="preserve">Before: load a fresh copy of the database.</w:t>
             </w:r>
           </w:p>
           <w:p>
@@ -456,7 +456,7 @@
                 <w:sz w:val="16"/>
                 <w:szCs w:val="16"/>
               </w:rPr>
-              <w:t xml:space="preserve">Seed data: 8 services, 4 mechanics, 4 orders with status Completed</w:t>
+              <w:t xml:space="preserve">Sample data: 8 services, 4 mechanics, 4 completed orders</w:t>
             </w:r>
           </w:p>
         </w:tc>
@@ -803,7 +803,7 @@
                 <w:sz w:val="16"/>
                 <w:szCs w:val="16"/>
               </w:rPr>
-              <w:t xml:space="preserve">; seed prices $18–$45 (sum $235 over 8 services)</w:t>
+              <w:t xml:space="preserve">; sample prices from $18 to $45 (8 services, $235 in total)</w:t>
             </w:r>
           </w:p>
         </w:tc>
@@ -861,7 +861,7 @@
                 <w:sz w:val="16"/>
                 <w:szCs w:val="16"/>
               </w:rPr>
-              <w:t xml:space="preserve">The URL changed to </w:t>
+              <w:t xml:space="preserve">The address changed to </w:t>
             </w:r>
             <w:r>
               <w:rPr>
@@ -876,7 +876,7 @@
                 <w:sz w:val="16"/>
                 <w:szCs w:val="16"/>
               </w:rPr>
-              <w:t xml:space="preserve">. The cards ran from Air Filter Replacement ($18.00) to Spark Plug Replacement ($45.00) in rising order. The boxes showed $18.00, $45.00, $29.38 and 8. </w:t>
+              <w:t xml:space="preserve">. The cards went from Air Filter Replacement ($18.00) to Spark Plug Replacement ($45.00) from cheapest to most expensive. The boxes showed $18.00, $45.00, $29.38 and 8. </w:t>
             </w:r>
             <w:r>
               <w:rPr>
@@ -1240,7 +1240,7 @@
                 <w:sz w:val="16"/>
                 <w:szCs w:val="16"/>
               </w:rPr>
-              <w:t xml:space="preserve">The page loaded with no error. The cards ran A–Z from Air Filter Replacement to Tire Rotation. </w:t>
+              <w:t xml:space="preserve">The page loaded with no error. The cards were in A–Z order, from Air Filter Replacement to Tire Rotation. </w:t>
             </w:r>
             <w:r>
               <w:rPr>
@@ -2634,7 +2634,77 @@
                 <w:sz w:val="16"/>
                 <w:szCs w:val="16"/>
               </w:rPr>
-              <w:t xml:space="preserve">. The browser </w:t>
+              <w:t xml:space="preserve">. The browser stops the form first.</w:t>
+            </w:r>
+          </w:p>
+          <w:p>
+            <w:pPr>
+              <w:jc w:val="left"/>
+            </w:pPr>
+            <w:r>
+              <w:rPr>
+                <w:sz w:val="16"/>
+                <w:szCs w:val="16"/>
+              </w:rPr>
+              <w:t xml:space="preserve">4. Switch off the browser check (the test does this with a script; the app code stays the same) and send the form again, so the server check is tested too.</w:t>
+            </w:r>
+          </w:p>
+        </w:tc>
+        <w:tc>
+          <w:tcPr>
+            <w:tcW w:type="dxa" w:w="1100"/>
+            <w:tcBorders>
+              <w:top w:val="single" w:color="999999" w:sz="4"/>
+              <w:left w:val="single" w:color="999999" w:sz="4"/>
+              <w:bottom w:val="single" w:color="999999" w:sz="4"/>
+              <w:right w:val="single" w:color="999999" w:sz="4"/>
+            </w:tcBorders>
+            <w:tcMar>
+              <w:top w:type="dxa" w:w="60"/>
+              <w:left w:type="dxa" w:w="90"/>
+              <w:bottom w:type="dxa" w:w="60"/>
+              <w:right w:type="dxa" w:w="90"/>
+            </w:tcMar>
+          </w:tcPr>
+          <w:p>
+            <w:pPr>
+              <w:jc w:val="left"/>
+            </w:pPr>
+            <w:r>
+              <w:rPr>
+                <w:sz w:val="16"/>
+                <w:szCs w:val="16"/>
+              </w:rPr>
+              <w:t xml:space="preserve">Invalid data; black box</w:t>
+            </w:r>
+          </w:p>
+        </w:tc>
+        <w:tc>
+          <w:tcPr>
+            <w:tcW w:type="dxa" w:w="1900"/>
+            <w:tcBorders>
+              <w:top w:val="single" w:color="999999" w:sz="4"/>
+              <w:left w:val="single" w:color="999999" w:sz="4"/>
+              <w:bottom w:val="single" w:color="999999" w:sz="4"/>
+              <w:right w:val="single" w:color="999999" w:sz="4"/>
+            </w:tcBorders>
+            <w:tcMar>
+              <w:top w:type="dxa" w:w="60"/>
+              <w:left w:type="dxa" w:w="90"/>
+              <w:bottom w:type="dxa" w:w="60"/>
+              <w:right w:type="dxa" w:w="90"/>
+            </w:tcMar>
+          </w:tcPr>
+          <w:p>
+            <w:pPr>
+              <w:jc w:val="left"/>
+            </w:pPr>
+            <w:r>
+              <w:rPr>
+                <w:sz w:val="16"/>
+                <w:szCs w:val="16"/>
+              </w:rPr>
+              <w:t xml:space="preserve">Date </w:t>
             </w:r>
             <w:r>
               <w:rPr>
@@ -2642,26 +2712,72 @@
                 <w:sz w:val="15"/>
                 <w:szCs w:val="15"/>
               </w:rPr>
-              <w:t xml:space="preserve">min</w:t>
-            </w:r>
-            <w:r>
-              <w:rPr>
-                <w:sz w:val="16"/>
-                <w:szCs w:val="16"/>
-              </w:rPr>
-              <w:t xml:space="preserve"> check blocks the form first.</w:t>
-            </w:r>
-          </w:p>
-          <w:p>
-            <w:pPr>
-              <w:jc w:val="left"/>
-            </w:pPr>
-            <w:r>
-              <w:rPr>
-                <w:sz w:val="16"/>
-                <w:szCs w:val="16"/>
-              </w:rPr>
-              <w:t xml:space="preserve">4. Turn off browser validation (</w:t>
+              <w:t xml:space="preserve">2026-10-07</w:t>
+            </w:r>
+            <w:r>
+              <w:rPr>
+                <w:sz w:val="16"/>
+                <w:szCs w:val="16"/>
+              </w:rPr>
+              <w:t xml:space="preserve"> (one day before the earliest allowed date)</w:t>
+            </w:r>
+          </w:p>
+        </w:tc>
+        <w:tc>
+          <w:tcPr>
+            <w:tcW w:type="dxa" w:w="1700"/>
+            <w:tcBorders>
+              <w:top w:val="single" w:color="999999" w:sz="4"/>
+              <w:left w:val="single" w:color="999999" w:sz="4"/>
+              <w:bottom w:val="single" w:color="999999" w:sz="4"/>
+              <w:right w:val="single" w:color="999999" w:sz="4"/>
+            </w:tcBorders>
+            <w:tcMar>
+              <w:top w:type="dxa" w:w="60"/>
+              <w:left w:type="dxa" w:w="90"/>
+              <w:bottom w:type="dxa" w:w="60"/>
+              <w:right w:type="dxa" w:w="90"/>
+            </w:tcMar>
+          </w:tcPr>
+          <w:p>
+            <w:pPr>
+              <w:jc w:val="left"/>
+            </w:pPr>
+            <w:r>
+              <w:rPr>
+                <w:sz w:val="16"/>
+                <w:szCs w:val="16"/>
+              </w:rPr>
+              <w:t xml:space="preserve">The app rejects the booking with “Please select a future date.” and saves no order.</w:t>
+            </w:r>
+          </w:p>
+        </w:tc>
+        <w:tc>
+          <w:tcPr>
+            <w:tcW w:type="dxa" w:w="5400"/>
+            <w:tcBorders>
+              <w:top w:val="single" w:color="999999" w:sz="4"/>
+              <w:left w:val="single" w:color="999999" w:sz="4"/>
+              <w:bottom w:val="single" w:color="999999" w:sz="4"/>
+              <w:right w:val="single" w:color="999999" w:sz="4"/>
+            </w:tcBorders>
+            <w:tcMar>
+              <w:top w:type="dxa" w:w="60"/>
+              <w:left w:type="dxa" w:w="90"/>
+              <w:bottom w:type="dxa" w:w="60"/>
+              <w:right w:type="dxa" w:w="90"/>
+            </w:tcMar>
+          </w:tcPr>
+          <w:p>
+            <w:pPr>
+              <w:jc w:val="left"/>
+            </w:pPr>
+            <w:r>
+              <w:rPr>
+                <w:sz w:val="16"/>
+                <w:szCs w:val="16"/>
+              </w:rPr>
+              <w:t xml:space="preserve">The browser showed the warning “Value must be 08.10.2026 or later.” (</w:t>
             </w:r>
             <w:r>
               <w:rPr>
@@ -2669,152 +2785,6 @@
                 <w:sz w:val="15"/>
                 <w:szCs w:val="15"/>
               </w:rPr>
-              <w:t xml:space="preserve">form.noValidate</w:t>
-            </w:r>
-            <w:r>
-              <w:rPr>
-                <w:sz w:val="16"/>
-                <w:szCs w:val="16"/>
-              </w:rPr>
-              <w:t xml:space="preserve">, no source change) and submit again.</w:t>
-            </w:r>
-          </w:p>
-        </w:tc>
-        <w:tc>
-          <w:tcPr>
-            <w:tcW w:type="dxa" w:w="1100"/>
-            <w:tcBorders>
-              <w:top w:val="single" w:color="999999" w:sz="4"/>
-              <w:left w:val="single" w:color="999999" w:sz="4"/>
-              <w:bottom w:val="single" w:color="999999" w:sz="4"/>
-              <w:right w:val="single" w:color="999999" w:sz="4"/>
-            </w:tcBorders>
-            <w:tcMar>
-              <w:top w:type="dxa" w:w="60"/>
-              <w:left w:type="dxa" w:w="90"/>
-              <w:bottom w:type="dxa" w:w="60"/>
-              <w:right w:type="dxa" w:w="90"/>
-            </w:tcMar>
-          </w:tcPr>
-          <w:p>
-            <w:pPr>
-              <w:jc w:val="left"/>
-            </w:pPr>
-            <w:r>
-              <w:rPr>
-                <w:sz w:val="16"/>
-                <w:szCs w:val="16"/>
-              </w:rPr>
-              <w:t xml:space="preserve">Invalid data; black box</w:t>
-            </w:r>
-          </w:p>
-        </w:tc>
-        <w:tc>
-          <w:tcPr>
-            <w:tcW w:type="dxa" w:w="1900"/>
-            <w:tcBorders>
-              <w:top w:val="single" w:color="999999" w:sz="4"/>
-              <w:left w:val="single" w:color="999999" w:sz="4"/>
-              <w:bottom w:val="single" w:color="999999" w:sz="4"/>
-              <w:right w:val="single" w:color="999999" w:sz="4"/>
-            </w:tcBorders>
-            <w:tcMar>
-              <w:top w:type="dxa" w:w="60"/>
-              <w:left w:type="dxa" w:w="90"/>
-              <w:bottom w:type="dxa" w:w="60"/>
-              <w:right w:type="dxa" w:w="90"/>
-            </w:tcMar>
-          </w:tcPr>
-          <w:p>
-            <w:pPr>
-              <w:jc w:val="left"/>
-            </w:pPr>
-            <w:r>
-              <w:rPr>
-                <w:sz w:val="16"/>
-                <w:szCs w:val="16"/>
-              </w:rPr>
-              <w:t xml:space="preserve">Date </w:t>
-            </w:r>
-            <w:r>
-              <w:rPr>
-                <w:rFonts w:ascii="Consolas" w:cs="Consolas" w:eastAsia="Consolas" w:hAnsi="Consolas"/>
-                <w:sz w:val="15"/>
-                <w:szCs w:val="15"/>
-              </w:rPr>
-              <w:t xml:space="preserve">2026-10-07</w:t>
-            </w:r>
-            <w:r>
-              <w:rPr>
-                <w:sz w:val="16"/>
-                <w:szCs w:val="16"/>
-              </w:rPr>
-              <w:t xml:space="preserve"> (one day before the earliest allowed date)</w:t>
-            </w:r>
-          </w:p>
-        </w:tc>
-        <w:tc>
-          <w:tcPr>
-            <w:tcW w:type="dxa" w:w="1700"/>
-            <w:tcBorders>
-              <w:top w:val="single" w:color="999999" w:sz="4"/>
-              <w:left w:val="single" w:color="999999" w:sz="4"/>
-              <w:bottom w:val="single" w:color="999999" w:sz="4"/>
-              <w:right w:val="single" w:color="999999" w:sz="4"/>
-            </w:tcBorders>
-            <w:tcMar>
-              <w:top w:type="dxa" w:w="60"/>
-              <w:left w:type="dxa" w:w="90"/>
-              <w:bottom w:type="dxa" w:w="60"/>
-              <w:right w:type="dxa" w:w="90"/>
-            </w:tcMar>
-          </w:tcPr>
-          <w:p>
-            <w:pPr>
-              <w:jc w:val="left"/>
-            </w:pPr>
-            <w:r>
-              <w:rPr>
-                <w:sz w:val="16"/>
-                <w:szCs w:val="16"/>
-              </w:rPr>
-              <w:t xml:space="preserve">The app rejects the booking with “Please select a future date.” and saves no order.</w:t>
-            </w:r>
-          </w:p>
-        </w:tc>
-        <w:tc>
-          <w:tcPr>
-            <w:tcW w:type="dxa" w:w="5400"/>
-            <w:tcBorders>
-              <w:top w:val="single" w:color="999999" w:sz="4"/>
-              <w:left w:val="single" w:color="999999" w:sz="4"/>
-              <w:bottom w:val="single" w:color="999999" w:sz="4"/>
-              <w:right w:val="single" w:color="999999" w:sz="4"/>
-            </w:tcBorders>
-            <w:tcMar>
-              <w:top w:type="dxa" w:w="60"/>
-              <w:left w:type="dxa" w:w="90"/>
-              <w:bottom w:type="dxa" w:w="60"/>
-              <w:right w:type="dxa" w:w="90"/>
-            </w:tcMar>
-          </w:tcPr>
-          <w:p>
-            <w:pPr>
-              <w:jc w:val="left"/>
-            </w:pPr>
-            <w:r>
-              <w:rPr>
-                <w:sz w:val="16"/>
-                <w:szCs w:val="16"/>
-              </w:rPr>
-              <w:t xml:space="preserve">The browser first showed the tooltip “Value must be 08.10.2026 or later.” (</w:t>
-            </w:r>
-            <w:r>
-              <w:rPr>
-                <w:rFonts w:ascii="Consolas" w:cs="Consolas" w:eastAsia="Consolas" w:hAnsi="Consolas"/>
-                <w:sz w:val="15"/>
-                <w:szCs w:val="15"/>
-              </w:rPr>
               <w:t xml:space="preserve">evidence/TC07_client_validation.png</w:t>
             </w:r>
             <w:r>
@@ -2822,7 +2792,7 @@
                 <w:sz w:val="16"/>
                 <w:szCs w:val="16"/>
               </w:rPr>
-              <w:t xml:space="preserve">). With browser validation off, the server answered “Please select a future date.” and showed no Order Summary. No order was saved. </w:t>
+              <w:t xml:space="preserve">). With the browser check off, the server showed “Please select a future date.” and no Order Summary. No order was saved. </w:t>
             </w:r>
             <w:r>
               <w:rPr>
@@ -3168,37 +3138,7 @@
                 <w:sz w:val="16"/>
                 <w:szCs w:val="16"/>
               </w:rPr>
-              <w:t xml:space="preserve">Name </w:t>
-            </w:r>
-            <w:r>
-              <w:rPr>
-                <w:rFonts w:ascii="Consolas" w:cs="Consolas" w:eastAsia="Consolas" w:hAnsi="Consolas"/>
-                <w:sz w:val="15"/>
-                <w:szCs w:val="15"/>
-              </w:rPr>
-              <w:t xml:space="preserve">"     "</w:t>
-            </w:r>
-            <w:r>
-              <w:rPr>
-                <w:sz w:val="16"/>
-                <w:szCs w:val="16"/>
-              </w:rPr>
-              <w:t xml:space="preserve"> (5 spaces; the browser </w:t>
-            </w:r>
-            <w:r>
-              <w:rPr>
-                <w:rFonts w:ascii="Consolas" w:cs="Consolas" w:eastAsia="Consolas" w:hAnsi="Consolas"/>
-                <w:sz w:val="15"/>
-                <w:szCs w:val="15"/>
-              </w:rPr>
-              <w:t xml:space="preserve">required</w:t>
-            </w:r>
-            <w:r>
-              <w:rPr>
-                <w:sz w:val="16"/>
-                <w:szCs w:val="16"/>
-              </w:rPr>
-              <w:t xml:space="preserve"> check lets it through, the server trims it to empty)</w:t>
+              <w:t xml:space="preserve">Name made of 5 spaces (the browser accepts it because the field is not empty; the server removes the spaces and finds nothing left)</w:t>
             </w:r>
           </w:p>
         </w:tc>
@@ -3572,22 +3512,7 @@
                 <w:sz w:val="16"/>
                 <w:szCs w:val="16"/>
               </w:rPr>
-              <w:t xml:space="preserve"> (100 characters, the size of the </w:t>
-            </w:r>
-            <w:r>
-              <w:rPr>
-                <w:rFonts w:ascii="Consolas" w:cs="Consolas" w:eastAsia="Consolas" w:hAnsi="Consolas"/>
-                <w:sz w:val="15"/>
-                <w:szCs w:val="15"/>
-              </w:rPr>
-              <w:t xml:space="preserve">customer_name VARCHAR(100)</w:t>
-            </w:r>
-            <w:r>
-              <w:rPr>
-                <w:sz w:val="16"/>
-                <w:szCs w:val="16"/>
-              </w:rPr>
-              <w:t xml:space="preserve"> column)</w:t>
+              <w:t xml:space="preserve"> (100 characters, the most the database can store)</w:t>
             </w:r>
           </w:p>
         </w:tc>
@@ -3961,7 +3886,7 @@
                 <w:sz w:val="16"/>
                 <w:szCs w:val="16"/>
               </w:rPr>
-              <w:t xml:space="preserve"> (101 characters, one above the 100-character column size)</w:t>
+              <w:t xml:space="preserve"> (101 characters, one more than the database can store)</w:t>
             </w:r>
           </w:p>
         </w:tc>
@@ -4019,7 +3944,7 @@
                 <w:sz w:val="16"/>
                 <w:szCs w:val="16"/>
               </w:rPr>
-              <w:t xml:space="preserve">The server answered HTTP 500 and the browser showed a blank white page with no message. The PHP log recorded “Uncaught mysqli_sql_exception: Data too long for column 'customer_name'”. No order was saved (the Orders page in Test 12 still has 11 orders). </w:t>
+              <w:t xml:space="preserve">The page went blank, with no message for the user. The server log said “Data too long for column 'customer_name'”. No order was saved: the Orders page in Test 12 still has 11 orders. </w:t>
             </w:r>
             <w:r>
               <w:rPr>
@@ -4050,7 +3975,7 @@
                 <w:sz w:val="16"/>
                 <w:szCs w:val="16"/>
               </w:rPr>
-              <w:t xml:space="preserve"> has no length check, so MySQL rejects the INSERT at line 84 and the uncaught exception stops the page. Evidence: </w:t>
+              <w:t xml:space="preserve"> never checks the name length. The database refuses the long name, and the page crashes instead of showing an error. Evidence: </w:t>
             </w:r>
             <w:r>
               <w:rPr>
@@ -4408,7 +4333,7 @@
                 <w:sz w:val="16"/>
                 <w:szCs w:val="16"/>
               </w:rPr>
-              <w:t xml:space="preserve">The server answered HTTP 500 and the browser showed a blank white page. The PHP log recorded “You have an error in your SQL syntax … near 'Connor'”. No order was saved. </w:t>
+              <w:t xml:space="preserve">The page went blank, with no message for the user. The server log said “You have an error in your SQL syntax … near 'Connor'”. No order was saved. </w:t>
             </w:r>
             <w:r>
               <w:rPr>
@@ -4439,7 +4364,7 @@
                 <w:sz w:val="16"/>
                 <w:szCs w:val="16"/>
               </w:rPr>
-              <w:t xml:space="preserve"> line 81 puts the name straight into the SQL text without escaping, so the apostrophe ends the string. The same gap allows SQL injection. Evidence: </w:t>
+              <w:t xml:space="preserve"> (line 81) pastes the name straight into the database command. The apostrophe ends the name too early and breaks the command. An attacker could use the same gap to run their own database commands (SQL injection). Evidence: </w:t>
             </w:r>
             <w:r>
               <w:rPr>
@@ -4584,7 +4509,7 @@
                 <w:sz w:val="16"/>
                 <w:szCs w:val="16"/>
               </w:rPr>
-              <w:t xml:space="preserve">Pre: Tests 5, 6 and 9 saved orders #9–#11.</w:t>
+              <w:t xml:space="preserve">Before: run Tests 5, 6 and 9 (they save orders #9–#11).</w:t>
             </w:r>
           </w:p>
           <w:p>
@@ -4710,7 +4635,7 @@
                 <w:sz w:val="16"/>
                 <w:szCs w:val="16"/>
               </w:rPr>
-              <w:t xml:space="preserve">The page shows 11 orders, total revenue $340.00 and average $30.91. Each row shows customer, service, mechanic, date, price and status.</w:t>
+              <w:t xml:space="preserve">The page shows 11 orders, total revenue $340.00 and average $30.91. Each row shows the customer, service, mechanic, date, price and status.</w:t>
             </w:r>
           </w:p>
         </w:tc>
@@ -4739,7 +4664,7 @@
                 <w:sz w:val="16"/>
                 <w:szCs w:val="16"/>
               </w:rPr>
-              <w:t xml:space="preserve">The page showed 11 Total orders, $340.00 Total revenue and $30.91 Average order value. The table listed all 11 orders with service and mechanic names from the joined tables, newest date first. </w:t>
+              <w:t xml:space="preserve">The page showed 11 Total orders, $340.00 Total revenue and $30.91 Average order value. The table listed all 11 orders with the service and mechanic names, newest date first. </w:t>
             </w:r>
             <w:r>
               <w:rPr>
@@ -5043,7 +4968,81 @@
                 <w:sz w:val="16"/>
                 <w:szCs w:val="16"/>
               </w:rPr>
-              <w:t xml:space="preserve"> (the lowest existing order number; the field has </w:t>
+              <w:t xml:space="preserve"> (the lowest order number that exists and the lowest the field accepts)</w:t>
+            </w:r>
+          </w:p>
+        </w:tc>
+        <w:tc>
+          <w:tcPr>
+            <w:tcW w:type="dxa" w:w="1700"/>
+            <w:tcBorders>
+              <w:top w:val="single" w:color="999999" w:sz="4"/>
+              <w:left w:val="single" w:color="999999" w:sz="4"/>
+              <w:bottom w:val="single" w:color="999999" w:sz="4"/>
+              <w:right w:val="single" w:color="999999" w:sz="4"/>
+            </w:tcBorders>
+            <w:tcMar>
+              <w:top w:type="dxa" w:w="60"/>
+              <w:left w:type="dxa" w:w="90"/>
+              <w:bottom w:type="dxa" w:w="60"/>
+              <w:right w:type="dxa" w:w="90"/>
+            </w:tcMar>
+          </w:tcPr>
+          <w:p>
+            <w:pPr>
+              <w:jc w:val="left"/>
+            </w:pPr>
+            <w:r>
+              <w:rPr>
+                <w:sz w:val="16"/>
+                <w:szCs w:val="16"/>
+              </w:rPr>
+              <w:t xml:space="preserve">The app shows a card “Order #1 found” with Marat Usenov, Oil Change, Arman Bekov.</w:t>
+            </w:r>
+          </w:p>
+        </w:tc>
+        <w:tc>
+          <w:tcPr>
+            <w:tcW w:type="dxa" w:w="5400"/>
+            <w:tcBorders>
+              <w:top w:val="single" w:color="999999" w:sz="4"/>
+              <w:left w:val="single" w:color="999999" w:sz="4"/>
+              <w:bottom w:val="single" w:color="999999" w:sz="4"/>
+              <w:right w:val="single" w:color="999999" w:sz="4"/>
+            </w:tcBorders>
+            <w:tcMar>
+              <w:top w:type="dxa" w:w="60"/>
+              <w:left w:type="dxa" w:w="90"/>
+              <w:bottom w:type="dxa" w:w="60"/>
+              <w:right w:type="dxa" w:w="90"/>
+            </w:tcMar>
+          </w:tcPr>
+          <w:p>
+            <w:pPr>
+              <w:jc w:val="left"/>
+            </w:pPr>
+            <w:r>
+              <w:rPr>
+                <w:sz w:val="16"/>
+                <w:szCs w:val="16"/>
+              </w:rPr>
+              <w:t xml:space="preserve">The page showed “Order #1 not found.”, yet order 1 (Marat Usenov) is in the table below it. </w:t>
+            </w:r>
+            <w:r>
+              <w:rPr>
+                <w:b/>
+                <w:bCs/>
+                <w:sz w:val="16"/>
+                <w:szCs w:val="16"/>
+              </w:rPr>
+              <w:t xml:space="preserve">FAIL.</w:t>
+            </w:r>
+            <w:r>
+              <w:rPr>
+                <w:sz w:val="16"/>
+                <w:szCs w:val="16"/>
+              </w:rPr>
+              <w:t xml:space="preserve"> Defect: </w:t>
             </w:r>
             <w:r>
               <w:rPr>
@@ -5051,88 +5050,14 @@
                 <w:sz w:val="15"/>
                 <w:szCs w:val="15"/>
               </w:rPr>
-              <w:t xml:space="preserve">min=1</w:t>
-            </w:r>
-            <w:r>
-              <w:rPr>
-                <w:sz w:val="16"/>
-                <w:szCs w:val="16"/>
-              </w:rPr>
-              <w:t xml:space="preserve">)</w:t>
-            </w:r>
-          </w:p>
-        </w:tc>
-        <w:tc>
-          <w:tcPr>
-            <w:tcW w:type="dxa" w:w="1700"/>
-            <w:tcBorders>
-              <w:top w:val="single" w:color="999999" w:sz="4"/>
-              <w:left w:val="single" w:color="999999" w:sz="4"/>
-              <w:bottom w:val="single" w:color="999999" w:sz="4"/>
-              <w:right w:val="single" w:color="999999" w:sz="4"/>
-            </w:tcBorders>
-            <w:tcMar>
-              <w:top w:type="dxa" w:w="60"/>
-              <w:left w:type="dxa" w:w="90"/>
-              <w:bottom w:type="dxa" w:w="60"/>
-              <w:right w:type="dxa" w:w="90"/>
-            </w:tcMar>
-          </w:tcPr>
-          <w:p>
-            <w:pPr>
-              <w:jc w:val="left"/>
-            </w:pPr>
-            <w:r>
-              <w:rPr>
-                <w:sz w:val="16"/>
-                <w:szCs w:val="16"/>
-              </w:rPr>
-              <w:t xml:space="preserve">The app shows a card “Order #1 found” with Marat Usenov, Oil Change, Arman Bekov.</w:t>
-            </w:r>
-          </w:p>
-        </w:tc>
-        <w:tc>
-          <w:tcPr>
-            <w:tcW w:type="dxa" w:w="5400"/>
-            <w:tcBorders>
-              <w:top w:val="single" w:color="999999" w:sz="4"/>
-              <w:left w:val="single" w:color="999999" w:sz="4"/>
-              <w:bottom w:val="single" w:color="999999" w:sz="4"/>
-              <w:right w:val="single" w:color="999999" w:sz="4"/>
-            </w:tcBorders>
-            <w:tcMar>
-              <w:top w:type="dxa" w:w="60"/>
-              <w:left w:type="dxa" w:w="90"/>
-              <w:bottom w:type="dxa" w:w="60"/>
-              <w:right w:type="dxa" w:w="90"/>
-            </w:tcMar>
-          </w:tcPr>
-          <w:p>
-            <w:pPr>
-              <w:jc w:val="left"/>
-            </w:pPr>
-            <w:r>
-              <w:rPr>
-                <w:sz w:val="16"/>
-                <w:szCs w:val="16"/>
-              </w:rPr>
-              <w:t xml:space="preserve">The page showed “Order #1 not found.” although order 1 (Marat Usenov) is in the table below. </w:t>
-            </w:r>
-            <w:r>
-              <w:rPr>
-                <w:b/>
-                <w:bCs/>
-                <w:sz w:val="16"/>
-                <w:szCs w:val="16"/>
-              </w:rPr>
-              <w:t xml:space="preserve">FAIL.</w:t>
-            </w:r>
-            <w:r>
-              <w:rPr>
-                <w:sz w:val="16"/>
-                <w:szCs w:val="16"/>
-              </w:rPr>
-              <w:t xml:space="preserve"> Defect: </w:t>
+              <w:t xml:space="preserve">orders.php</w:t>
+            </w:r>
+            <w:r>
+              <w:rPr>
+                <w:sz w:val="16"/>
+                <w:szCs w:val="16"/>
+              </w:rPr>
+              <w:t xml:space="preserve"> (line 63) compares the order number from the database, stored as text, with the number typed in, using a strict check (</w:t>
             </w:r>
             <w:r>
               <w:rPr>
@@ -5140,36 +5065,6 @@
                 <w:sz w:val="15"/>
                 <w:szCs w:val="15"/>
               </w:rPr>
-              <w:t xml:space="preserve">orders.php</w:t>
-            </w:r>
-            <w:r>
-              <w:rPr>
-                <w:sz w:val="16"/>
-                <w:szCs w:val="16"/>
-              </w:rPr>
-              <w:t xml:space="preserve"> line 63 compares </w:t>
-            </w:r>
-            <w:r>
-              <w:rPr>
-                <w:rFonts w:ascii="Consolas" w:cs="Consolas" w:eastAsia="Consolas" w:hAnsi="Consolas"/>
-                <w:sz w:val="15"/>
-                <w:szCs w:val="15"/>
-              </w:rPr>
-              <w:t xml:space="preserve">order_id</w:t>
-            </w:r>
-            <w:r>
-              <w:rPr>
-                <w:sz w:val="16"/>
-                <w:szCs w:val="16"/>
-              </w:rPr>
-              <w:t xml:space="preserve">, which MySQL returns as text, with the number from the form using </w:t>
-            </w:r>
-            <w:r>
-              <w:rPr>
-                <w:rFonts w:ascii="Consolas" w:cs="Consolas" w:eastAsia="Consolas" w:hAnsi="Consolas"/>
-                <w:sz w:val="15"/>
-                <w:szCs w:val="15"/>
-              </w:rPr>
               <w:t xml:space="preserve">===</w:t>
             </w:r>
             <w:r>
@@ -5177,7 +5072,7 @@
                 <w:sz w:val="16"/>
                 <w:szCs w:val="16"/>
               </w:rPr>
-              <w:t xml:space="preserve">. Text never equals a number, so the search never finds any order. Evidence: </w:t>
+              <w:t xml:space="preserve">). The strict check never matches text with a number, so the search never finds any order. Evidence: </w:t>
             </w:r>
             <w:r>
               <w:rPr>
@@ -5684,7 +5579,7 @@
                 <w:sz w:val="16"/>
                 <w:szCs w:val="16"/>
               </w:rPr>
-              <w:t xml:space="preserve">Pre: Tests 5, 6 and 9 added three Oil Change orders for Arman Bekov.</w:t>
+              <w:t xml:space="preserve">Before: run Tests 5, 6 and 9 (they add three Oil Change orders for Arman Bekov).</w:t>
             </w:r>
           </w:p>
           <w:p>
@@ -6070,7 +5965,7 @@
           <w:sz w:val="18"/>
           <w:szCs w:val="18"/>
         </w:rPr>
-        <w:t xml:space="preserve">Actual result (Test 2): The URL changed to </w:t>
+        <w:t xml:space="preserve">Actual result (Test 2): The address changed to </w:t>
       </w:r>
       <w:r>
         <w:rPr>
@@ -6085,7 +5980,7 @@
           <w:sz w:val="18"/>
           <w:szCs w:val="18"/>
         </w:rPr>
-        <w:t xml:space="preserve">. The cards ran from Air Filter Replacement ($18.00) to Spark Plug Replacement ($45.00) in rising order. The boxes showed $18.00, $45.00, $29.38 and 8. </w:t>
+        <w:t xml:space="preserve">. The cards went from Air Filter Replacement ($18.00) to Spark Plug Replacement ($45.00) from cheapest to most expensive. The boxes showed $18.00, $45.00, $29.38 and 8. </w:t>
       </w:r>
       <w:r>
         <w:rPr>
@@ -6160,7 +6055,7 @@
           <w:sz w:val="18"/>
           <w:szCs w:val="18"/>
         </w:rPr>
-        <w:t xml:space="preserve">Actual result (Test 3): The page loaded with no error. The cards ran A–Z from Air Filter Replacement to Tire Rotation. </w:t>
+        <w:t xml:space="preserve">Actual result (Test 3): The page loaded with no error. The cards were in A–Z order, from Air Filter Replacement to Tire Rotation. </w:t>
       </w:r>
       <w:r>
         <w:rPr>
@@ -6460,7 +6355,7 @@
           <w:sz w:val="18"/>
           <w:szCs w:val="18"/>
         </w:rPr>
-        <w:t xml:space="preserve">Actual result (Test 7): The browser first showed the tooltip “Value must be 08.10.2026 or later.” (</w:t>
+        <w:t xml:space="preserve">Actual result (Test 7): The browser showed the warning “Value must be 08.10.2026 or later.” (</w:t>
       </w:r>
       <w:r>
         <w:rPr>
@@ -6475,7 +6370,7 @@
           <w:sz w:val="18"/>
           <w:szCs w:val="18"/>
         </w:rPr>
-        <w:t xml:space="preserve">). With browser validation off, the server answered “Please select a future date.” and showed no Order Summary. No order was saved. </w:t>
+        <w:t xml:space="preserve">). With the browser check off, the server showed “Please select a future date.” and no Order Summary. No order was saved. </w:t>
       </w:r>
       <w:r>
         <w:rPr>
@@ -6550,7 +6445,7 @@
           <w:sz w:val="18"/>
           <w:szCs w:val="18"/>
         </w:rPr>
-        <w:t xml:space="preserve">Actual result (Test 7): The browser first showed the tooltip “Value must be 08.10.2026 or later.” (</w:t>
+        <w:t xml:space="preserve">Actual result (Test 7): The browser showed the warning “Value must be 08.10.2026 or later.” (</w:t>
       </w:r>
       <w:r>
         <w:rPr>
@@ -6565,7 +6460,7 @@
           <w:sz w:val="18"/>
           <w:szCs w:val="18"/>
         </w:rPr>
-        <w:t xml:space="preserve">). With browser validation off, the server answered “Please select a future date.” and showed no Order Summary. No order was saved. </w:t>
+        <w:t xml:space="preserve">). With the browser check off, the server showed “Please select a future date.” and no Order Summary. No order was saved. </w:t>
       </w:r>
       <w:r>
         <w:rPr>
@@ -6790,7 +6685,7 @@
           <w:sz w:val="18"/>
           <w:szCs w:val="18"/>
         </w:rPr>
-        <w:t xml:space="preserve">Actual result (Test 10): The server answered HTTP 500 and the browser showed a blank white page with no message. The PHP log recorded “Uncaught mysqli_sql_exception: Data too long for column 'customer_name'”. No order was saved (the Orders page in Test 12 still has 11 orders). </w:t>
+        <w:t xml:space="preserve">Actual result (Test 10): The page went blank, with no message for the user. The server log said “Data too long for column 'customer_name'”. No order was saved: the Orders page in Test 12 still has 11 orders. </w:t>
       </w:r>
       <w:r>
         <w:rPr>
@@ -6821,7 +6716,7 @@
           <w:sz w:val="18"/>
           <w:szCs w:val="18"/>
         </w:rPr>
-        <w:t xml:space="preserve"> has no length check, so MySQL rejects the INSERT at line 84 and the uncaught exception stops the page.</w:t>
+        <w:t xml:space="preserve"> never checks the name length. The database refuses the long name, and the page crashes instead of showing an error.</w:t>
       </w:r>
     </w:p>
     <w:p>
@@ -6887,7 +6782,7 @@
           <w:sz w:val="18"/>
           <w:szCs w:val="18"/>
         </w:rPr>
-        <w:t xml:space="preserve">Actual result (Test 11): The server answered HTTP 500 and the browser showed a blank white page. The PHP log recorded “You have an error in your SQL syntax … near 'Connor'”. No order was saved. </w:t>
+        <w:t xml:space="preserve">Actual result (Test 11): The page went blank, with no message for the user. The server log said “You have an error in your SQL syntax … near 'Connor'”. No order was saved. </w:t>
       </w:r>
       <w:r>
         <w:rPr>
@@ -6918,7 +6813,7 @@
           <w:sz w:val="18"/>
           <w:szCs w:val="18"/>
         </w:rPr>
-        <w:t xml:space="preserve"> line 81 puts the name straight into the SQL text without escaping, so the apostrophe ends the string. The same gap allows SQL injection.</w:t>
+        <w:t xml:space="preserve"> (line 81) pastes the name straight into the database command. The apostrophe ends the name too early and breaks the command. An attacker could use the same gap to run their own database commands (SQL injection).</w:t>
       </w:r>
     </w:p>
     <w:p>
@@ -6984,7 +6879,7 @@
           <w:sz w:val="18"/>
           <w:szCs w:val="18"/>
         </w:rPr>
-        <w:t xml:space="preserve">Actual result (Test 12): The page showed 11 Total orders, $340.00 Total revenue and $30.91 Average order value. The table listed all 11 orders with service and mechanic names from the joined tables, newest date first. </w:t>
+        <w:t xml:space="preserve">Actual result (Test 12): The page showed 11 Total orders, $340.00 Total revenue and $30.91 Average order value. The table listed all 11 orders with the service and mechanic names, newest date first. </w:t>
       </w:r>
       <w:r>
         <w:rPr>
@@ -7066,7 +6961,7 @@
           <w:sz w:val="18"/>
           <w:szCs w:val="18"/>
         </w:rPr>
-        <w:t xml:space="preserve">Actual result (Test 13): The page showed “Order #1 not found.” although order 1 (Marat Usenov) is in the table below. </w:t>
+        <w:t xml:space="preserve">Actual result (Test 13): The page showed “Order #1 not found.”, yet order 1 (Marat Usenov) is in the table below it. </w:t>
       </w:r>
       <w:r>
         <w:rPr>
@@ -7097,22 +6992,7 @@
           <w:sz w:val="18"/>
           <w:szCs w:val="18"/>
         </w:rPr>
-        <w:t xml:space="preserve"> line 63 compares </w:t>
-      </w:r>
-      <w:r>
-        <w:rPr>
-          <w:rFonts w:ascii="Consolas" w:cs="Consolas" w:eastAsia="Consolas" w:hAnsi="Consolas"/>
-          <w:sz w:val="17"/>
-          <w:szCs w:val="17"/>
-        </w:rPr>
-        <w:t xml:space="preserve">order_id</w:t>
-      </w:r>
-      <w:r>
-        <w:rPr>
-          <w:sz w:val="18"/>
-          <w:szCs w:val="18"/>
-        </w:rPr>
-        <w:t xml:space="preserve">, which MySQL returns as text, with the number from the form using </w:t>
+        <w:t xml:space="preserve"> (line 63) compares the order number from the database, stored as text, with the number typed in, using a strict check (</w:t>
       </w:r>
       <w:r>
         <w:rPr>
@@ -7127,7 +7007,7 @@
           <w:sz w:val="18"/>
           <w:szCs w:val="18"/>
         </w:rPr>
-        <w:t xml:space="preserve">. Text never equals a number, so the search never finds any order.</w:t>
+        <w:t xml:space="preserve">). The strict check never matches text with a number, so the search never finds any order.</w:t>
       </w:r>
     </w:p>
     <w:p>

--- a/Testing_Results_Table.docx
+++ b/Testing_Results_Table.docx
@@ -19,7 +19,45 @@
           <w:sz w:val="20"/>
           <w:szCs w:val="20"/>
         </w:rPr>
-        <w:t xml:space="preserve">Executed 08/10/2026 on a clean database (PHP 8.4 built-in server + MySQL). 15 tests: 12 PASS, 3 FAIL (defects in tests 10, 11 and 13). Screenshots follow the table.</w:t>
+        <w:t xml:space="preserve">Executed 08/10/2026 on a clean database (PHP 8.4 built-in server + MySQL). 10 tests: 7 PASS, 3 FAIL (defects found by tests 7, 8 and 9). Test data: 3 normal, 3 borderline, 4 invalid. Screenshots follow the table.</w:t>
+      </w:r>
+    </w:p>
+    <w:p>
+      <w:pPr>
+        <w:spacing w:after="60"/>
+      </w:pPr>
+      <w:r>
+        <w:rPr>
+          <w:b/>
+          <w:bCs/>
+          <w:sz w:val="20"/>
+          <w:szCs w:val="20"/>
+        </w:rPr>
+        <w:t xml:space="preserve">Types of testing used:</w:t>
+      </w:r>
+    </w:p>
+    <w:p>
+      <w:pPr>
+        <w:spacing w:after="40"/>
+      </w:pPr>
+      <w:r>
+        <w:rPr>
+          <w:sz w:val="20"/>
+          <w:szCs w:val="20"/>
+        </w:rPr>
+        <w:t xml:space="preserve">Black box testing (all 10 tests): the tester types data on the web pages and compares the result with the expected result, without looking at the code. It shows what fails but not why.</w:t>
+      </w:r>
+    </w:p>
+    <w:p>
+      <w:pPr>
+        <w:spacing w:after="160"/>
+      </w:pPr>
+      <w:r>
+        <w:rPr>
+          <w:sz w:val="20"/>
+          <w:szCs w:val="20"/>
+        </w:rPr>
+        <w:t xml:space="preserve">White box testing (diagnosis of the 3 failures): the code was read to find the exact faulty lines (order.php lines 81 and 84, orders.php line 63).</w:t>
       </w:r>
     </w:p>
     <w:tbl>
@@ -330,7 +368,7 @@
                 <w:sz w:val="16"/>
                 <w:szCs w:val="16"/>
               </w:rPr>
-              <w:t xml:space="preserve">Check that the home page shows the correct statistics.</w:t>
+              <w:t xml:space="preserve">Check that the services page sorts by price and calculates price statistics.</w:t>
             </w:r>
           </w:p>
         </w:tc>
@@ -350,18 +388,6 @@
               <w:right w:type="dxa" w:w="90"/>
             </w:tcMar>
           </w:tcPr>
-          <w:p>
-            <w:pPr>
-              <w:jc w:val="left"/>
-            </w:pPr>
-            <w:r>
-              <w:rPr>
-                <w:sz w:val="16"/>
-                <w:szCs w:val="16"/>
-              </w:rPr>
-              <w:t xml:space="preserve">Before: load a fresh copy of the database.</w:t>
-            </w:r>
-          </w:p>
           <w:p>
             <w:pPr>
               <w:jc w:val="left"/>
@@ -379,7 +405,7 @@
                 <w:sz w:val="15"/>
                 <w:szCs w:val="15"/>
               </w:rPr>
-              <w:t xml:space="preserve">/index.php</w:t>
+              <w:t xml:space="preserve">/services.php</w:t>
             </w:r>
             <w:r>
               <w:rPr>
@@ -398,123 +424,7 @@
                 <w:sz w:val="16"/>
                 <w:szCs w:val="16"/>
               </w:rPr>
-              <w:t xml:space="preserve">2. Read the three statistic cards.</w:t>
-            </w:r>
-          </w:p>
-        </w:tc>
-        <w:tc>
-          <w:tcPr>
-            <w:tcW w:type="dxa" w:w="1100"/>
-            <w:tcBorders>
-              <w:top w:val="single" w:color="999999" w:sz="4"/>
-              <w:left w:val="single" w:color="999999" w:sz="4"/>
-              <w:bottom w:val="single" w:color="999999" w:sz="4"/>
-              <w:right w:val="single" w:color="999999" w:sz="4"/>
-            </w:tcBorders>
-            <w:tcMar>
-              <w:top w:type="dxa" w:w="60"/>
-              <w:left w:type="dxa" w:w="90"/>
-              <w:bottom w:type="dxa" w:w="60"/>
-              <w:right w:type="dxa" w:w="90"/>
-            </w:tcMar>
-          </w:tcPr>
-          <w:p>
-            <w:pPr>
-              <w:jc w:val="left"/>
-            </w:pPr>
-            <w:r>
-              <w:rPr>
-                <w:sz w:val="16"/>
-                <w:szCs w:val="16"/>
-              </w:rPr>
-              <w:t xml:space="preserve">Normal data; black box</w:t>
-            </w:r>
-          </w:p>
-        </w:tc>
-        <w:tc>
-          <w:tcPr>
-            <w:tcW w:type="dxa" w:w="1900"/>
-            <w:tcBorders>
-              <w:top w:val="single" w:color="999999" w:sz="4"/>
-              <w:left w:val="single" w:color="999999" w:sz="4"/>
-              <w:bottom w:val="single" w:color="999999" w:sz="4"/>
-              <w:right w:val="single" w:color="999999" w:sz="4"/>
-            </w:tcBorders>
-            <w:tcMar>
-              <w:top w:type="dxa" w:w="60"/>
-              <w:left w:type="dxa" w:w="90"/>
-              <w:bottom w:type="dxa" w:w="60"/>
-              <w:right w:type="dxa" w:w="90"/>
-            </w:tcMar>
-          </w:tcPr>
-          <w:p>
-            <w:pPr>
-              <w:jc w:val="left"/>
-            </w:pPr>
-            <w:r>
-              <w:rPr>
-                <w:sz w:val="16"/>
-                <w:szCs w:val="16"/>
-              </w:rPr>
-              <w:t xml:space="preserve">Sample data: 8 services, 4 mechanics, 4 completed orders</w:t>
-            </w:r>
-          </w:p>
-        </w:tc>
-        <w:tc>
-          <w:tcPr>
-            <w:tcW w:type="dxa" w:w="1700"/>
-            <w:tcBorders>
-              <w:top w:val="single" w:color="999999" w:sz="4"/>
-              <w:left w:val="single" w:color="999999" w:sz="4"/>
-              <w:bottom w:val="single" w:color="999999" w:sz="4"/>
-              <w:right w:val="single" w:color="999999" w:sz="4"/>
-            </w:tcBorders>
-            <w:tcMar>
-              <w:top w:type="dxa" w:w="60"/>
-              <w:left w:type="dxa" w:w="90"/>
-              <w:bottom w:type="dxa" w:w="60"/>
-              <w:right w:type="dxa" w:w="90"/>
-            </w:tcMar>
-          </w:tcPr>
-          <w:p>
-            <w:pPr>
-              <w:jc w:val="left"/>
-            </w:pPr>
-            <w:r>
-              <w:rPr>
-                <w:sz w:val="16"/>
-                <w:szCs w:val="16"/>
-              </w:rPr>
-              <w:t xml:space="preserve">The cards show 8 Services Available, 4 Expert Mechanics and 4+ Jobs Completed.</w:t>
-            </w:r>
-          </w:p>
-        </w:tc>
-        <w:tc>
-          <w:tcPr>
-            <w:tcW w:type="dxa" w:w="5400"/>
-            <w:tcBorders>
-              <w:top w:val="single" w:color="999999" w:sz="4"/>
-              <w:left w:val="single" w:color="999999" w:sz="4"/>
-              <w:bottom w:val="single" w:color="999999" w:sz="4"/>
-              <w:right w:val="single" w:color="999999" w:sz="4"/>
-            </w:tcBorders>
-            <w:tcMar>
-              <w:top w:type="dxa" w:w="60"/>
-              <w:left w:type="dxa" w:w="90"/>
-              <w:bottom w:type="dxa" w:w="60"/>
-              <w:right w:type="dxa" w:w="90"/>
-            </w:tcMar>
-          </w:tcPr>
-          <w:p>
-            <w:pPr>
-              <w:jc w:val="left"/>
-            </w:pPr>
-            <w:r>
-              <w:rPr>
-                <w:sz w:val="16"/>
-                <w:szCs w:val="16"/>
-              </w:rPr>
-              <w:t xml:space="preserve">The cards showed 8 Services Available, 4 Expert Mechanics and 4+ Jobs Completed. </w:t>
+              <w:t xml:space="preserve">2. Choose </w:t>
             </w:r>
             <w:r>
               <w:rPr>
@@ -523,14 +433,84 @@
                 <w:sz w:val="16"/>
                 <w:szCs w:val="16"/>
               </w:rPr>
-              <w:t xml:space="preserve">PASS.</w:t>
-            </w:r>
-            <w:r>
-              <w:rPr>
-                <w:sz w:val="16"/>
-                <w:szCs w:val="16"/>
-              </w:rPr>
-              <w:t xml:space="preserve"> Evidence: </w:t>
+              <w:t xml:space="preserve">Price (Low–High)</w:t>
+            </w:r>
+            <w:r>
+              <w:rPr>
+                <w:sz w:val="16"/>
+                <w:szCs w:val="16"/>
+              </w:rPr>
+              <w:t xml:space="preserve"> in Sort by.</w:t>
+            </w:r>
+          </w:p>
+          <w:p>
+            <w:pPr>
+              <w:jc w:val="left"/>
+            </w:pPr>
+            <w:r>
+              <w:rPr>
+                <w:sz w:val="16"/>
+                <w:szCs w:val="16"/>
+              </w:rPr>
+              <w:t xml:space="preserve">3. Read the order of the cards and the four statistic boxes.</w:t>
+            </w:r>
+          </w:p>
+        </w:tc>
+        <w:tc>
+          <w:tcPr>
+            <w:tcW w:type="dxa" w:w="1100"/>
+            <w:tcBorders>
+              <w:top w:val="single" w:color="999999" w:sz="4"/>
+              <w:left w:val="single" w:color="999999" w:sz="4"/>
+              <w:bottom w:val="single" w:color="999999" w:sz="4"/>
+              <w:right w:val="single" w:color="999999" w:sz="4"/>
+            </w:tcBorders>
+            <w:tcMar>
+              <w:top w:type="dxa" w:w="60"/>
+              <w:left w:type="dxa" w:w="90"/>
+              <w:bottom w:type="dxa" w:w="60"/>
+              <w:right w:type="dxa" w:w="90"/>
+            </w:tcMar>
+          </w:tcPr>
+          <w:p>
+            <w:pPr>
+              <w:jc w:val="left"/>
+            </w:pPr>
+            <w:r>
+              <w:rPr>
+                <w:sz w:val="16"/>
+                <w:szCs w:val="16"/>
+              </w:rPr>
+              <w:t xml:space="preserve">Calculation check and sort-order check</w:t>
+            </w:r>
+          </w:p>
+        </w:tc>
+        <w:tc>
+          <w:tcPr>
+            <w:tcW w:type="dxa" w:w="1900"/>
+            <w:tcBorders>
+              <w:top w:val="single" w:color="999999" w:sz="4"/>
+              <w:left w:val="single" w:color="999999" w:sz="4"/>
+              <w:bottom w:val="single" w:color="999999" w:sz="4"/>
+              <w:right w:val="single" w:color="999999" w:sz="4"/>
+            </w:tcBorders>
+            <w:tcMar>
+              <w:top w:type="dxa" w:w="60"/>
+              <w:left w:type="dxa" w:w="90"/>
+              <w:bottom w:type="dxa" w:w="60"/>
+              <w:right w:type="dxa" w:w="90"/>
+            </w:tcMar>
+          </w:tcPr>
+          <w:p>
+            <w:pPr>
+              <w:jc w:val="left"/>
+            </w:pPr>
+            <w:r>
+              <w:rPr>
+                <w:sz w:val="16"/>
+                <w:szCs w:val="16"/>
+              </w:rPr>
+              <w:t xml:space="preserve">Normal: sort option </w:t>
             </w:r>
             <w:r>
               <w:rPr>
@@ -538,7 +518,111 @@
                 <w:sz w:val="15"/>
                 <w:szCs w:val="15"/>
               </w:rPr>
-              <w:t xml:space="preserve">evidence/TC01_home_stats.png</w:t>
+              <w:t xml:space="preserve">price</w:t>
+            </w:r>
+            <w:r>
+              <w:rPr>
+                <w:sz w:val="16"/>
+                <w:szCs w:val="16"/>
+              </w:rPr>
+              <w:t xml:space="preserve">; sample prices $18, $20, $22, $25, $30, $35, $40, $45 (8 services, $235 in total)</w:t>
+            </w:r>
+          </w:p>
+        </w:tc>
+        <w:tc>
+          <w:tcPr>
+            <w:tcW w:type="dxa" w:w="1700"/>
+            <w:tcBorders>
+              <w:top w:val="single" w:color="999999" w:sz="4"/>
+              <w:left w:val="single" w:color="999999" w:sz="4"/>
+              <w:bottom w:val="single" w:color="999999" w:sz="4"/>
+              <w:right w:val="single" w:color="999999" w:sz="4"/>
+            </w:tcBorders>
+            <w:tcMar>
+              <w:top w:type="dxa" w:w="60"/>
+              <w:left w:type="dxa" w:w="90"/>
+              <w:bottom w:type="dxa" w:w="60"/>
+              <w:right w:type="dxa" w:w="90"/>
+            </w:tcMar>
+          </w:tcPr>
+          <w:p>
+            <w:pPr>
+              <w:jc w:val="left"/>
+            </w:pPr>
+            <w:r>
+              <w:rPr>
+                <w:sz w:val="16"/>
+                <w:szCs w:val="16"/>
+              </w:rPr>
+              <w:t xml:space="preserve">Cards go from $18.00 to $45.00. Statistics: cheapest $18.00, most expensive $45.00, average $29.38, 8 services.</w:t>
+            </w:r>
+          </w:p>
+        </w:tc>
+        <w:tc>
+          <w:tcPr>
+            <w:tcW w:type="dxa" w:w="5400"/>
+            <w:tcBorders>
+              <w:top w:val="single" w:color="999999" w:sz="4"/>
+              <w:left w:val="single" w:color="999999" w:sz="4"/>
+              <w:bottom w:val="single" w:color="999999" w:sz="4"/>
+              <w:right w:val="single" w:color="999999" w:sz="4"/>
+            </w:tcBorders>
+            <w:tcMar>
+              <w:top w:type="dxa" w:w="60"/>
+              <w:left w:type="dxa" w:w="90"/>
+              <w:bottom w:type="dxa" w:w="60"/>
+              <w:right w:type="dxa" w:w="90"/>
+            </w:tcMar>
+          </w:tcPr>
+          <w:p>
+            <w:pPr>
+              <w:jc w:val="left"/>
+            </w:pPr>
+            <w:r>
+              <w:rPr>
+                <w:sz w:val="16"/>
+                <w:szCs w:val="16"/>
+              </w:rPr>
+              <w:t xml:space="preserve">The address changed to </w:t>
+            </w:r>
+            <w:r>
+              <w:rPr>
+                <w:rFonts w:ascii="Consolas" w:cs="Consolas" w:eastAsia="Consolas" w:hAnsi="Consolas"/>
+                <w:sz w:val="15"/>
+                <w:szCs w:val="15"/>
+              </w:rPr>
+              <w:t xml:space="preserve">services.php?sort=price</w:t>
+            </w:r>
+            <w:r>
+              <w:rPr>
+                <w:sz w:val="16"/>
+                <w:szCs w:val="16"/>
+              </w:rPr>
+              <w:t xml:space="preserve">. The cards went from Air Filter Replacement ($18.00) to Spark Plug Replacement ($45.00), from cheapest to most expensive. The boxes showed $18.00, $45.00, $29.38 and 8. </w:t>
+            </w:r>
+            <w:r>
+              <w:rPr>
+                <w:b/>
+                <w:bCs/>
+                <w:sz w:val="16"/>
+                <w:szCs w:val="16"/>
+              </w:rPr>
+              <w:t xml:space="preserve">PASS.</w:t>
+            </w:r>
+            <w:r>
+              <w:rPr>
+                <w:sz w:val="16"/>
+                <w:szCs w:val="16"/>
+              </w:rPr>
+              <w:t xml:space="preserve"> Evidence: </w:t>
+            </w:r>
+            <w:r>
+              <w:rPr>
+                <w:rFonts w:ascii="Consolas" w:cs="Consolas" w:eastAsia="Consolas" w:hAnsi="Consolas"/>
+                <w:sz w:val="15"/>
+                <w:szCs w:val="15"/>
+              </w:rPr>
+              <w:t xml:space="preserve">evidence/TC01_services_by_price.png</w:t>
             </w:r>
           </w:p>
           <w:p>
@@ -548,9 +632,9 @@
             <w:r>
               <w:drawing>
                 <wp:inline distT="0" distB="0" distL="0" distR="0">
-                  <wp:extent cx="2667000" cy="2000250"/>
+                  <wp:extent cx="3219450" cy="2000250"/>
                   <wp:effectExtent t="0" r="0" b="0" l="0"/>
-                  <wp:docPr id="1" name="TC01_home_stats.png" descr="Evidence screenshot TC01_home_stats.png" title="TC01_home_stats.png"/>
+                  <wp:docPr id="1" name="TC01_services_by_price.png" descr="Evidence screenshot TC01_services_by_price.png" title="TC01_services_by_price.png"/>
                   <wp:cNvGraphicFramePr>
                     <a:graphicFrameLocks xmlns:a="http://schemas.openxmlformats.org/drawingml/2006/main" noChangeAspect="1"/>
                   </wp:cNvGraphicFramePr>
@@ -573,7 +657,7 @@
                         <pic:spPr bwMode="auto">
                           <a:xfrm>
                             <a:off x="0" y="0"/>
-                            <a:ext cx="2667000" cy="2000250"/>
+                            <a:ext cx="3219450" cy="2000250"/>
                           </a:xfrm>
                           <a:prstGeom prst="rect">
                             <a:avLst/>
@@ -646,7 +730,7 @@
                 <w:sz w:val="16"/>
                 <w:szCs w:val="16"/>
               </w:rPr>
-              <w:t xml:space="preserve">Check that the services page sorts by price and calculates price statistics.</w:t>
+              <w:t xml:space="preserve">Check that a customer can book a service for a future date and gets the right price.</w:t>
             </w:r>
           </w:p>
         </w:tc>
@@ -666,6 +750,18 @@
               <w:right w:type="dxa" w:w="90"/>
             </w:tcMar>
           </w:tcPr>
+          <w:p>
+            <w:pPr>
+              <w:jc w:val="left"/>
+            </w:pPr>
+            <w:r>
+              <w:rPr>
+                <w:sz w:val="16"/>
+                <w:szCs w:val="16"/>
+              </w:rPr>
+              <w:t xml:space="preserve">Before: load a fresh copy of the database.</w:t>
+            </w:r>
+          </w:p>
           <w:p>
             <w:pPr>
               <w:jc w:val="left"/>
@@ -683,7 +779,7 @@
                 <w:sz w:val="15"/>
                 <w:szCs w:val="15"/>
               </w:rPr>
-              <w:t xml:space="preserve">/services.php</w:t>
+              <w:t xml:space="preserve">/order.php</w:t>
             </w:r>
             <w:r>
               <w:rPr>
@@ -702,93 +798,7 @@
                 <w:sz w:val="16"/>
                 <w:szCs w:val="16"/>
               </w:rPr>
-              <w:t xml:space="preserve">2. Choose </w:t>
-            </w:r>
-            <w:r>
-              <w:rPr>
-                <w:b/>
-                <w:bCs/>
-                <w:sz w:val="16"/>
-                <w:szCs w:val="16"/>
-              </w:rPr>
-              <w:t xml:space="preserve">Price (Low–High)</w:t>
-            </w:r>
-            <w:r>
-              <w:rPr>
-                <w:sz w:val="16"/>
-                <w:szCs w:val="16"/>
-              </w:rPr>
-              <w:t xml:space="preserve"> in Sort by.</w:t>
-            </w:r>
-          </w:p>
-          <w:p>
-            <w:pPr>
-              <w:jc w:val="left"/>
-            </w:pPr>
-            <w:r>
-              <w:rPr>
-                <w:sz w:val="16"/>
-                <w:szCs w:val="16"/>
-              </w:rPr>
-              <w:t xml:space="preserve">3. Read the order of the cards and the four statistic boxes.</w:t>
-            </w:r>
-          </w:p>
-        </w:tc>
-        <w:tc>
-          <w:tcPr>
-            <w:tcW w:type="dxa" w:w="1100"/>
-            <w:tcBorders>
-              <w:top w:val="single" w:color="999999" w:sz="4"/>
-              <w:left w:val="single" w:color="999999" w:sz="4"/>
-              <w:bottom w:val="single" w:color="999999" w:sz="4"/>
-              <w:right w:val="single" w:color="999999" w:sz="4"/>
-            </w:tcBorders>
-            <w:tcMar>
-              <w:top w:type="dxa" w:w="60"/>
-              <w:left w:type="dxa" w:w="90"/>
-              <w:bottom w:type="dxa" w:w="60"/>
-              <w:right w:type="dxa" w:w="90"/>
-            </w:tcMar>
-          </w:tcPr>
-          <w:p>
-            <w:pPr>
-              <w:jc w:val="left"/>
-            </w:pPr>
-            <w:r>
-              <w:rPr>
-                <w:sz w:val="16"/>
-                <w:szCs w:val="16"/>
-              </w:rPr>
-              <w:t xml:space="preserve">Normal data; black box</w:t>
-            </w:r>
-          </w:p>
-        </w:tc>
-        <w:tc>
-          <w:tcPr>
-            <w:tcW w:type="dxa" w:w="1900"/>
-            <w:tcBorders>
-              <w:top w:val="single" w:color="999999" w:sz="4"/>
-              <w:left w:val="single" w:color="999999" w:sz="4"/>
-              <w:bottom w:val="single" w:color="999999" w:sz="4"/>
-              <w:right w:val="single" w:color="999999" w:sz="4"/>
-            </w:tcBorders>
-            <w:tcMar>
-              <w:top w:type="dxa" w:w="60"/>
-              <w:left w:type="dxa" w:w="90"/>
-              <w:bottom w:type="dxa" w:w="60"/>
-              <w:right w:type="dxa" w:w="90"/>
-            </w:tcMar>
-          </w:tcPr>
-          <w:p>
-            <w:pPr>
-              <w:jc w:val="left"/>
-            </w:pPr>
-            <w:r>
-              <w:rPr>
-                <w:sz w:val="16"/>
-                <w:szCs w:val="16"/>
-              </w:rPr>
-              <w:t xml:space="preserve">Sort option </w:t>
+              <w:t xml:space="preserve">2. Enter name </w:t>
             </w:r>
             <w:r>
               <w:rPr>
@@ -796,72 +806,26 @@
                 <w:sz w:val="15"/>
                 <w:szCs w:val="15"/>
               </w:rPr>
-              <w:t xml:space="preserve">price</w:t>
-            </w:r>
-            <w:r>
-              <w:rPr>
-                <w:sz w:val="16"/>
-                <w:szCs w:val="16"/>
-              </w:rPr>
-              <w:t xml:space="preserve">; sample prices from $18 to $45 (8 services, $235 in total)</w:t>
-            </w:r>
-          </w:p>
-        </w:tc>
-        <w:tc>
-          <w:tcPr>
-            <w:tcW w:type="dxa" w:w="1700"/>
-            <w:tcBorders>
-              <w:top w:val="single" w:color="999999" w:sz="4"/>
-              <w:left w:val="single" w:color="999999" w:sz="4"/>
-              <w:bottom w:val="single" w:color="999999" w:sz="4"/>
-              <w:right w:val="single" w:color="999999" w:sz="4"/>
-            </w:tcBorders>
-            <w:tcMar>
-              <w:top w:type="dxa" w:w="60"/>
-              <w:left w:type="dxa" w:w="90"/>
-              <w:bottom w:type="dxa" w:w="60"/>
-              <w:right w:type="dxa" w:w="90"/>
-            </w:tcMar>
-          </w:tcPr>
-          <w:p>
-            <w:pPr>
-              <w:jc w:val="left"/>
-            </w:pPr>
-            <w:r>
-              <w:rPr>
-                <w:sz w:val="16"/>
-                <w:szCs w:val="16"/>
-              </w:rPr>
-              <w:t xml:space="preserve">Cards run from $18.00 to $45.00. Statistics: cheapest $18.00, most expensive $45.00, average $29.38, 8 services.</w:t>
-            </w:r>
-          </w:p>
-        </w:tc>
-        <w:tc>
-          <w:tcPr>
-            <w:tcW w:type="dxa" w:w="5400"/>
-            <w:tcBorders>
-              <w:top w:val="single" w:color="999999" w:sz="4"/>
-              <w:left w:val="single" w:color="999999" w:sz="4"/>
-              <w:bottom w:val="single" w:color="999999" w:sz="4"/>
-              <w:right w:val="single" w:color="999999" w:sz="4"/>
-            </w:tcBorders>
-            <w:tcMar>
-              <w:top w:type="dxa" w:w="60"/>
-              <w:left w:type="dxa" w:w="90"/>
-              <w:bottom w:type="dxa" w:w="60"/>
-              <w:right w:type="dxa" w:w="90"/>
-            </w:tcMar>
-          </w:tcPr>
-          <w:p>
-            <w:pPr>
-              <w:jc w:val="left"/>
-            </w:pPr>
-            <w:r>
-              <w:rPr>
-                <w:sz w:val="16"/>
-                <w:szCs w:val="16"/>
-              </w:rPr>
-              <w:t xml:space="preserve">The address changed to </w:t>
+              <w:t xml:space="preserve">Aliya Normal</w:t>
+            </w:r>
+            <w:r>
+              <w:rPr>
+                <w:sz w:val="16"/>
+                <w:szCs w:val="16"/>
+              </w:rPr>
+              <w:t xml:space="preserve">, select Oil Change and mechanic Arman Bekov.</w:t>
+            </w:r>
+          </w:p>
+          <w:p>
+            <w:pPr>
+              <w:jc w:val="left"/>
+            </w:pPr>
+            <w:r>
+              <w:rPr>
+                <w:sz w:val="16"/>
+                <w:szCs w:val="16"/>
+              </w:rPr>
+              <w:t xml:space="preserve">3. Set Preferred Date to tomorrow (</w:t>
             </w:r>
             <w:r>
               <w:rPr>
@@ -869,14 +833,26 @@
                 <w:sz w:val="15"/>
                 <w:szCs w:val="15"/>
               </w:rPr>
-              <w:t xml:space="preserve">services.php?sort=price</w:t>
-            </w:r>
-            <w:r>
-              <w:rPr>
-                <w:sz w:val="16"/>
-                <w:szCs w:val="16"/>
-              </w:rPr>
-              <w:t xml:space="preserve">. The cards went from Air Filter Replacement ($18.00) to Spark Plug Replacement ($45.00) from cheapest to most expensive. The boxes showed $18.00, $45.00, $29.38 and 8. </w:t>
+              <w:t xml:space="preserve">2026-10-09</w:t>
+            </w:r>
+            <w:r>
+              <w:rPr>
+                <w:sz w:val="16"/>
+                <w:szCs w:val="16"/>
+              </w:rPr>
+              <w:t xml:space="preserve">).</w:t>
+            </w:r>
+          </w:p>
+          <w:p>
+            <w:pPr>
+              <w:jc w:val="left"/>
+            </w:pPr>
+            <w:r>
+              <w:rPr>
+                <w:sz w:val="16"/>
+                <w:szCs w:val="16"/>
+              </w:rPr>
+              <w:t xml:space="preserve">4. Click </w:t>
             </w:r>
             <w:r>
               <w:rPr>
@@ -885,14 +861,72 @@
                 <w:sz w:val="16"/>
                 <w:szCs w:val="16"/>
               </w:rPr>
-              <w:t xml:space="preserve">PASS.</w:t>
-            </w:r>
-            <w:r>
-              <w:rPr>
-                <w:sz w:val="16"/>
-                <w:szCs w:val="16"/>
-              </w:rPr>
-              <w:t xml:space="preserve"> Evidence: </w:t>
+              <w:t xml:space="preserve">Confirm Booking</w:t>
+            </w:r>
+            <w:r>
+              <w:rPr>
+                <w:sz w:val="16"/>
+                <w:szCs w:val="16"/>
+              </w:rPr>
+              <w:t xml:space="preserve">.</w:t>
+            </w:r>
+          </w:p>
+        </w:tc>
+        <w:tc>
+          <w:tcPr>
+            <w:tcW w:type="dxa" w:w="1100"/>
+            <w:tcBorders>
+              <w:top w:val="single" w:color="999999" w:sz="4"/>
+              <w:left w:val="single" w:color="999999" w:sz="4"/>
+              <w:bottom w:val="single" w:color="999999" w:sz="4"/>
+              <w:right w:val="single" w:color="999999" w:sz="4"/>
+            </w:tcBorders>
+            <w:tcMar>
+              <w:top w:type="dxa" w:w="60"/>
+              <w:left w:type="dxa" w:w="90"/>
+              <w:bottom w:type="dxa" w:w="60"/>
+              <w:right w:type="dxa" w:w="90"/>
+            </w:tcMar>
+          </w:tcPr>
+          <w:p>
+            <w:pPr>
+              <w:jc w:val="left"/>
+            </w:pPr>
+            <w:r>
+              <w:rPr>
+                <w:sz w:val="16"/>
+                <w:szCs w:val="16"/>
+              </w:rPr>
+              <w:t xml:space="preserve">Calculation check (service price + call-out fee + VAT)</w:t>
+            </w:r>
+          </w:p>
+        </w:tc>
+        <w:tc>
+          <w:tcPr>
+            <w:tcW w:type="dxa" w:w="1900"/>
+            <w:tcBorders>
+              <w:top w:val="single" w:color="999999" w:sz="4"/>
+              <w:left w:val="single" w:color="999999" w:sz="4"/>
+              <w:bottom w:val="single" w:color="999999" w:sz="4"/>
+              <w:right w:val="single" w:color="999999" w:sz="4"/>
+            </w:tcBorders>
+            <w:tcMar>
+              <w:top w:type="dxa" w:w="60"/>
+              <w:left w:type="dxa" w:w="90"/>
+              <w:bottom w:type="dxa" w:w="60"/>
+              <w:right w:type="dxa" w:w="90"/>
+            </w:tcMar>
+          </w:tcPr>
+          <w:p>
+            <w:pPr>
+              <w:jc w:val="left"/>
+            </w:pPr>
+            <w:r>
+              <w:rPr>
+                <w:sz w:val="16"/>
+                <w:szCs w:val="16"/>
+              </w:rPr>
+              <w:t xml:space="preserve">Normal: name </w:t>
             </w:r>
             <w:r>
               <w:rPr>
@@ -900,7 +934,111 @@
                 <w:sz w:val="15"/>
                 <w:szCs w:val="15"/>
               </w:rPr>
-              <w:t xml:space="preserve">evidence/TC02_services_by_price.png</w:t>
+              <w:t xml:space="preserve">Aliya Normal</w:t>
+            </w:r>
+            <w:r>
+              <w:rPr>
+                <w:sz w:val="16"/>
+                <w:szCs w:val="16"/>
+              </w:rPr>
+              <w:t xml:space="preserve">; service Oil Change ($35.00); mechanic Arman Bekov; date </w:t>
+            </w:r>
+            <w:r>
+              <w:rPr>
+                <w:rFonts w:ascii="Consolas" w:cs="Consolas" w:eastAsia="Consolas" w:hAnsi="Consolas"/>
+                <w:sz w:val="15"/>
+                <w:szCs w:val="15"/>
+              </w:rPr>
+              <w:t xml:space="preserve">2026-10-09</w:t>
+            </w:r>
+            <w:r>
+              <w:rPr>
+                <w:sz w:val="16"/>
+                <w:szCs w:val="16"/>
+              </w:rPr>
+              <w:t xml:space="preserve"> (tomorrow). Expected price: $35.00 + $5.00 + 12% VAT ($4.20) = $44.20</w:t>
+            </w:r>
+          </w:p>
+        </w:tc>
+        <w:tc>
+          <w:tcPr>
+            <w:tcW w:type="dxa" w:w="1700"/>
+            <w:tcBorders>
+              <w:top w:val="single" w:color="999999" w:sz="4"/>
+              <w:left w:val="single" w:color="999999" w:sz="4"/>
+              <w:bottom w:val="single" w:color="999999" w:sz="4"/>
+              <w:right w:val="single" w:color="999999" w:sz="4"/>
+            </w:tcBorders>
+            <w:tcMar>
+              <w:top w:type="dxa" w:w="60"/>
+              <w:left w:type="dxa" w:w="90"/>
+              <w:bottom w:type="dxa" w:w="60"/>
+              <w:right w:type="dxa" w:w="90"/>
+            </w:tcMar>
+          </w:tcPr>
+          <w:p>
+            <w:pPr>
+              <w:jc w:val="left"/>
+            </w:pPr>
+            <w:r>
+              <w:rPr>
+                <w:sz w:val="16"/>
+                <w:szCs w:val="16"/>
+              </w:rPr>
+              <w:t xml:space="preserve">The app shows “Your booking is confirmed! Order #9” and an Order Summary with total $44.20.</w:t>
+            </w:r>
+          </w:p>
+        </w:tc>
+        <w:tc>
+          <w:tcPr>
+            <w:tcW w:type="dxa" w:w="5400"/>
+            <w:tcBorders>
+              <w:top w:val="single" w:color="999999" w:sz="4"/>
+              <w:left w:val="single" w:color="999999" w:sz="4"/>
+              <w:bottom w:val="single" w:color="999999" w:sz="4"/>
+              <w:right w:val="single" w:color="999999" w:sz="4"/>
+            </w:tcBorders>
+            <w:tcMar>
+              <w:top w:type="dxa" w:w="60"/>
+              <w:left w:type="dxa" w:w="90"/>
+              <w:bottom w:type="dxa" w:w="60"/>
+              <w:right w:type="dxa" w:w="90"/>
+            </w:tcMar>
+          </w:tcPr>
+          <w:p>
+            <w:pPr>
+              <w:jc w:val="left"/>
+            </w:pPr>
+            <w:r>
+              <w:rPr>
+                <w:sz w:val="16"/>
+                <w:szCs w:val="16"/>
+              </w:rPr>
+              <w:t xml:space="preserve">The alert said “Your booking is confirmed! Order #9”. The Order Summary listed Oil Change $35.00, call-out fee $5.00, VAT $4.20, duration 30 min and Total $44.20. </w:t>
+            </w:r>
+            <w:r>
+              <w:rPr>
+                <w:b/>
+                <w:bCs/>
+                <w:sz w:val="16"/>
+                <w:szCs w:val="16"/>
+              </w:rPr>
+              <w:t xml:space="preserve">PASS.</w:t>
+            </w:r>
+            <w:r>
+              <w:rPr>
+                <w:sz w:val="16"/>
+                <w:szCs w:val="16"/>
+              </w:rPr>
+              <w:t xml:space="preserve"> Evidence: </w:t>
+            </w:r>
+            <w:r>
+              <w:rPr>
+                <w:rFonts w:ascii="Consolas" w:cs="Consolas" w:eastAsia="Consolas" w:hAnsi="Consolas"/>
+                <w:sz w:val="15"/>
+                <w:szCs w:val="15"/>
+              </w:rPr>
+              <w:t xml:space="preserve">evidence/TC02_booking_tomorrow.png</w:t>
             </w:r>
           </w:p>
           <w:p>
@@ -910,9 +1048,9 @@
             <w:r>
               <w:drawing>
                 <wp:inline distT="0" distB="0" distL="0" distR="0">
-                  <wp:extent cx="3219450" cy="2000250"/>
+                  <wp:extent cx="3333750" cy="1905000"/>
                   <wp:effectExtent t="0" r="0" b="0" l="0"/>
-                  <wp:docPr id="2" name="TC02_services_by_price.png" descr="Evidence screenshot TC02_services_by_price.png" title="TC02_services_by_price.png"/>
+                  <wp:docPr id="2" name="TC02_booking_tomorrow.png" descr="Evidence screenshot TC02_booking_tomorrow.png" title="TC02_booking_tomorrow.png"/>
                   <wp:cNvGraphicFramePr>
                     <a:graphicFrameLocks xmlns:a="http://schemas.openxmlformats.org/drawingml/2006/main" noChangeAspect="1"/>
                   </wp:cNvGraphicFramePr>
@@ -935,7 +1073,7 @@
                         <pic:spPr bwMode="auto">
                           <a:xfrm>
                             <a:off x="0" y="0"/>
-                            <a:ext cx="3219450" cy="2000250"/>
+                            <a:ext cx="3333750" cy="1905000"/>
                           </a:xfrm>
                           <a:prstGeom prst="rect">
                             <a:avLst/>
@@ -1008,7 +1146,7 @@
                 <w:sz w:val="16"/>
                 <w:szCs w:val="16"/>
               </w:rPr>
-              <w:t xml:space="preserve">Check that an unknown sort value does not break the services page.</w:t>
+              <w:t xml:space="preserve">Check that today, the earliest allowed date, is accepted with the same-day surcharge.</w:t>
             </w:r>
           </w:p>
         </w:tc>
@@ -1037,7 +1175,7 @@
                 <w:sz w:val="16"/>
                 <w:szCs w:val="16"/>
               </w:rPr>
-              <w:t xml:space="preserve">1. Type </w:t>
+              <w:t xml:space="preserve">1. Open </w:t>
             </w:r>
             <w:r>
               <w:rPr>
@@ -1045,84 +1183,26 @@
                 <w:sz w:val="15"/>
                 <w:szCs w:val="15"/>
               </w:rPr>
-              <w:t xml:space="preserve">/services.php?sort=abc</w:t>
-            </w:r>
-            <w:r>
-              <w:rPr>
-                <w:sz w:val="16"/>
-                <w:szCs w:val="16"/>
-              </w:rPr>
-              <w:t xml:space="preserve"> in the address bar.</w:t>
-            </w:r>
-          </w:p>
-          <w:p>
-            <w:pPr>
-              <w:jc w:val="left"/>
-            </w:pPr>
-            <w:r>
-              <w:rPr>
-                <w:sz w:val="16"/>
-                <w:szCs w:val="16"/>
-              </w:rPr>
-              <w:t xml:space="preserve">2. Read the order of the cards.</w:t>
-            </w:r>
-          </w:p>
-        </w:tc>
-        <w:tc>
-          <w:tcPr>
-            <w:tcW w:type="dxa" w:w="1100"/>
-            <w:tcBorders>
-              <w:top w:val="single" w:color="999999" w:sz="4"/>
-              <w:left w:val="single" w:color="999999" w:sz="4"/>
-              <w:bottom w:val="single" w:color="999999" w:sz="4"/>
-              <w:right w:val="single" w:color="999999" w:sz="4"/>
-            </w:tcBorders>
-            <w:tcMar>
-              <w:top w:type="dxa" w:w="60"/>
-              <w:left w:type="dxa" w:w="90"/>
-              <w:bottom w:type="dxa" w:w="60"/>
-              <w:right w:type="dxa" w:w="90"/>
-            </w:tcMar>
-          </w:tcPr>
-          <w:p>
-            <w:pPr>
-              <w:jc w:val="left"/>
-            </w:pPr>
-            <w:r>
-              <w:rPr>
-                <w:sz w:val="16"/>
-                <w:szCs w:val="16"/>
-              </w:rPr>
-              <w:t xml:space="preserve">Invalid data; black box</w:t>
-            </w:r>
-          </w:p>
-        </w:tc>
-        <w:tc>
-          <w:tcPr>
-            <w:tcW w:type="dxa" w:w="1900"/>
-            <w:tcBorders>
-              <w:top w:val="single" w:color="999999" w:sz="4"/>
-              <w:left w:val="single" w:color="999999" w:sz="4"/>
-              <w:bottom w:val="single" w:color="999999" w:sz="4"/>
-              <w:right w:val="single" w:color="999999" w:sz="4"/>
-            </w:tcBorders>
-            <w:tcMar>
-              <w:top w:type="dxa" w:w="60"/>
-              <w:left w:type="dxa" w:w="90"/>
-              <w:bottom w:type="dxa" w:w="60"/>
-              <w:right w:type="dxa" w:w="90"/>
-            </w:tcMar>
-          </w:tcPr>
-          <w:p>
-            <w:pPr>
-              <w:jc w:val="left"/>
-            </w:pPr>
-            <w:r>
-              <w:rPr>
-                <w:sz w:val="16"/>
-                <w:szCs w:val="16"/>
-              </w:rPr>
-              <w:t xml:space="preserve">Sort value </w:t>
+              <w:t xml:space="preserve">/order.php</w:t>
+            </w:r>
+            <w:r>
+              <w:rPr>
+                <w:sz w:val="16"/>
+                <w:szCs w:val="16"/>
+              </w:rPr>
+              <w:t xml:space="preserve">.</w:t>
+            </w:r>
+          </w:p>
+          <w:p>
+            <w:pPr>
+              <w:jc w:val="left"/>
+            </w:pPr>
+            <w:r>
+              <w:rPr>
+                <w:sz w:val="16"/>
+                <w:szCs w:val="16"/>
+              </w:rPr>
+              <w:t xml:space="preserve">2. Enter name </w:t>
             </w:r>
             <w:r>
               <w:rPr>
@@ -1130,14 +1210,26 @@
                 <w:sz w:val="15"/>
                 <w:szCs w:val="15"/>
               </w:rPr>
-              <w:t xml:space="preserve">abc</w:t>
-            </w:r>
-            <w:r>
-              <w:rPr>
-                <w:sz w:val="16"/>
-                <w:szCs w:val="16"/>
-              </w:rPr>
-              <w:t xml:space="preserve"> (not one of </w:t>
+              <w:t xml:space="preserve">Berik Borderline</w:t>
+            </w:r>
+            <w:r>
+              <w:rPr>
+                <w:sz w:val="16"/>
+                <w:szCs w:val="16"/>
+              </w:rPr>
+              <w:t xml:space="preserve">, select Oil Change and Arman Bekov.</w:t>
+            </w:r>
+          </w:p>
+          <w:p>
+            <w:pPr>
+              <w:jc w:val="left"/>
+            </w:pPr>
+            <w:r>
+              <w:rPr>
+                <w:sz w:val="16"/>
+                <w:szCs w:val="16"/>
+              </w:rPr>
+              <w:t xml:space="preserve">3. Set Preferred Date to today (</w:t>
             </w:r>
             <w:r>
               <w:rPr>
@@ -1145,14 +1237,100 @@
                 <w:sz w:val="15"/>
                 <w:szCs w:val="15"/>
               </w:rPr>
-              <w:t xml:space="preserve">name</w:t>
-            </w:r>
-            <w:r>
-              <w:rPr>
-                <w:sz w:val="16"/>
-                <w:szCs w:val="16"/>
-              </w:rPr>
-              <w:t xml:space="preserve">, </w:t>
+              <w:t xml:space="preserve">2026-10-08</w:t>
+            </w:r>
+            <w:r>
+              <w:rPr>
+                <w:sz w:val="16"/>
+                <w:szCs w:val="16"/>
+              </w:rPr>
+              <w:t xml:space="preserve">).</w:t>
+            </w:r>
+          </w:p>
+          <w:p>
+            <w:pPr>
+              <w:jc w:val="left"/>
+            </w:pPr>
+            <w:r>
+              <w:rPr>
+                <w:sz w:val="16"/>
+                <w:szCs w:val="16"/>
+              </w:rPr>
+              <w:t xml:space="preserve">4. Click </w:t>
+            </w:r>
+            <w:r>
+              <w:rPr>
+                <w:b/>
+                <w:bCs/>
+                <w:sz w:val="16"/>
+                <w:szCs w:val="16"/>
+              </w:rPr>
+              <w:t xml:space="preserve">Confirm Booking</w:t>
+            </w:r>
+            <w:r>
+              <w:rPr>
+                <w:sz w:val="16"/>
+                <w:szCs w:val="16"/>
+              </w:rPr>
+              <w:t xml:space="preserve">.</w:t>
+            </w:r>
+          </w:p>
+        </w:tc>
+        <w:tc>
+          <w:tcPr>
+            <w:tcW w:type="dxa" w:w="1100"/>
+            <w:tcBorders>
+              <w:top w:val="single" w:color="999999" w:sz="4"/>
+              <w:left w:val="single" w:color="999999" w:sz="4"/>
+              <w:bottom w:val="single" w:color="999999" w:sz="4"/>
+              <w:right w:val="single" w:color="999999" w:sz="4"/>
+            </w:tcBorders>
+            <w:tcMar>
+              <w:top w:type="dxa" w:w="60"/>
+              <w:left w:type="dxa" w:w="90"/>
+              <w:bottom w:type="dxa" w:w="60"/>
+              <w:right w:type="dxa" w:w="90"/>
+            </w:tcMar>
+          </w:tcPr>
+          <w:p>
+            <w:pPr>
+              <w:jc w:val="left"/>
+            </w:pPr>
+            <w:r>
+              <w:rPr>
+                <w:sz w:val="16"/>
+                <w:szCs w:val="16"/>
+              </w:rPr>
+              <w:t xml:space="preserve">Range check (date): earliest allowed date</w:t>
+            </w:r>
+          </w:p>
+        </w:tc>
+        <w:tc>
+          <w:tcPr>
+            <w:tcW w:type="dxa" w:w="1900"/>
+            <w:tcBorders>
+              <w:top w:val="single" w:color="999999" w:sz="4"/>
+              <w:left w:val="single" w:color="999999" w:sz="4"/>
+              <w:bottom w:val="single" w:color="999999" w:sz="4"/>
+              <w:right w:val="single" w:color="999999" w:sz="4"/>
+            </w:tcBorders>
+            <w:tcMar>
+              <w:top w:type="dxa" w:w="60"/>
+              <w:left w:type="dxa" w:w="90"/>
+              <w:bottom w:type="dxa" w:w="60"/>
+              <w:right w:type="dxa" w:w="90"/>
+            </w:tcMar>
+          </w:tcPr>
+          <w:p>
+            <w:pPr>
+              <w:jc w:val="left"/>
+            </w:pPr>
+            <w:r>
+              <w:rPr>
+                <w:sz w:val="16"/>
+                <w:szCs w:val="16"/>
+              </w:rPr>
+              <w:t xml:space="preserve">Borderline: date </w:t>
             </w:r>
             <w:r>
               <w:rPr>
@@ -1160,14 +1338,88 @@
                 <w:sz w:val="15"/>
                 <w:szCs w:val="15"/>
               </w:rPr>
-              <w:t xml:space="preserve">price</w:t>
-            </w:r>
-            <w:r>
-              <w:rPr>
-                <w:sz w:val="16"/>
-                <w:szCs w:val="16"/>
-              </w:rPr>
-              <w:t xml:space="preserve">, </w:t>
+              <w:t xml:space="preserve">2026-10-08</w:t>
+            </w:r>
+            <w:r>
+              <w:rPr>
+                <w:sz w:val="16"/>
+                <w:szCs w:val="16"/>
+              </w:rPr>
+              <w:t xml:space="preserve"> (today, the first date the form accepts); service Oil Change ($35.00). Expected surcharge: 20% of $35.00 = $7.00</w:t>
+            </w:r>
+          </w:p>
+        </w:tc>
+        <w:tc>
+          <w:tcPr>
+            <w:tcW w:type="dxa" w:w="1700"/>
+            <w:tcBorders>
+              <w:top w:val="single" w:color="999999" w:sz="4"/>
+              <w:left w:val="single" w:color="999999" w:sz="4"/>
+              <w:bottom w:val="single" w:color="999999" w:sz="4"/>
+              <w:right w:val="single" w:color="999999" w:sz="4"/>
+            </w:tcBorders>
+            <w:tcMar>
+              <w:top w:type="dxa" w:w="60"/>
+              <w:left w:type="dxa" w:w="90"/>
+              <w:bottom w:type="dxa" w:w="60"/>
+              <w:right w:type="dxa" w:w="90"/>
+            </w:tcMar>
+          </w:tcPr>
+          <w:p>
+            <w:pPr>
+              <w:jc w:val="left"/>
+            </w:pPr>
+            <w:r>
+              <w:rPr>
+                <w:sz w:val="16"/>
+                <w:szCs w:val="16"/>
+              </w:rPr>
+              <w:t xml:space="preserve">The app accepts the booking and adds “Same-day surcharge (20%) +$7.00”, so the total is $51.20.</w:t>
+            </w:r>
+          </w:p>
+        </w:tc>
+        <w:tc>
+          <w:tcPr>
+            <w:tcW w:type="dxa" w:w="5400"/>
+            <w:tcBorders>
+              <w:top w:val="single" w:color="999999" w:sz="4"/>
+              <w:left w:val="single" w:color="999999" w:sz="4"/>
+              <w:bottom w:val="single" w:color="999999" w:sz="4"/>
+              <w:right w:val="single" w:color="999999" w:sz="4"/>
+            </w:tcBorders>
+            <w:tcMar>
+              <w:top w:type="dxa" w:w="60"/>
+              <w:left w:type="dxa" w:w="90"/>
+              <w:bottom w:type="dxa" w:w="60"/>
+              <w:right w:type="dxa" w:w="90"/>
+            </w:tcMar>
+          </w:tcPr>
+          <w:p>
+            <w:pPr>
+              <w:jc w:val="left"/>
+            </w:pPr>
+            <w:r>
+              <w:rPr>
+                <w:sz w:val="16"/>
+                <w:szCs w:val="16"/>
+              </w:rPr>
+              <w:t xml:space="preserve">The alert said “Your booking is confirmed! Order #10”. The summary showed Same-day surcharge (20%) +$7.00 and Total $51.20. </w:t>
+            </w:r>
+            <w:r>
+              <w:rPr>
+                <w:b/>
+                <w:bCs/>
+                <w:sz w:val="16"/>
+                <w:szCs w:val="16"/>
+              </w:rPr>
+              <w:t xml:space="preserve">PASS.</w:t>
+            </w:r>
+            <w:r>
+              <w:rPr>
+                <w:sz w:val="16"/>
+                <w:szCs w:val="16"/>
+              </w:rPr>
+              <w:t xml:space="preserve"> Evidence: </w:t>
             </w:r>
             <w:r>
               <w:rPr>
@@ -1175,96 +1427,7 @@
                 <w:sz w:val="15"/>
                 <w:szCs w:val="15"/>
               </w:rPr>
-              <w:t xml:space="preserve">duration</w:t>
-            </w:r>
-            <w:r>
-              <w:rPr>
-                <w:sz w:val="16"/>
-                <w:szCs w:val="16"/>
-              </w:rPr>
-              <w:t xml:space="preserve">)</w:t>
-            </w:r>
-          </w:p>
-        </w:tc>
-        <w:tc>
-          <w:tcPr>
-            <w:tcW w:type="dxa" w:w="1700"/>
-            <w:tcBorders>
-              <w:top w:val="single" w:color="999999" w:sz="4"/>
-              <w:left w:val="single" w:color="999999" w:sz="4"/>
-              <w:bottom w:val="single" w:color="999999" w:sz="4"/>
-              <w:right w:val="single" w:color="999999" w:sz="4"/>
-            </w:tcBorders>
-            <w:tcMar>
-              <w:top w:type="dxa" w:w="60"/>
-              <w:left w:type="dxa" w:w="90"/>
-              <w:bottom w:type="dxa" w:w="60"/>
-              <w:right w:type="dxa" w:w="90"/>
-            </w:tcMar>
-          </w:tcPr>
-          <w:p>
-            <w:pPr>
-              <w:jc w:val="left"/>
-            </w:pPr>
-            <w:r>
-              <w:rPr>
-                <w:sz w:val="16"/>
-                <w:szCs w:val="16"/>
-              </w:rPr>
-              <w:t xml:space="preserve">The page loads with no error and falls back to name order (A–Z).</w:t>
-            </w:r>
-          </w:p>
-        </w:tc>
-        <w:tc>
-          <w:tcPr>
-            <w:tcW w:type="dxa" w:w="5400"/>
-            <w:tcBorders>
-              <w:top w:val="single" w:color="999999" w:sz="4"/>
-              <w:left w:val="single" w:color="999999" w:sz="4"/>
-              <w:bottom w:val="single" w:color="999999" w:sz="4"/>
-              <w:right w:val="single" w:color="999999" w:sz="4"/>
-            </w:tcBorders>
-            <w:tcMar>
-              <w:top w:type="dxa" w:w="60"/>
-              <w:left w:type="dxa" w:w="90"/>
-              <w:bottom w:type="dxa" w:w="60"/>
-              <w:right w:type="dxa" w:w="90"/>
-            </w:tcMar>
-          </w:tcPr>
-          <w:p>
-            <w:pPr>
-              <w:jc w:val="left"/>
-            </w:pPr>
-            <w:r>
-              <w:rPr>
-                <w:sz w:val="16"/>
-                <w:szCs w:val="16"/>
-              </w:rPr>
-              <w:t xml:space="preserve">The page loaded with no error. The cards were in A–Z order, from Air Filter Replacement to Tire Rotation. </w:t>
-            </w:r>
-            <w:r>
-              <w:rPr>
-                <w:b/>
-                <w:bCs/>
-                <w:sz w:val="16"/>
-                <w:szCs w:val="16"/>
-              </w:rPr>
-              <w:t xml:space="preserve">PASS.</w:t>
-            </w:r>
-            <w:r>
-              <w:rPr>
-                <w:sz w:val="16"/>
-                <w:szCs w:val="16"/>
-              </w:rPr>
-              <w:t xml:space="preserve"> Evidence: </w:t>
-            </w:r>
-            <w:r>
-              <w:rPr>
-                <w:rFonts w:ascii="Consolas" w:cs="Consolas" w:eastAsia="Consolas" w:hAnsi="Consolas"/>
-                <w:sz w:val="15"/>
-                <w:szCs w:val="15"/>
-              </w:rPr>
-              <w:t xml:space="preserve">evidence/TC03_sort_invalid.png</w:t>
+              <w:t xml:space="preserve">evidence/TC03_booking_today.png</w:t>
             </w:r>
           </w:p>
           <w:p>
@@ -1274,9 +1437,9 @@
             <w:r>
               <w:drawing>
                 <wp:inline distT="0" distB="0" distL="0" distR="0">
-                  <wp:extent cx="3219450" cy="2000250"/>
+                  <wp:extent cx="3333750" cy="1905000"/>
                   <wp:effectExtent t="0" r="0" b="0" l="0"/>
-                  <wp:docPr id="3" name="TC03_sort_invalid.png" descr="Evidence screenshot TC03_sort_invalid.png" title="TC03_sort_invalid.png"/>
+                  <wp:docPr id="3" name="TC03_booking_today.png" descr="Evidence screenshot TC03_booking_today.png" title="TC03_booking_today.png"/>
                   <wp:cNvGraphicFramePr>
                     <a:graphicFrameLocks xmlns:a="http://schemas.openxmlformats.org/drawingml/2006/main" noChangeAspect="1"/>
                   </wp:cNvGraphicFramePr>
@@ -1299,7 +1462,7 @@
                         <pic:spPr bwMode="auto">
                           <a:xfrm>
                             <a:off x="0" y="0"/>
-                            <a:ext cx="3219450" cy="2000250"/>
+                            <a:ext cx="3333750" cy="1905000"/>
                           </a:xfrm>
                           <a:prstGeom prst="rect">
                             <a:avLst/>
@@ -1372,7 +1535,7 @@
                 <w:sz w:val="16"/>
                 <w:szCs w:val="16"/>
               </w:rPr>
-              <w:t xml:space="preserve">Check the live price estimate on the booking form.</w:t>
+              <w:t xml:space="preserve">Check that the app refuses a booking date in the past.</w:t>
             </w:r>
           </w:p>
         </w:tc>
@@ -1428,93 +1591,7 @@
                 <w:sz w:val="16"/>
                 <w:szCs w:val="16"/>
               </w:rPr>
-              <w:t xml:space="preserve">2. Select </w:t>
-            </w:r>
-            <w:r>
-              <w:rPr>
-                <w:b/>
-                <w:bCs/>
-                <w:sz w:val="16"/>
-                <w:szCs w:val="16"/>
-              </w:rPr>
-              <w:t xml:space="preserve">Oil Change ($35.00)</w:t>
-            </w:r>
-            <w:r>
-              <w:rPr>
-                <w:sz w:val="16"/>
-                <w:szCs w:val="16"/>
-              </w:rPr>
-              <w:t xml:space="preserve"> in Select Service.</w:t>
-            </w:r>
-          </w:p>
-          <w:p>
-            <w:pPr>
-              <w:jc w:val="left"/>
-            </w:pPr>
-            <w:r>
-              <w:rPr>
-                <w:sz w:val="16"/>
-                <w:szCs w:val="16"/>
-              </w:rPr>
-              <w:t xml:space="preserve">3. Read the Estimated total box.</w:t>
-            </w:r>
-          </w:p>
-        </w:tc>
-        <w:tc>
-          <w:tcPr>
-            <w:tcW w:type="dxa" w:w="1100"/>
-            <w:tcBorders>
-              <w:top w:val="single" w:color="999999" w:sz="4"/>
-              <w:left w:val="single" w:color="999999" w:sz="4"/>
-              <w:bottom w:val="single" w:color="999999" w:sz="4"/>
-              <w:right w:val="single" w:color="999999" w:sz="4"/>
-            </w:tcBorders>
-            <w:tcMar>
-              <w:top w:type="dxa" w:w="60"/>
-              <w:left w:type="dxa" w:w="90"/>
-              <w:bottom w:type="dxa" w:w="60"/>
-              <w:right w:type="dxa" w:w="90"/>
-            </w:tcMar>
-          </w:tcPr>
-          <w:p>
-            <w:pPr>
-              <w:jc w:val="left"/>
-            </w:pPr>
-            <w:r>
-              <w:rPr>
-                <w:sz w:val="16"/>
-                <w:szCs w:val="16"/>
-              </w:rPr>
-              <w:t xml:space="preserve">Normal data; black box</w:t>
-            </w:r>
-          </w:p>
-        </w:tc>
-        <w:tc>
-          <w:tcPr>
-            <w:tcW w:type="dxa" w:w="1900"/>
-            <w:tcBorders>
-              <w:top w:val="single" w:color="999999" w:sz="4"/>
-              <w:left w:val="single" w:color="999999" w:sz="4"/>
-              <w:bottom w:val="single" w:color="999999" w:sz="4"/>
-              <w:right w:val="single" w:color="999999" w:sz="4"/>
-            </w:tcBorders>
-            <w:tcMar>
-              <w:top w:type="dxa" w:w="60"/>
-              <w:left w:type="dxa" w:w="90"/>
-              <w:bottom w:type="dxa" w:w="60"/>
-              <w:right w:type="dxa" w:w="90"/>
-            </w:tcMar>
-          </w:tcPr>
-          <w:p>
-            <w:pPr>
-              <w:jc w:val="left"/>
-            </w:pPr>
-            <w:r>
-              <w:rPr>
-                <w:sz w:val="16"/>
-                <w:szCs w:val="16"/>
-              </w:rPr>
-              <w:t xml:space="preserve">Service Oil Change, price </w:t>
+              <w:t xml:space="preserve">2. Enter name </w:t>
             </w:r>
             <w:r>
               <w:rPr>
@@ -1522,14 +1599,26 @@
                 <w:sz w:val="15"/>
                 <w:szCs w:val="15"/>
               </w:rPr>
-              <w:t xml:space="preserve">$35.00</w:t>
-            </w:r>
-            <w:r>
-              <w:rPr>
-                <w:sz w:val="16"/>
-                <w:szCs w:val="16"/>
-              </w:rPr>
-              <w:t xml:space="preserve">; expected $35.00 + $5.00 call-out + 12% VAT ($4.20) = </w:t>
+              <w:t xml:space="preserve">Ivan Invalid</w:t>
+            </w:r>
+            <w:r>
+              <w:rPr>
+                <w:sz w:val="16"/>
+                <w:szCs w:val="16"/>
+              </w:rPr>
+              <w:t xml:space="preserve">, select Oil Change and Arman Bekov.</w:t>
+            </w:r>
+          </w:p>
+          <w:p>
+            <w:pPr>
+              <w:jc w:val="left"/>
+            </w:pPr>
+            <w:r>
+              <w:rPr>
+                <w:sz w:val="16"/>
+                <w:szCs w:val="16"/>
+              </w:rPr>
+              <w:t xml:space="preserve">3. Set Preferred Date to yesterday (</w:t>
             </w:r>
             <w:r>
               <w:rPr>
@@ -1537,65 +1626,14 @@
                 <w:sz w:val="15"/>
                 <w:szCs w:val="15"/>
               </w:rPr>
-              <w:t xml:space="preserve">$44.20</w:t>
-            </w:r>
-          </w:p>
-        </w:tc>
-        <w:tc>
-          <w:tcPr>
-            <w:tcW w:type="dxa" w:w="1700"/>
-            <w:tcBorders>
-              <w:top w:val="single" w:color="999999" w:sz="4"/>
-              <w:left w:val="single" w:color="999999" w:sz="4"/>
-              <w:bottom w:val="single" w:color="999999" w:sz="4"/>
-              <w:right w:val="single" w:color="999999" w:sz="4"/>
-            </w:tcBorders>
-            <w:tcMar>
-              <w:top w:type="dxa" w:w="60"/>
-              <w:left w:type="dxa" w:w="90"/>
-              <w:bottom w:type="dxa" w:w="60"/>
-              <w:right w:type="dxa" w:w="90"/>
-            </w:tcMar>
-          </w:tcPr>
-          <w:p>
-            <w:pPr>
-              <w:jc w:val="left"/>
-            </w:pPr>
-            <w:r>
-              <w:rPr>
-                <w:sz w:val="16"/>
-                <w:szCs w:val="16"/>
-              </w:rPr>
-              <w:t xml:space="preserve">The Estimated total box appears and shows $44.20.</w:t>
-            </w:r>
-          </w:p>
-        </w:tc>
-        <w:tc>
-          <w:tcPr>
-            <w:tcW w:type="dxa" w:w="5400"/>
-            <w:tcBorders>
-              <w:top w:val="single" w:color="999999" w:sz="4"/>
-              <w:left w:val="single" w:color="999999" w:sz="4"/>
-              <w:bottom w:val="single" w:color="999999" w:sz="4"/>
-              <w:right w:val="single" w:color="999999" w:sz="4"/>
-            </w:tcBorders>
-            <w:tcMar>
-              <w:top w:type="dxa" w:w="60"/>
-              <w:left w:type="dxa" w:w="90"/>
-              <w:bottom w:type="dxa" w:w="60"/>
-              <w:right w:type="dxa" w:w="90"/>
-            </w:tcMar>
-          </w:tcPr>
-          <w:p>
-            <w:pPr>
-              <w:jc w:val="left"/>
-            </w:pPr>
-            <w:r>
-              <w:rPr>
-                <w:sz w:val="16"/>
-                <w:szCs w:val="16"/>
-              </w:rPr>
-              <w:t xml:space="preserve">The Estimated total box appeared with $44.20 and the note “Includes $5.00 call-out fee + 12% VAT”. </w:t>
+              <w:t xml:space="preserve">2026-10-07</w:t>
+            </w:r>
+            <w:r>
+              <w:rPr>
+                <w:sz w:val="16"/>
+                <w:szCs w:val="16"/>
+              </w:rPr>
+              <w:t xml:space="preserve">) and click </w:t>
             </w:r>
             <w:r>
               <w:rPr>
@@ -1604,14 +1642,84 @@
                 <w:sz w:val="16"/>
                 <w:szCs w:val="16"/>
               </w:rPr>
-              <w:t xml:space="preserve">PASS.</w:t>
-            </w:r>
-            <w:r>
-              <w:rPr>
-                <w:sz w:val="16"/>
-                <w:szCs w:val="16"/>
-              </w:rPr>
-              <w:t xml:space="preserve"> Evidence: </w:t>
+              <w:t xml:space="preserve">Confirm Booking</w:t>
+            </w:r>
+            <w:r>
+              <w:rPr>
+                <w:sz w:val="16"/>
+                <w:szCs w:val="16"/>
+              </w:rPr>
+              <w:t xml:space="preserve">. The browser stops the form first.</w:t>
+            </w:r>
+          </w:p>
+          <w:p>
+            <w:pPr>
+              <w:jc w:val="left"/>
+            </w:pPr>
+            <w:r>
+              <w:rPr>
+                <w:sz w:val="16"/>
+                <w:szCs w:val="16"/>
+              </w:rPr>
+              <w:t xml:space="preserve">4. Switch off the browser check (the test does this with a script; the app code stays the same) and send the form again, so the server check is tested too.</w:t>
+            </w:r>
+          </w:p>
+        </w:tc>
+        <w:tc>
+          <w:tcPr>
+            <w:tcW w:type="dxa" w:w="1100"/>
+            <w:tcBorders>
+              <w:top w:val="single" w:color="999999" w:sz="4"/>
+              <w:left w:val="single" w:color="999999" w:sz="4"/>
+              <w:bottom w:val="single" w:color="999999" w:sz="4"/>
+              <w:right w:val="single" w:color="999999" w:sz="4"/>
+            </w:tcBorders>
+            <w:tcMar>
+              <w:top w:type="dxa" w:w="60"/>
+              <w:left w:type="dxa" w:w="90"/>
+              <w:bottom w:type="dxa" w:w="60"/>
+              <w:right w:type="dxa" w:w="90"/>
+            </w:tcMar>
+          </w:tcPr>
+          <w:p>
+            <w:pPr>
+              <w:jc w:val="left"/>
+            </w:pPr>
+            <w:r>
+              <w:rPr>
+                <w:sz w:val="16"/>
+                <w:szCs w:val="16"/>
+              </w:rPr>
+              <w:t xml:space="preserve">Range check (date): dates before today must be refused, by the browser and by the server</w:t>
+            </w:r>
+          </w:p>
+        </w:tc>
+        <w:tc>
+          <w:tcPr>
+            <w:tcW w:type="dxa" w:w="1900"/>
+            <w:tcBorders>
+              <w:top w:val="single" w:color="999999" w:sz="4"/>
+              <w:left w:val="single" w:color="999999" w:sz="4"/>
+              <w:bottom w:val="single" w:color="999999" w:sz="4"/>
+              <w:right w:val="single" w:color="999999" w:sz="4"/>
+            </w:tcBorders>
+            <w:tcMar>
+              <w:top w:type="dxa" w:w="60"/>
+              <w:left w:type="dxa" w:w="90"/>
+              <w:bottom w:type="dxa" w:w="60"/>
+              <w:right w:type="dxa" w:w="90"/>
+            </w:tcMar>
+          </w:tcPr>
+          <w:p>
+            <w:pPr>
+              <w:jc w:val="left"/>
+            </w:pPr>
+            <w:r>
+              <w:rPr>
+                <w:sz w:val="16"/>
+                <w:szCs w:val="16"/>
+              </w:rPr>
+              <w:t xml:space="preserve">Invalid: date </w:t>
             </w:r>
             <w:r>
               <w:rPr>
@@ -1619,7 +1727,126 @@
                 <w:sz w:val="15"/>
                 <w:szCs w:val="15"/>
               </w:rPr>
-              <w:t xml:space="preserve">evidence/TC04_live_estimate.png</w:t>
+              <w:t xml:space="preserve">2026-10-07</w:t>
+            </w:r>
+            <w:r>
+              <w:rPr>
+                <w:sz w:val="16"/>
+                <w:szCs w:val="16"/>
+              </w:rPr>
+              <w:t xml:space="preserve"> (one day before the earliest allowed date)</w:t>
+            </w:r>
+          </w:p>
+        </w:tc>
+        <w:tc>
+          <w:tcPr>
+            <w:tcW w:type="dxa" w:w="1700"/>
+            <w:tcBorders>
+              <w:top w:val="single" w:color="999999" w:sz="4"/>
+              <w:left w:val="single" w:color="999999" w:sz="4"/>
+              <w:bottom w:val="single" w:color="999999" w:sz="4"/>
+              <w:right w:val="single" w:color="999999" w:sz="4"/>
+            </w:tcBorders>
+            <w:tcMar>
+              <w:top w:type="dxa" w:w="60"/>
+              <w:left w:type="dxa" w:w="90"/>
+              <w:bottom w:type="dxa" w:w="60"/>
+              <w:right w:type="dxa" w:w="90"/>
+            </w:tcMar>
+          </w:tcPr>
+          <w:p>
+            <w:pPr>
+              <w:jc w:val="left"/>
+            </w:pPr>
+            <w:r>
+              <w:rPr>
+                <w:sz w:val="16"/>
+                <w:szCs w:val="16"/>
+              </w:rPr>
+              <w:t xml:space="preserve">The app refuses the booking with “Please select a future date.” and saves no order.</w:t>
+            </w:r>
+          </w:p>
+        </w:tc>
+        <w:tc>
+          <w:tcPr>
+            <w:tcW w:type="dxa" w:w="5400"/>
+            <w:tcBorders>
+              <w:top w:val="single" w:color="999999" w:sz="4"/>
+              <w:left w:val="single" w:color="999999" w:sz="4"/>
+              <w:bottom w:val="single" w:color="999999" w:sz="4"/>
+              <w:right w:val="single" w:color="999999" w:sz="4"/>
+            </w:tcBorders>
+            <w:tcMar>
+              <w:top w:type="dxa" w:w="60"/>
+              <w:left w:type="dxa" w:w="90"/>
+              <w:bottom w:type="dxa" w:w="60"/>
+              <w:right w:type="dxa" w:w="90"/>
+            </w:tcMar>
+          </w:tcPr>
+          <w:p>
+            <w:pPr>
+              <w:jc w:val="left"/>
+            </w:pPr>
+            <w:r>
+              <w:rPr>
+                <w:sz w:val="16"/>
+                <w:szCs w:val="16"/>
+              </w:rPr>
+              <w:t xml:space="preserve">The browser showed the warning “Value must be 08.10.2026 or later.” (</w:t>
+            </w:r>
+            <w:r>
+              <w:rPr>
+                <w:rFonts w:ascii="Consolas" w:cs="Consolas" w:eastAsia="Consolas" w:hAnsi="Consolas"/>
+                <w:sz w:val="15"/>
+                <w:szCs w:val="15"/>
+              </w:rPr>
+              <w:t xml:space="preserve">evidence/TC04_client_validation.png</w:t>
+            </w:r>
+            <w:r>
+              <w:rPr>
+                <w:sz w:val="16"/>
+                <w:szCs w:val="16"/>
+              </w:rPr>
+              <w:t xml:space="preserve">). With the browser check off, the server showed “Please select a future date.” and no Order Summary. No order was saved. </w:t>
+            </w:r>
+            <w:r>
+              <w:rPr>
+                <w:b/>
+                <w:bCs/>
+                <w:sz w:val="16"/>
+                <w:szCs w:val="16"/>
+              </w:rPr>
+              <w:t xml:space="preserve">PASS.</w:t>
+            </w:r>
+            <w:r>
+              <w:rPr>
+                <w:sz w:val="16"/>
+                <w:szCs w:val="16"/>
+              </w:rPr>
+              <w:t xml:space="preserve"> Evidence: </w:t>
+            </w:r>
+            <w:r>
+              <w:rPr>
+                <w:rFonts w:ascii="Consolas" w:cs="Consolas" w:eastAsia="Consolas" w:hAnsi="Consolas"/>
+                <w:sz w:val="15"/>
+                <w:szCs w:val="15"/>
+              </w:rPr>
+              <w:t xml:space="preserve">evidence/TC04_past_date_rejected.png</w:t>
+            </w:r>
+            <w:r>
+              <w:rPr>
+                <w:sz w:val="16"/>
+                <w:szCs w:val="16"/>
+              </w:rPr>
+              <w:t xml:space="preserve">, </w:t>
+            </w:r>
+            <w:r>
+              <w:rPr>
+                <w:rFonts w:ascii="Consolas" w:cs="Consolas" w:eastAsia="Consolas" w:hAnsi="Consolas"/>
+                <w:sz w:val="15"/>
+                <w:szCs w:val="15"/>
+              </w:rPr>
+              <w:t xml:space="preserve">evidence/TC04_client_validation.png</w:t>
             </w:r>
           </w:p>
           <w:p>
@@ -1631,7 +1858,7 @@
                 <wp:inline distT="0" distB="0" distL="0" distR="0">
                   <wp:extent cx="3333750" cy="1981200"/>
                   <wp:effectExtent t="0" r="0" b="0" l="0"/>
-                  <wp:docPr id="4" name="TC04_live_estimate.png" descr="Evidence screenshot TC04_live_estimate.png" title="TC04_live_estimate.png"/>
+                  <wp:docPr id="4" name="TC04_client_validation.png" descr="Evidence screenshot TC04_client_validation.png" title="TC04_client_validation.png"/>
                   <wp:cNvGraphicFramePr>
                     <a:graphicFrameLocks xmlns:a="http://schemas.openxmlformats.org/drawingml/2006/main" noChangeAspect="1"/>
                   </wp:cNvGraphicFramePr>
@@ -1667,365 +1894,6 @@
               </w:drawing>
             </w:r>
           </w:p>
-        </w:tc>
-      </w:tr>
-      <w:tr>
-        <w:trPr>
-          <w:cantSplit/>
-        </w:trPr>
-        <w:tc>
-          <w:tcPr>
-            <w:tcW w:type="dxa" w:w="400"/>
-            <w:tcBorders>
-              <w:top w:val="single" w:color="999999" w:sz="4"/>
-              <w:left w:val="single" w:color="999999" w:sz="4"/>
-              <w:bottom w:val="single" w:color="999999" w:sz="4"/>
-              <w:right w:val="single" w:color="999999" w:sz="4"/>
-            </w:tcBorders>
-            <w:tcMar>
-              <w:top w:type="dxa" w:w="60"/>
-              <w:left w:type="dxa" w:w="90"/>
-              <w:bottom w:type="dxa" w:w="60"/>
-              <w:right w:type="dxa" w:w="90"/>
-            </w:tcMar>
-          </w:tcPr>
-          <w:p>
-            <w:pPr>
-              <w:jc w:val="center"/>
-            </w:pPr>
-            <w:r>
-              <w:rPr>
-                <w:sz w:val="16"/>
-                <w:szCs w:val="16"/>
-              </w:rPr>
-              <w:t xml:space="preserve">5</w:t>
-            </w:r>
-          </w:p>
-        </w:tc>
-        <w:tc>
-          <w:tcPr>
-            <w:tcW w:type="dxa" w:w="1300"/>
-            <w:tcBorders>
-              <w:top w:val="single" w:color="999999" w:sz="4"/>
-              <w:left w:val="single" w:color="999999" w:sz="4"/>
-              <w:bottom w:val="single" w:color="999999" w:sz="4"/>
-              <w:right w:val="single" w:color="999999" w:sz="4"/>
-            </w:tcBorders>
-            <w:tcMar>
-              <w:top w:type="dxa" w:w="60"/>
-              <w:left w:type="dxa" w:w="90"/>
-              <w:bottom w:type="dxa" w:w="60"/>
-              <w:right w:type="dxa" w:w="90"/>
-            </w:tcMar>
-          </w:tcPr>
-          <w:p>
-            <w:pPr>
-              <w:jc w:val="left"/>
-            </w:pPr>
-            <w:r>
-              <w:rPr>
-                <w:sz w:val="16"/>
-                <w:szCs w:val="16"/>
-              </w:rPr>
-              <w:t xml:space="preserve">Check that a customer can book a service for a future date.</w:t>
-            </w:r>
-          </w:p>
-        </w:tc>
-        <w:tc>
-          <w:tcPr>
-            <w:tcW w:type="dxa" w:w="2600"/>
-            <w:tcBorders>
-              <w:top w:val="single" w:color="999999" w:sz="4"/>
-              <w:left w:val="single" w:color="999999" w:sz="4"/>
-              <w:bottom w:val="single" w:color="999999" w:sz="4"/>
-              <w:right w:val="single" w:color="999999" w:sz="4"/>
-            </w:tcBorders>
-            <w:tcMar>
-              <w:top w:type="dxa" w:w="60"/>
-              <w:left w:type="dxa" w:w="90"/>
-              <w:bottom w:type="dxa" w:w="60"/>
-              <w:right w:type="dxa" w:w="90"/>
-            </w:tcMar>
-          </w:tcPr>
-          <w:p>
-            <w:pPr>
-              <w:jc w:val="left"/>
-            </w:pPr>
-            <w:r>
-              <w:rPr>
-                <w:sz w:val="16"/>
-                <w:szCs w:val="16"/>
-              </w:rPr>
-              <w:t xml:space="preserve">1. Open </w:t>
-            </w:r>
-            <w:r>
-              <w:rPr>
-                <w:rFonts w:ascii="Consolas" w:cs="Consolas" w:eastAsia="Consolas" w:hAnsi="Consolas"/>
-                <w:sz w:val="15"/>
-                <w:szCs w:val="15"/>
-              </w:rPr>
-              <w:t xml:space="preserve">/order.php</w:t>
-            </w:r>
-            <w:r>
-              <w:rPr>
-                <w:sz w:val="16"/>
-                <w:szCs w:val="16"/>
-              </w:rPr>
-              <w:t xml:space="preserve">.</w:t>
-            </w:r>
-          </w:p>
-          <w:p>
-            <w:pPr>
-              <w:jc w:val="left"/>
-            </w:pPr>
-            <w:r>
-              <w:rPr>
-                <w:sz w:val="16"/>
-                <w:szCs w:val="16"/>
-              </w:rPr>
-              <w:t xml:space="preserve">2. Enter name </w:t>
-            </w:r>
-            <w:r>
-              <w:rPr>
-                <w:rFonts w:ascii="Consolas" w:cs="Consolas" w:eastAsia="Consolas" w:hAnsi="Consolas"/>
-                <w:sz w:val="15"/>
-                <w:szCs w:val="15"/>
-              </w:rPr>
-              <w:t xml:space="preserve">Aliya Normal</w:t>
-            </w:r>
-            <w:r>
-              <w:rPr>
-                <w:sz w:val="16"/>
-                <w:szCs w:val="16"/>
-              </w:rPr>
-              <w:t xml:space="preserve">, select Oil Change and mechanic Arman Bekov.</w:t>
-            </w:r>
-          </w:p>
-          <w:p>
-            <w:pPr>
-              <w:jc w:val="left"/>
-            </w:pPr>
-            <w:r>
-              <w:rPr>
-                <w:sz w:val="16"/>
-                <w:szCs w:val="16"/>
-              </w:rPr>
-              <w:t xml:space="preserve">3. Set Preferred Date to tomorrow (</w:t>
-            </w:r>
-            <w:r>
-              <w:rPr>
-                <w:rFonts w:ascii="Consolas" w:cs="Consolas" w:eastAsia="Consolas" w:hAnsi="Consolas"/>
-                <w:sz w:val="15"/>
-                <w:szCs w:val="15"/>
-              </w:rPr>
-              <w:t xml:space="preserve">2026-10-09</w:t>
-            </w:r>
-            <w:r>
-              <w:rPr>
-                <w:sz w:val="16"/>
-                <w:szCs w:val="16"/>
-              </w:rPr>
-              <w:t xml:space="preserve">).</w:t>
-            </w:r>
-          </w:p>
-          <w:p>
-            <w:pPr>
-              <w:jc w:val="left"/>
-            </w:pPr>
-            <w:r>
-              <w:rPr>
-                <w:sz w:val="16"/>
-                <w:szCs w:val="16"/>
-              </w:rPr>
-              <w:t xml:space="preserve">4. Click </w:t>
-            </w:r>
-            <w:r>
-              <w:rPr>
-                <w:b/>
-                <w:bCs/>
-                <w:sz w:val="16"/>
-                <w:szCs w:val="16"/>
-              </w:rPr>
-              <w:t xml:space="preserve">Confirm Booking</w:t>
-            </w:r>
-            <w:r>
-              <w:rPr>
-                <w:sz w:val="16"/>
-                <w:szCs w:val="16"/>
-              </w:rPr>
-              <w:t xml:space="preserve">.</w:t>
-            </w:r>
-          </w:p>
-        </w:tc>
-        <w:tc>
-          <w:tcPr>
-            <w:tcW w:type="dxa" w:w="1100"/>
-            <w:tcBorders>
-              <w:top w:val="single" w:color="999999" w:sz="4"/>
-              <w:left w:val="single" w:color="999999" w:sz="4"/>
-              <w:bottom w:val="single" w:color="999999" w:sz="4"/>
-              <w:right w:val="single" w:color="999999" w:sz="4"/>
-            </w:tcBorders>
-            <w:tcMar>
-              <w:top w:type="dxa" w:w="60"/>
-              <w:left w:type="dxa" w:w="90"/>
-              <w:bottom w:type="dxa" w:w="60"/>
-              <w:right w:type="dxa" w:w="90"/>
-            </w:tcMar>
-          </w:tcPr>
-          <w:p>
-            <w:pPr>
-              <w:jc w:val="left"/>
-            </w:pPr>
-            <w:r>
-              <w:rPr>
-                <w:sz w:val="16"/>
-                <w:szCs w:val="16"/>
-              </w:rPr>
-              <w:t xml:space="preserve">Normal data; black box</w:t>
-            </w:r>
-          </w:p>
-        </w:tc>
-        <w:tc>
-          <w:tcPr>
-            <w:tcW w:type="dxa" w:w="1900"/>
-            <w:tcBorders>
-              <w:top w:val="single" w:color="999999" w:sz="4"/>
-              <w:left w:val="single" w:color="999999" w:sz="4"/>
-              <w:bottom w:val="single" w:color="999999" w:sz="4"/>
-              <w:right w:val="single" w:color="999999" w:sz="4"/>
-            </w:tcBorders>
-            <w:tcMar>
-              <w:top w:type="dxa" w:w="60"/>
-              <w:left w:type="dxa" w:w="90"/>
-              <w:bottom w:type="dxa" w:w="60"/>
-              <w:right w:type="dxa" w:w="90"/>
-            </w:tcMar>
-          </w:tcPr>
-          <w:p>
-            <w:pPr>
-              <w:jc w:val="left"/>
-            </w:pPr>
-            <w:r>
-              <w:rPr>
-                <w:sz w:val="16"/>
-                <w:szCs w:val="16"/>
-              </w:rPr>
-              <w:t xml:space="preserve">Name </w:t>
-            </w:r>
-            <w:r>
-              <w:rPr>
-                <w:rFonts w:ascii="Consolas" w:cs="Consolas" w:eastAsia="Consolas" w:hAnsi="Consolas"/>
-                <w:sz w:val="15"/>
-                <w:szCs w:val="15"/>
-              </w:rPr>
-              <w:t xml:space="preserve">Aliya Normal</w:t>
-            </w:r>
-            <w:r>
-              <w:rPr>
-                <w:sz w:val="16"/>
-                <w:szCs w:val="16"/>
-              </w:rPr>
-              <w:t xml:space="preserve">; service Oil Change ($35.00); mechanic Arman Bekov; date </w:t>
-            </w:r>
-            <w:r>
-              <w:rPr>
-                <w:rFonts w:ascii="Consolas" w:cs="Consolas" w:eastAsia="Consolas" w:hAnsi="Consolas"/>
-                <w:sz w:val="15"/>
-                <w:szCs w:val="15"/>
-              </w:rPr>
-              <w:t xml:space="preserve">2026-10-09</w:t>
-            </w:r>
-            <w:r>
-              <w:rPr>
-                <w:sz w:val="16"/>
-                <w:szCs w:val="16"/>
-              </w:rPr>
-              <w:t xml:space="preserve"> (tomorrow)</w:t>
-            </w:r>
-          </w:p>
-        </w:tc>
-        <w:tc>
-          <w:tcPr>
-            <w:tcW w:type="dxa" w:w="1700"/>
-            <w:tcBorders>
-              <w:top w:val="single" w:color="999999" w:sz="4"/>
-              <w:left w:val="single" w:color="999999" w:sz="4"/>
-              <w:bottom w:val="single" w:color="999999" w:sz="4"/>
-              <w:right w:val="single" w:color="999999" w:sz="4"/>
-            </w:tcBorders>
-            <w:tcMar>
-              <w:top w:type="dxa" w:w="60"/>
-              <w:left w:type="dxa" w:w="90"/>
-              <w:bottom w:type="dxa" w:w="60"/>
-              <w:right w:type="dxa" w:w="90"/>
-            </w:tcMar>
-          </w:tcPr>
-          <w:p>
-            <w:pPr>
-              <w:jc w:val="left"/>
-            </w:pPr>
-            <w:r>
-              <w:rPr>
-                <w:sz w:val="16"/>
-                <w:szCs w:val="16"/>
-              </w:rPr>
-              <w:t xml:space="preserve">The app shows “Your booking is confirmed! Order #9” and an Order Summary with total $44.20.</w:t>
-            </w:r>
-          </w:p>
-        </w:tc>
-        <w:tc>
-          <w:tcPr>
-            <w:tcW w:type="dxa" w:w="5400"/>
-            <w:tcBorders>
-              <w:top w:val="single" w:color="999999" w:sz="4"/>
-              <w:left w:val="single" w:color="999999" w:sz="4"/>
-              <w:bottom w:val="single" w:color="999999" w:sz="4"/>
-              <w:right w:val="single" w:color="999999" w:sz="4"/>
-            </w:tcBorders>
-            <w:tcMar>
-              <w:top w:type="dxa" w:w="60"/>
-              <w:left w:type="dxa" w:w="90"/>
-              <w:bottom w:type="dxa" w:w="60"/>
-              <w:right w:type="dxa" w:w="90"/>
-            </w:tcMar>
-          </w:tcPr>
-          <w:p>
-            <w:pPr>
-              <w:jc w:val="left"/>
-            </w:pPr>
-            <w:r>
-              <w:rPr>
-                <w:sz w:val="16"/>
-                <w:szCs w:val="16"/>
-              </w:rPr>
-              <w:t xml:space="preserve">The alert said “Your booking is confirmed! Order #9”. The Order Summary listed Oil Change $35.00, call-out fee $5.00, VAT $4.20, duration 30 min and Total $44.20. </w:t>
-            </w:r>
-            <w:r>
-              <w:rPr>
-                <w:b/>
-                <w:bCs/>
-                <w:sz w:val="16"/>
-                <w:szCs w:val="16"/>
-              </w:rPr>
-              <w:t xml:space="preserve">PASS.</w:t>
-            </w:r>
-            <w:r>
-              <w:rPr>
-                <w:sz w:val="16"/>
-                <w:szCs w:val="16"/>
-              </w:rPr>
-              <w:t xml:space="preserve"> Evidence: </w:t>
-            </w:r>
-            <w:r>
-              <w:rPr>
-                <w:rFonts w:ascii="Consolas" w:cs="Consolas" w:eastAsia="Consolas" w:hAnsi="Consolas"/>
-                <w:sz w:val="15"/>
-                <w:szCs w:val="15"/>
-              </w:rPr>
-              <w:t xml:space="preserve">evidence/TC05_booking_tomorrow.png</w:t>
-            </w:r>
-          </w:p>
           <w:p>
             <w:pPr>
               <w:spacing w:before="60"/>
@@ -2035,7 +1903,7 @@
                 <wp:inline distT="0" distB="0" distL="0" distR="0">
                   <wp:extent cx="3333750" cy="1905000"/>
                   <wp:effectExtent t="0" r="0" b="0" l="0"/>
-                  <wp:docPr id="5" name="TC05_booking_tomorrow.png" descr="Evidence screenshot TC05_booking_tomorrow.png" title="TC05_booking_tomorrow.png"/>
+                  <wp:docPr id="5" name="TC04_past_date_rejected.png" descr="Evidence screenshot TC04_past_date_rejected.png" title="TC04_past_date_rejected.png"/>
                   <wp:cNvGraphicFramePr>
                     <a:graphicFrameLocks xmlns:a="http://schemas.openxmlformats.org/drawingml/2006/main" noChangeAspect="1"/>
                   </wp:cNvGraphicFramePr>
@@ -2102,7 +1970,7 @@
                 <w:sz w:val="16"/>
                 <w:szCs w:val="16"/>
               </w:rPr>
-              <w:t xml:space="preserve">6</w:t>
+              <w:t xml:space="preserve">5</w:t>
             </w:r>
           </w:p>
         </w:tc>
@@ -2131,7 +1999,7 @@
                 <w:sz w:val="16"/>
                 <w:szCs w:val="16"/>
               </w:rPr>
-              <w:t xml:space="preserve">Check that the earliest allowed date (today) is accepted with the same-day surcharge.</w:t>
+              <w:t xml:space="preserve">Check that a name made only of spaces is refused.</w:t>
             </w:r>
           </w:p>
         </w:tc>
@@ -2187,7 +2055,179 @@
                 <w:sz w:val="16"/>
                 <w:szCs w:val="16"/>
               </w:rPr>
-              <w:t xml:space="preserve">2. Enter name </w:t>
+              <w:t xml:space="preserve">2. Type five spaces in Your Full Name.</w:t>
+            </w:r>
+          </w:p>
+          <w:p>
+            <w:pPr>
+              <w:jc w:val="left"/>
+            </w:pPr>
+            <w:r>
+              <w:rPr>
+                <w:sz w:val="16"/>
+                <w:szCs w:val="16"/>
+              </w:rPr>
+              <w:t xml:space="preserve">3. Select Oil Change, Arman Bekov and tomorrow's date.</w:t>
+            </w:r>
+          </w:p>
+          <w:p>
+            <w:pPr>
+              <w:jc w:val="left"/>
+            </w:pPr>
+            <w:r>
+              <w:rPr>
+                <w:sz w:val="16"/>
+                <w:szCs w:val="16"/>
+              </w:rPr>
+              <w:t xml:space="preserve">4. Click </w:t>
+            </w:r>
+            <w:r>
+              <w:rPr>
+                <w:b/>
+                <w:bCs/>
+                <w:sz w:val="16"/>
+                <w:szCs w:val="16"/>
+              </w:rPr>
+              <w:t xml:space="preserve">Confirm Booking</w:t>
+            </w:r>
+            <w:r>
+              <w:rPr>
+                <w:sz w:val="16"/>
+                <w:szCs w:val="16"/>
+              </w:rPr>
+              <w:t xml:space="preserve">.</w:t>
+            </w:r>
+          </w:p>
+        </w:tc>
+        <w:tc>
+          <w:tcPr>
+            <w:tcW w:type="dxa" w:w="1100"/>
+            <w:tcBorders>
+              <w:top w:val="single" w:color="999999" w:sz="4"/>
+              <w:left w:val="single" w:color="999999" w:sz="4"/>
+              <w:bottom w:val="single" w:color="999999" w:sz="4"/>
+              <w:right w:val="single" w:color="999999" w:sz="4"/>
+            </w:tcBorders>
+            <w:tcMar>
+              <w:top w:type="dxa" w:w="60"/>
+              <w:left w:type="dxa" w:w="90"/>
+              <w:bottom w:type="dxa" w:w="60"/>
+              <w:right w:type="dxa" w:w="90"/>
+            </w:tcMar>
+          </w:tcPr>
+          <w:p>
+            <w:pPr>
+              <w:jc w:val="left"/>
+            </w:pPr>
+            <w:r>
+              <w:rPr>
+                <w:sz w:val="16"/>
+                <w:szCs w:val="16"/>
+              </w:rPr>
+              <w:t xml:space="preserve">Presence check (the name must not be empty)</w:t>
+            </w:r>
+          </w:p>
+        </w:tc>
+        <w:tc>
+          <w:tcPr>
+            <w:tcW w:type="dxa" w:w="1900"/>
+            <w:tcBorders>
+              <w:top w:val="single" w:color="999999" w:sz="4"/>
+              <w:left w:val="single" w:color="999999" w:sz="4"/>
+              <w:bottom w:val="single" w:color="999999" w:sz="4"/>
+              <w:right w:val="single" w:color="999999" w:sz="4"/>
+            </w:tcBorders>
+            <w:tcMar>
+              <w:top w:type="dxa" w:w="60"/>
+              <w:left w:type="dxa" w:w="90"/>
+              <w:bottom w:type="dxa" w:w="60"/>
+              <w:right w:type="dxa" w:w="90"/>
+            </w:tcMar>
+          </w:tcPr>
+          <w:p>
+            <w:pPr>
+              <w:jc w:val="left"/>
+            </w:pPr>
+            <w:r>
+              <w:rPr>
+                <w:sz w:val="16"/>
+                <w:szCs w:val="16"/>
+              </w:rPr>
+              <w:t xml:space="preserve">Invalid: name made of 5 spaces (the browser accepts it because the field is not empty; the server removes the spaces and finds nothing left)</w:t>
+            </w:r>
+          </w:p>
+        </w:tc>
+        <w:tc>
+          <w:tcPr>
+            <w:tcW w:type="dxa" w:w="1700"/>
+            <w:tcBorders>
+              <w:top w:val="single" w:color="999999" w:sz="4"/>
+              <w:left w:val="single" w:color="999999" w:sz="4"/>
+              <w:bottom w:val="single" w:color="999999" w:sz="4"/>
+              <w:right w:val="single" w:color="999999" w:sz="4"/>
+            </w:tcBorders>
+            <w:tcMar>
+              <w:top w:type="dxa" w:w="60"/>
+              <w:left w:type="dxa" w:w="90"/>
+              <w:bottom w:type="dxa" w:w="60"/>
+              <w:right w:type="dxa" w:w="90"/>
+            </w:tcMar>
+          </w:tcPr>
+          <w:p>
+            <w:pPr>
+              <w:jc w:val="left"/>
+            </w:pPr>
+            <w:r>
+              <w:rPr>
+                <w:sz w:val="16"/>
+                <w:szCs w:val="16"/>
+              </w:rPr>
+              <w:t xml:space="preserve">The app refuses the booking with “Please enter your name.”</w:t>
+            </w:r>
+          </w:p>
+        </w:tc>
+        <w:tc>
+          <w:tcPr>
+            <w:tcW w:type="dxa" w:w="5400"/>
+            <w:tcBorders>
+              <w:top w:val="single" w:color="999999" w:sz="4"/>
+              <w:left w:val="single" w:color="999999" w:sz="4"/>
+              <w:bottom w:val="single" w:color="999999" w:sz="4"/>
+              <w:right w:val="single" w:color="999999" w:sz="4"/>
+            </w:tcBorders>
+            <w:tcMar>
+              <w:top w:type="dxa" w:w="60"/>
+              <w:left w:type="dxa" w:w="90"/>
+              <w:bottom w:type="dxa" w:w="60"/>
+              <w:right w:type="dxa" w:w="90"/>
+            </w:tcMar>
+          </w:tcPr>
+          <w:p>
+            <w:pPr>
+              <w:jc w:val="left"/>
+            </w:pPr>
+            <w:r>
+              <w:rPr>
+                <w:sz w:val="16"/>
+                <w:szCs w:val="16"/>
+              </w:rPr>
+              <w:t xml:space="preserve">The page showed “Please enter your name.” and no Order Summary. No order was saved. </w:t>
+            </w:r>
+            <w:r>
+              <w:rPr>
+                <w:b/>
+                <w:bCs/>
+                <w:sz w:val="16"/>
+                <w:szCs w:val="16"/>
+              </w:rPr>
+              <w:t xml:space="preserve">PASS.</w:t>
+            </w:r>
+            <w:r>
+              <w:rPr>
+                <w:sz w:val="16"/>
+                <w:szCs w:val="16"/>
+              </w:rPr>
+              <w:t xml:space="preserve"> Evidence: </w:t>
             </w:r>
             <w:r>
               <w:rPr>
@@ -2195,224 +2235,7 @@
                 <w:sz w:val="15"/>
                 <w:szCs w:val="15"/>
               </w:rPr>
-              <w:t xml:space="preserve">Berik Borderline</w:t>
-            </w:r>
-            <w:r>
-              <w:rPr>
-                <w:sz w:val="16"/>
-                <w:szCs w:val="16"/>
-              </w:rPr>
-              <w:t xml:space="preserve">, select Oil Change and Arman Bekov.</w:t>
-            </w:r>
-          </w:p>
-          <w:p>
-            <w:pPr>
-              <w:jc w:val="left"/>
-            </w:pPr>
-            <w:r>
-              <w:rPr>
-                <w:sz w:val="16"/>
-                <w:szCs w:val="16"/>
-              </w:rPr>
-              <w:t xml:space="preserve">3. Set Preferred Date to today (</w:t>
-            </w:r>
-            <w:r>
-              <w:rPr>
-                <w:rFonts w:ascii="Consolas" w:cs="Consolas" w:eastAsia="Consolas" w:hAnsi="Consolas"/>
-                <w:sz w:val="15"/>
-                <w:szCs w:val="15"/>
-              </w:rPr>
-              <w:t xml:space="preserve">2026-10-08</w:t>
-            </w:r>
-            <w:r>
-              <w:rPr>
-                <w:sz w:val="16"/>
-                <w:szCs w:val="16"/>
-              </w:rPr>
-              <w:t xml:space="preserve">).</w:t>
-            </w:r>
-          </w:p>
-          <w:p>
-            <w:pPr>
-              <w:jc w:val="left"/>
-            </w:pPr>
-            <w:r>
-              <w:rPr>
-                <w:sz w:val="16"/>
-                <w:szCs w:val="16"/>
-              </w:rPr>
-              <w:t xml:space="preserve">4. Click </w:t>
-            </w:r>
-            <w:r>
-              <w:rPr>
-                <w:b/>
-                <w:bCs/>
-                <w:sz w:val="16"/>
-                <w:szCs w:val="16"/>
-              </w:rPr>
-              <w:t xml:space="preserve">Confirm Booking</w:t>
-            </w:r>
-            <w:r>
-              <w:rPr>
-                <w:sz w:val="16"/>
-                <w:szCs w:val="16"/>
-              </w:rPr>
-              <w:t xml:space="preserve">.</w:t>
-            </w:r>
-          </w:p>
-        </w:tc>
-        <w:tc>
-          <w:tcPr>
-            <w:tcW w:type="dxa" w:w="1100"/>
-            <w:tcBorders>
-              <w:top w:val="single" w:color="999999" w:sz="4"/>
-              <w:left w:val="single" w:color="999999" w:sz="4"/>
-              <w:bottom w:val="single" w:color="999999" w:sz="4"/>
-              <w:right w:val="single" w:color="999999" w:sz="4"/>
-            </w:tcBorders>
-            <w:tcMar>
-              <w:top w:type="dxa" w:w="60"/>
-              <w:left w:type="dxa" w:w="90"/>
-              <w:bottom w:type="dxa" w:w="60"/>
-              <w:right w:type="dxa" w:w="90"/>
-            </w:tcMar>
-          </w:tcPr>
-          <w:p>
-            <w:pPr>
-              <w:jc w:val="left"/>
-            </w:pPr>
-            <w:r>
-              <w:rPr>
-                <w:sz w:val="16"/>
-                <w:szCs w:val="16"/>
-              </w:rPr>
-              <w:t xml:space="preserve">Borderline data; black box</w:t>
-            </w:r>
-          </w:p>
-        </w:tc>
-        <w:tc>
-          <w:tcPr>
-            <w:tcW w:type="dxa" w:w="1900"/>
-            <w:tcBorders>
-              <w:top w:val="single" w:color="999999" w:sz="4"/>
-              <w:left w:val="single" w:color="999999" w:sz="4"/>
-              <w:bottom w:val="single" w:color="999999" w:sz="4"/>
-              <w:right w:val="single" w:color="999999" w:sz="4"/>
-            </w:tcBorders>
-            <w:tcMar>
-              <w:top w:type="dxa" w:w="60"/>
-              <w:left w:type="dxa" w:w="90"/>
-              <w:bottom w:type="dxa" w:w="60"/>
-              <w:right w:type="dxa" w:w="90"/>
-            </w:tcMar>
-          </w:tcPr>
-          <w:p>
-            <w:pPr>
-              <w:jc w:val="left"/>
-            </w:pPr>
-            <w:r>
-              <w:rPr>
-                <w:sz w:val="16"/>
-                <w:szCs w:val="16"/>
-              </w:rPr>
-              <w:t xml:space="preserve">Date </w:t>
-            </w:r>
-            <w:r>
-              <w:rPr>
-                <w:rFonts w:ascii="Consolas" w:cs="Consolas" w:eastAsia="Consolas" w:hAnsi="Consolas"/>
-                <w:sz w:val="15"/>
-                <w:szCs w:val="15"/>
-              </w:rPr>
-              <w:t xml:space="preserve">2026-10-08</w:t>
-            </w:r>
-            <w:r>
-              <w:rPr>
-                <w:sz w:val="16"/>
-                <w:szCs w:val="16"/>
-              </w:rPr>
-              <w:t xml:space="preserve"> (today, the first date the form accepts); service Oil Change ($35.00); expected surcharge 20% = $7.00</w:t>
-            </w:r>
-          </w:p>
-        </w:tc>
-        <w:tc>
-          <w:tcPr>
-            <w:tcW w:type="dxa" w:w="1700"/>
-            <w:tcBorders>
-              <w:top w:val="single" w:color="999999" w:sz="4"/>
-              <w:left w:val="single" w:color="999999" w:sz="4"/>
-              <w:bottom w:val="single" w:color="999999" w:sz="4"/>
-              <w:right w:val="single" w:color="999999" w:sz="4"/>
-            </w:tcBorders>
-            <w:tcMar>
-              <w:top w:type="dxa" w:w="60"/>
-              <w:left w:type="dxa" w:w="90"/>
-              <w:bottom w:type="dxa" w:w="60"/>
-              <w:right w:type="dxa" w:w="90"/>
-            </w:tcMar>
-          </w:tcPr>
-          <w:p>
-            <w:pPr>
-              <w:jc w:val="left"/>
-            </w:pPr>
-            <w:r>
-              <w:rPr>
-                <w:sz w:val="16"/>
-                <w:szCs w:val="16"/>
-              </w:rPr>
-              <w:t xml:space="preserve">The app accepts the booking and adds “Same-day surcharge (20%) +$7.00”, so the total is $51.20.</w:t>
-            </w:r>
-          </w:p>
-        </w:tc>
-        <w:tc>
-          <w:tcPr>
-            <w:tcW w:type="dxa" w:w="5400"/>
-            <w:tcBorders>
-              <w:top w:val="single" w:color="999999" w:sz="4"/>
-              <w:left w:val="single" w:color="999999" w:sz="4"/>
-              <w:bottom w:val="single" w:color="999999" w:sz="4"/>
-              <w:right w:val="single" w:color="999999" w:sz="4"/>
-            </w:tcBorders>
-            <w:tcMar>
-              <w:top w:type="dxa" w:w="60"/>
-              <w:left w:type="dxa" w:w="90"/>
-              <w:bottom w:type="dxa" w:w="60"/>
-              <w:right w:type="dxa" w:w="90"/>
-            </w:tcMar>
-          </w:tcPr>
-          <w:p>
-            <w:pPr>
-              <w:jc w:val="left"/>
-            </w:pPr>
-            <w:r>
-              <w:rPr>
-                <w:sz w:val="16"/>
-                <w:szCs w:val="16"/>
-              </w:rPr>
-              <w:t xml:space="preserve">The alert said “Your booking is confirmed! Order #10”. The summary showed Same-day surcharge (20%) +$7.00 and Total $51.20. </w:t>
-            </w:r>
-            <w:r>
-              <w:rPr>
-                <w:b/>
-                <w:bCs/>
-                <w:sz w:val="16"/>
-                <w:szCs w:val="16"/>
-              </w:rPr>
-              <w:t xml:space="preserve">PASS.</w:t>
-            </w:r>
-            <w:r>
-              <w:rPr>
-                <w:sz w:val="16"/>
-                <w:szCs w:val="16"/>
-              </w:rPr>
-              <w:t xml:space="preserve"> Evidence: </w:t>
-            </w:r>
-            <w:r>
-              <w:rPr>
-                <w:rFonts w:ascii="Consolas" w:cs="Consolas" w:eastAsia="Consolas" w:hAnsi="Consolas"/>
-                <w:sz w:val="15"/>
-                <w:szCs w:val="15"/>
-              </w:rPr>
-              <w:t xml:space="preserve">evidence/TC06_booking_today.png</w:t>
+              <w:t xml:space="preserve">evidence/TC05_blank_name.png</w:t>
             </w:r>
           </w:p>
           <w:p>
@@ -2424,7 +2247,7 @@
                 <wp:inline distT="0" distB="0" distL="0" distR="0">
                   <wp:extent cx="3333750" cy="1905000"/>
                   <wp:effectExtent t="0" r="0" b="0" l="0"/>
-                  <wp:docPr id="6" name="TC06_booking_today.png" descr="Evidence screenshot TC06_booking_today.png" title="TC06_booking_today.png"/>
+                  <wp:docPr id="6" name="TC05_blank_name.png" descr="Evidence screenshot TC05_blank_name.png" title="TC05_blank_name.png"/>
                   <wp:cNvGraphicFramePr>
                     <a:graphicFrameLocks xmlns:a="http://schemas.openxmlformats.org/drawingml/2006/main" noChangeAspect="1"/>
                   </wp:cNvGraphicFramePr>
@@ -2491,7 +2314,7 @@
                 <w:sz w:val="16"/>
                 <w:szCs w:val="16"/>
               </w:rPr>
-              <w:t xml:space="preserve">7</w:t>
+              <w:t xml:space="preserve">6</w:t>
             </w:r>
           </w:p>
         </w:tc>
@@ -2520,7 +2343,7 @@
                 <w:sz w:val="16"/>
                 <w:szCs w:val="16"/>
               </w:rPr>
-              <w:t xml:space="preserve">Check that the app rejects a booking date in the past.</w:t>
+              <w:t xml:space="preserve">Check that the longest name the database can store is accepted.</w:t>
             </w:r>
           </w:p>
         </w:tc>
@@ -2576,7 +2399,7 @@
                 <w:sz w:val="16"/>
                 <w:szCs w:val="16"/>
               </w:rPr>
-              <w:t xml:space="preserve">2. Enter name </w:t>
+              <w:t xml:space="preserve">2. Enter a name of 100 letters </w:t>
             </w:r>
             <w:r>
               <w:rPr>
@@ -2584,26 +2407,112 @@
                 <w:sz w:val="15"/>
                 <w:szCs w:val="15"/>
               </w:rPr>
-              <w:t xml:space="preserve">Ivan Invalid</w:t>
-            </w:r>
-            <w:r>
-              <w:rPr>
-                <w:sz w:val="16"/>
-                <w:szCs w:val="16"/>
-              </w:rPr>
-              <w:t xml:space="preserve">, select Oil Change and Arman Bekov.</w:t>
-            </w:r>
-          </w:p>
-          <w:p>
-            <w:pPr>
-              <w:jc w:val="left"/>
-            </w:pPr>
-            <w:r>
-              <w:rPr>
-                <w:sz w:val="16"/>
-                <w:szCs w:val="16"/>
-              </w:rPr>
-              <w:t xml:space="preserve">3. Set Preferred Date to yesterday (</w:t>
+              <w:t xml:space="preserve">A</w:t>
+            </w:r>
+            <w:r>
+              <w:rPr>
+                <w:sz w:val="16"/>
+                <w:szCs w:val="16"/>
+              </w:rPr>
+              <w:t xml:space="preserve">.</w:t>
+            </w:r>
+          </w:p>
+          <w:p>
+            <w:pPr>
+              <w:jc w:val="left"/>
+            </w:pPr>
+            <w:r>
+              <w:rPr>
+                <w:sz w:val="16"/>
+                <w:szCs w:val="16"/>
+              </w:rPr>
+              <w:t xml:space="preserve">3. Select Oil Change, Arman Bekov and tomorrow's date.</w:t>
+            </w:r>
+          </w:p>
+          <w:p>
+            <w:pPr>
+              <w:jc w:val="left"/>
+            </w:pPr>
+            <w:r>
+              <w:rPr>
+                <w:sz w:val="16"/>
+                <w:szCs w:val="16"/>
+              </w:rPr>
+              <w:t xml:space="preserve">4. Click </w:t>
+            </w:r>
+            <w:r>
+              <w:rPr>
+                <w:b/>
+                <w:bCs/>
+                <w:sz w:val="16"/>
+                <w:szCs w:val="16"/>
+              </w:rPr>
+              <w:t xml:space="preserve">Confirm Booking</w:t>
+            </w:r>
+            <w:r>
+              <w:rPr>
+                <w:sz w:val="16"/>
+                <w:szCs w:val="16"/>
+              </w:rPr>
+              <w:t xml:space="preserve">.</w:t>
+            </w:r>
+          </w:p>
+        </w:tc>
+        <w:tc>
+          <w:tcPr>
+            <w:tcW w:type="dxa" w:w="1100"/>
+            <w:tcBorders>
+              <w:top w:val="single" w:color="999999" w:sz="4"/>
+              <w:left w:val="single" w:color="999999" w:sz="4"/>
+              <w:bottom w:val="single" w:color="999999" w:sz="4"/>
+              <w:right w:val="single" w:color="999999" w:sz="4"/>
+            </w:tcBorders>
+            <w:tcMar>
+              <w:top w:type="dxa" w:w="60"/>
+              <w:left w:type="dxa" w:w="90"/>
+              <w:bottom w:type="dxa" w:w="60"/>
+              <w:right w:type="dxa" w:w="90"/>
+            </w:tcMar>
+          </w:tcPr>
+          <w:p>
+            <w:pPr>
+              <w:jc w:val="left"/>
+            </w:pPr>
+            <w:r>
+              <w:rPr>
+                <w:sz w:val="16"/>
+                <w:szCs w:val="16"/>
+              </w:rPr>
+              <w:t xml:space="preserve">Length check (maximum 100 characters)</w:t>
+            </w:r>
+          </w:p>
+        </w:tc>
+        <w:tc>
+          <w:tcPr>
+            <w:tcW w:type="dxa" w:w="1900"/>
+            <w:tcBorders>
+              <w:top w:val="single" w:color="999999" w:sz="4"/>
+              <w:left w:val="single" w:color="999999" w:sz="4"/>
+              <w:bottom w:val="single" w:color="999999" w:sz="4"/>
+              <w:right w:val="single" w:color="999999" w:sz="4"/>
+            </w:tcBorders>
+            <w:tcMar>
+              <w:top w:type="dxa" w:w="60"/>
+              <w:left w:type="dxa" w:w="90"/>
+              <w:bottom w:type="dxa" w:w="60"/>
+              <w:right w:type="dxa" w:w="90"/>
+            </w:tcMar>
+          </w:tcPr>
+          <w:p>
+            <w:pPr>
+              <w:jc w:val="left"/>
+            </w:pPr>
+            <w:r>
+              <w:rPr>
+                <w:sz w:val="16"/>
+                <w:szCs w:val="16"/>
+              </w:rPr>
+              <w:t xml:space="preserve">Borderline: name </w:t>
             </w:r>
             <w:r>
               <w:rPr>
@@ -2611,14 +2520,72 @@
                 <w:sz w:val="15"/>
                 <w:szCs w:val="15"/>
               </w:rPr>
-              <w:t xml:space="preserve">2026-10-07</w:t>
-            </w:r>
-            <w:r>
-              <w:rPr>
-                <w:sz w:val="16"/>
-                <w:szCs w:val="16"/>
-              </w:rPr>
-              <w:t xml:space="preserve">) and click </w:t>
+              <w:t xml:space="preserve">AAAA…A</w:t>
+            </w:r>
+            <w:r>
+              <w:rPr>
+                <w:sz w:val="16"/>
+                <w:szCs w:val="16"/>
+              </w:rPr>
+              <w:t xml:space="preserve"> (100 characters, the most the database can store)</w:t>
+            </w:r>
+          </w:p>
+        </w:tc>
+        <w:tc>
+          <w:tcPr>
+            <w:tcW w:type="dxa" w:w="1700"/>
+            <w:tcBorders>
+              <w:top w:val="single" w:color="999999" w:sz="4"/>
+              <w:left w:val="single" w:color="999999" w:sz="4"/>
+              <w:bottom w:val="single" w:color="999999" w:sz="4"/>
+              <w:right w:val="single" w:color="999999" w:sz="4"/>
+            </w:tcBorders>
+            <w:tcMar>
+              <w:top w:type="dxa" w:w="60"/>
+              <w:left w:type="dxa" w:w="90"/>
+              <w:bottom w:type="dxa" w:w="60"/>
+              <w:right w:type="dxa" w:w="90"/>
+            </w:tcMar>
+          </w:tcPr>
+          <w:p>
+            <w:pPr>
+              <w:jc w:val="left"/>
+            </w:pPr>
+            <w:r>
+              <w:rPr>
+                <w:sz w:val="16"/>
+                <w:szCs w:val="16"/>
+              </w:rPr>
+              <w:t xml:space="preserve">The app accepts the booking and shows a confirmation with total $44.20.</w:t>
+            </w:r>
+          </w:p>
+        </w:tc>
+        <w:tc>
+          <w:tcPr>
+            <w:tcW w:type="dxa" w:w="5400"/>
+            <w:tcBorders>
+              <w:top w:val="single" w:color="999999" w:sz="4"/>
+              <w:left w:val="single" w:color="999999" w:sz="4"/>
+              <w:bottom w:val="single" w:color="999999" w:sz="4"/>
+              <w:right w:val="single" w:color="999999" w:sz="4"/>
+            </w:tcBorders>
+            <w:tcMar>
+              <w:top w:type="dxa" w:w="60"/>
+              <w:left w:type="dxa" w:w="90"/>
+              <w:bottom w:type="dxa" w:w="60"/>
+              <w:right w:type="dxa" w:w="90"/>
+            </w:tcMar>
+          </w:tcPr>
+          <w:p>
+            <w:pPr>
+              <w:jc w:val="left"/>
+            </w:pPr>
+            <w:r>
+              <w:rPr>
+                <w:sz w:val="16"/>
+                <w:szCs w:val="16"/>
+              </w:rPr>
+              <w:t xml:space="preserve">The alert said “Your booking is confirmed! Order #11” with Total $44.20. </w:t>
             </w:r>
             <w:r>
               <w:rPr>
@@ -2627,84 +2594,14 @@
                 <w:sz w:val="16"/>
                 <w:szCs w:val="16"/>
               </w:rPr>
-              <w:t xml:space="preserve">Confirm Booking</w:t>
-            </w:r>
-            <w:r>
-              <w:rPr>
-                <w:sz w:val="16"/>
-                <w:szCs w:val="16"/>
-              </w:rPr>
-              <w:t xml:space="preserve">. The browser stops the form first.</w:t>
-            </w:r>
-          </w:p>
-          <w:p>
-            <w:pPr>
-              <w:jc w:val="left"/>
-            </w:pPr>
-            <w:r>
-              <w:rPr>
-                <w:sz w:val="16"/>
-                <w:szCs w:val="16"/>
-              </w:rPr>
-              <w:t xml:space="preserve">4. Switch off the browser check (the test does this with a script; the app code stays the same) and send the form again, so the server check is tested too.</w:t>
-            </w:r>
-          </w:p>
-        </w:tc>
-        <w:tc>
-          <w:tcPr>
-            <w:tcW w:type="dxa" w:w="1100"/>
-            <w:tcBorders>
-              <w:top w:val="single" w:color="999999" w:sz="4"/>
-              <w:left w:val="single" w:color="999999" w:sz="4"/>
-              <w:bottom w:val="single" w:color="999999" w:sz="4"/>
-              <w:right w:val="single" w:color="999999" w:sz="4"/>
-            </w:tcBorders>
-            <w:tcMar>
-              <w:top w:type="dxa" w:w="60"/>
-              <w:left w:type="dxa" w:w="90"/>
-              <w:bottom w:type="dxa" w:w="60"/>
-              <w:right w:type="dxa" w:w="90"/>
-            </w:tcMar>
-          </w:tcPr>
-          <w:p>
-            <w:pPr>
-              <w:jc w:val="left"/>
-            </w:pPr>
-            <w:r>
-              <w:rPr>
-                <w:sz w:val="16"/>
-                <w:szCs w:val="16"/>
-              </w:rPr>
-              <w:t xml:space="preserve">Invalid data; black box</w:t>
-            </w:r>
-          </w:p>
-        </w:tc>
-        <w:tc>
-          <w:tcPr>
-            <w:tcW w:type="dxa" w:w="1900"/>
-            <w:tcBorders>
-              <w:top w:val="single" w:color="999999" w:sz="4"/>
-              <w:left w:val="single" w:color="999999" w:sz="4"/>
-              <w:bottom w:val="single" w:color="999999" w:sz="4"/>
-              <w:right w:val="single" w:color="999999" w:sz="4"/>
-            </w:tcBorders>
-            <w:tcMar>
-              <w:top w:type="dxa" w:w="60"/>
-              <w:left w:type="dxa" w:w="90"/>
-              <w:bottom w:type="dxa" w:w="60"/>
-              <w:right w:type="dxa" w:w="90"/>
-            </w:tcMar>
-          </w:tcPr>
-          <w:p>
-            <w:pPr>
-              <w:jc w:val="left"/>
-            </w:pPr>
-            <w:r>
-              <w:rPr>
-                <w:sz w:val="16"/>
-                <w:szCs w:val="16"/>
-              </w:rPr>
-              <w:t xml:space="preserve">Date </w:t>
+              <w:t xml:space="preserve">PASS.</w:t>
+            </w:r>
+            <w:r>
+              <w:rPr>
+                <w:sz w:val="16"/>
+                <w:szCs w:val="16"/>
+              </w:rPr>
+              <w:t xml:space="preserve"> Evidence: </w:t>
             </w:r>
             <w:r>
               <w:rPr>
@@ -2712,126 +2609,7 @@
                 <w:sz w:val="15"/>
                 <w:szCs w:val="15"/>
               </w:rPr>
-              <w:t xml:space="preserve">2026-10-07</w:t>
-            </w:r>
-            <w:r>
-              <w:rPr>
-                <w:sz w:val="16"/>
-                <w:szCs w:val="16"/>
-              </w:rPr>
-              <w:t xml:space="preserve"> (one day before the earliest allowed date)</w:t>
-            </w:r>
-          </w:p>
-        </w:tc>
-        <w:tc>
-          <w:tcPr>
-            <w:tcW w:type="dxa" w:w="1700"/>
-            <w:tcBorders>
-              <w:top w:val="single" w:color="999999" w:sz="4"/>
-              <w:left w:val="single" w:color="999999" w:sz="4"/>
-              <w:bottom w:val="single" w:color="999999" w:sz="4"/>
-              <w:right w:val="single" w:color="999999" w:sz="4"/>
-            </w:tcBorders>
-            <w:tcMar>
-              <w:top w:type="dxa" w:w="60"/>
-              <w:left w:type="dxa" w:w="90"/>
-              <w:bottom w:type="dxa" w:w="60"/>
-              <w:right w:type="dxa" w:w="90"/>
-            </w:tcMar>
-          </w:tcPr>
-          <w:p>
-            <w:pPr>
-              <w:jc w:val="left"/>
-            </w:pPr>
-            <w:r>
-              <w:rPr>
-                <w:sz w:val="16"/>
-                <w:szCs w:val="16"/>
-              </w:rPr>
-              <w:t xml:space="preserve">The app rejects the booking with “Please select a future date.” and saves no order.</w:t>
-            </w:r>
-          </w:p>
-        </w:tc>
-        <w:tc>
-          <w:tcPr>
-            <w:tcW w:type="dxa" w:w="5400"/>
-            <w:tcBorders>
-              <w:top w:val="single" w:color="999999" w:sz="4"/>
-              <w:left w:val="single" w:color="999999" w:sz="4"/>
-              <w:bottom w:val="single" w:color="999999" w:sz="4"/>
-              <w:right w:val="single" w:color="999999" w:sz="4"/>
-            </w:tcBorders>
-            <w:tcMar>
-              <w:top w:type="dxa" w:w="60"/>
-              <w:left w:type="dxa" w:w="90"/>
-              <w:bottom w:type="dxa" w:w="60"/>
-              <w:right w:type="dxa" w:w="90"/>
-            </w:tcMar>
-          </w:tcPr>
-          <w:p>
-            <w:pPr>
-              <w:jc w:val="left"/>
-            </w:pPr>
-            <w:r>
-              <w:rPr>
-                <w:sz w:val="16"/>
-                <w:szCs w:val="16"/>
-              </w:rPr>
-              <w:t xml:space="preserve">The browser showed the warning “Value must be 08.10.2026 or later.” (</w:t>
-            </w:r>
-            <w:r>
-              <w:rPr>
-                <w:rFonts w:ascii="Consolas" w:cs="Consolas" w:eastAsia="Consolas" w:hAnsi="Consolas"/>
-                <w:sz w:val="15"/>
-                <w:szCs w:val="15"/>
-              </w:rPr>
-              <w:t xml:space="preserve">evidence/TC07_client_validation.png</w:t>
-            </w:r>
-            <w:r>
-              <w:rPr>
-                <w:sz w:val="16"/>
-                <w:szCs w:val="16"/>
-              </w:rPr>
-              <w:t xml:space="preserve">). With the browser check off, the server showed “Please select a future date.” and no Order Summary. No order was saved. </w:t>
-            </w:r>
-            <w:r>
-              <w:rPr>
-                <w:b/>
-                <w:bCs/>
-                <w:sz w:val="16"/>
-                <w:szCs w:val="16"/>
-              </w:rPr>
-              <w:t xml:space="preserve">PASS.</w:t>
-            </w:r>
-            <w:r>
-              <w:rPr>
-                <w:sz w:val="16"/>
-                <w:szCs w:val="16"/>
-              </w:rPr>
-              <w:t xml:space="preserve"> Evidence: </w:t>
-            </w:r>
-            <w:r>
-              <w:rPr>
-                <w:rFonts w:ascii="Consolas" w:cs="Consolas" w:eastAsia="Consolas" w:hAnsi="Consolas"/>
-                <w:sz w:val="15"/>
-                <w:szCs w:val="15"/>
-              </w:rPr>
-              <w:t xml:space="preserve">evidence/TC07_past_date_rejected.png</w:t>
-            </w:r>
-            <w:r>
-              <w:rPr>
-                <w:sz w:val="16"/>
-                <w:szCs w:val="16"/>
-              </w:rPr>
-              <w:t xml:space="preserve">, </w:t>
-            </w:r>
-            <w:r>
-              <w:rPr>
-                <w:rFonts w:ascii="Consolas" w:cs="Consolas" w:eastAsia="Consolas" w:hAnsi="Consolas"/>
-                <w:sz w:val="15"/>
-                <w:szCs w:val="15"/>
-              </w:rPr>
-              <w:t xml:space="preserve">evidence/TC07_client_validation.png</w:t>
+              <w:t xml:space="preserve">evidence/TC06_name_100.png</w:t>
             </w:r>
           </w:p>
           <w:p>
@@ -2841,9 +2619,9 @@
             <w:r>
               <w:drawing>
                 <wp:inline distT="0" distB="0" distL="0" distR="0">
-                  <wp:extent cx="3333750" cy="1981200"/>
+                  <wp:extent cx="3333750" cy="1905000"/>
                   <wp:effectExtent t="0" r="0" b="0" l="0"/>
-                  <wp:docPr id="7" name="TC07_client_validation.png" descr="Evidence screenshot TC07_client_validation.png" title="TC07_client_validation.png"/>
+                  <wp:docPr id="7" name="TC06_name_100.png" descr="Evidence screenshot TC06_name_100.png" title="TC06_name_100.png"/>
                   <wp:cNvGraphicFramePr>
                     <a:graphicFrameLocks xmlns:a="http://schemas.openxmlformats.org/drawingml/2006/main" noChangeAspect="1"/>
                   </wp:cNvGraphicFramePr>
@@ -2866,7 +2644,7 @@
                         <pic:spPr bwMode="auto">
                           <a:xfrm>
                             <a:off x="0" y="0"/>
-                            <a:ext cx="3333750" cy="1981200"/>
+                            <a:ext cx="3333750" cy="1905000"/>
                           </a:xfrm>
                           <a:prstGeom prst="rect">
                             <a:avLst/>
@@ -2879,6 +2657,365 @@
               </w:drawing>
             </w:r>
           </w:p>
+        </w:tc>
+      </w:tr>
+      <w:tr>
+        <w:trPr>
+          <w:cantSplit/>
+        </w:trPr>
+        <w:tc>
+          <w:tcPr>
+            <w:tcW w:type="dxa" w:w="400"/>
+            <w:tcBorders>
+              <w:top w:val="single" w:color="999999" w:sz="4"/>
+              <w:left w:val="single" w:color="999999" w:sz="4"/>
+              <w:bottom w:val="single" w:color="999999" w:sz="4"/>
+              <w:right w:val="single" w:color="999999" w:sz="4"/>
+            </w:tcBorders>
+            <w:tcMar>
+              <w:top w:type="dxa" w:w="60"/>
+              <w:left w:type="dxa" w:w="90"/>
+              <w:bottom w:type="dxa" w:w="60"/>
+              <w:right w:type="dxa" w:w="90"/>
+            </w:tcMar>
+          </w:tcPr>
+          <w:p>
+            <w:pPr>
+              <w:jc w:val="center"/>
+            </w:pPr>
+            <w:r>
+              <w:rPr>
+                <w:sz w:val="16"/>
+                <w:szCs w:val="16"/>
+              </w:rPr>
+              <w:t xml:space="preserve">7</w:t>
+            </w:r>
+          </w:p>
+        </w:tc>
+        <w:tc>
+          <w:tcPr>
+            <w:tcW w:type="dxa" w:w="1300"/>
+            <w:tcBorders>
+              <w:top w:val="single" w:color="999999" w:sz="4"/>
+              <w:left w:val="single" w:color="999999" w:sz="4"/>
+              <w:bottom w:val="single" w:color="999999" w:sz="4"/>
+              <w:right w:val="single" w:color="999999" w:sz="4"/>
+            </w:tcBorders>
+            <w:tcMar>
+              <w:top w:type="dxa" w:w="60"/>
+              <w:left w:type="dxa" w:w="90"/>
+              <w:bottom w:type="dxa" w:w="60"/>
+              <w:right w:type="dxa" w:w="90"/>
+            </w:tcMar>
+          </w:tcPr>
+          <w:p>
+            <w:pPr>
+              <w:jc w:val="left"/>
+            </w:pPr>
+            <w:r>
+              <w:rPr>
+                <w:sz w:val="16"/>
+                <w:szCs w:val="16"/>
+              </w:rPr>
+              <w:t xml:space="preserve">Check that a name longer than the database allows is refused with a message.</w:t>
+            </w:r>
+          </w:p>
+        </w:tc>
+        <w:tc>
+          <w:tcPr>
+            <w:tcW w:type="dxa" w:w="2600"/>
+            <w:tcBorders>
+              <w:top w:val="single" w:color="999999" w:sz="4"/>
+              <w:left w:val="single" w:color="999999" w:sz="4"/>
+              <w:bottom w:val="single" w:color="999999" w:sz="4"/>
+              <w:right w:val="single" w:color="999999" w:sz="4"/>
+            </w:tcBorders>
+            <w:tcMar>
+              <w:top w:type="dxa" w:w="60"/>
+              <w:left w:type="dxa" w:w="90"/>
+              <w:bottom w:type="dxa" w:w="60"/>
+              <w:right w:type="dxa" w:w="90"/>
+            </w:tcMar>
+          </w:tcPr>
+          <w:p>
+            <w:pPr>
+              <w:jc w:val="left"/>
+            </w:pPr>
+            <w:r>
+              <w:rPr>
+                <w:sz w:val="16"/>
+                <w:szCs w:val="16"/>
+              </w:rPr>
+              <w:t xml:space="preserve">1. Open </w:t>
+            </w:r>
+            <w:r>
+              <w:rPr>
+                <w:rFonts w:ascii="Consolas" w:cs="Consolas" w:eastAsia="Consolas" w:hAnsi="Consolas"/>
+                <w:sz w:val="15"/>
+                <w:szCs w:val="15"/>
+              </w:rPr>
+              <w:t xml:space="preserve">/order.php</w:t>
+            </w:r>
+            <w:r>
+              <w:rPr>
+                <w:sz w:val="16"/>
+                <w:szCs w:val="16"/>
+              </w:rPr>
+              <w:t xml:space="preserve">.</w:t>
+            </w:r>
+          </w:p>
+          <w:p>
+            <w:pPr>
+              <w:jc w:val="left"/>
+            </w:pPr>
+            <w:r>
+              <w:rPr>
+                <w:sz w:val="16"/>
+                <w:szCs w:val="16"/>
+              </w:rPr>
+              <w:t xml:space="preserve">2. Enter a name of 101 letters </w:t>
+            </w:r>
+            <w:r>
+              <w:rPr>
+                <w:rFonts w:ascii="Consolas" w:cs="Consolas" w:eastAsia="Consolas" w:hAnsi="Consolas"/>
+                <w:sz w:val="15"/>
+                <w:szCs w:val="15"/>
+              </w:rPr>
+              <w:t xml:space="preserve">B</w:t>
+            </w:r>
+            <w:r>
+              <w:rPr>
+                <w:sz w:val="16"/>
+                <w:szCs w:val="16"/>
+              </w:rPr>
+              <w:t xml:space="preserve">.</w:t>
+            </w:r>
+          </w:p>
+          <w:p>
+            <w:pPr>
+              <w:jc w:val="left"/>
+            </w:pPr>
+            <w:r>
+              <w:rPr>
+                <w:sz w:val="16"/>
+                <w:szCs w:val="16"/>
+              </w:rPr>
+              <w:t xml:space="preserve">3. Select Oil Change, Arman Bekov and tomorrow's date.</w:t>
+            </w:r>
+          </w:p>
+          <w:p>
+            <w:pPr>
+              <w:jc w:val="left"/>
+            </w:pPr>
+            <w:r>
+              <w:rPr>
+                <w:sz w:val="16"/>
+                <w:szCs w:val="16"/>
+              </w:rPr>
+              <w:t xml:space="preserve">4. Click </w:t>
+            </w:r>
+            <w:r>
+              <w:rPr>
+                <w:b/>
+                <w:bCs/>
+                <w:sz w:val="16"/>
+                <w:szCs w:val="16"/>
+              </w:rPr>
+              <w:t xml:space="preserve">Confirm Booking</w:t>
+            </w:r>
+            <w:r>
+              <w:rPr>
+                <w:sz w:val="16"/>
+                <w:szCs w:val="16"/>
+              </w:rPr>
+              <w:t xml:space="preserve">.</w:t>
+            </w:r>
+          </w:p>
+        </w:tc>
+        <w:tc>
+          <w:tcPr>
+            <w:tcW w:type="dxa" w:w="1100"/>
+            <w:tcBorders>
+              <w:top w:val="single" w:color="999999" w:sz="4"/>
+              <w:left w:val="single" w:color="999999" w:sz="4"/>
+              <w:bottom w:val="single" w:color="999999" w:sz="4"/>
+              <w:right w:val="single" w:color="999999" w:sz="4"/>
+            </w:tcBorders>
+            <w:tcMar>
+              <w:top w:type="dxa" w:w="60"/>
+              <w:left w:type="dxa" w:w="90"/>
+              <w:bottom w:type="dxa" w:w="60"/>
+              <w:right w:type="dxa" w:w="90"/>
+            </w:tcMar>
+          </w:tcPr>
+          <w:p>
+            <w:pPr>
+              <w:jc w:val="left"/>
+            </w:pPr>
+            <w:r>
+              <w:rPr>
+                <w:sz w:val="16"/>
+                <w:szCs w:val="16"/>
+              </w:rPr>
+              <w:t xml:space="preserve">Length check (more than 100 characters must be refused)</w:t>
+            </w:r>
+          </w:p>
+        </w:tc>
+        <w:tc>
+          <w:tcPr>
+            <w:tcW w:type="dxa" w:w="1900"/>
+            <w:tcBorders>
+              <w:top w:val="single" w:color="999999" w:sz="4"/>
+              <w:left w:val="single" w:color="999999" w:sz="4"/>
+              <w:bottom w:val="single" w:color="999999" w:sz="4"/>
+              <w:right w:val="single" w:color="999999" w:sz="4"/>
+            </w:tcBorders>
+            <w:tcMar>
+              <w:top w:type="dxa" w:w="60"/>
+              <w:left w:type="dxa" w:w="90"/>
+              <w:bottom w:type="dxa" w:w="60"/>
+              <w:right w:type="dxa" w:w="90"/>
+            </w:tcMar>
+          </w:tcPr>
+          <w:p>
+            <w:pPr>
+              <w:jc w:val="left"/>
+            </w:pPr>
+            <w:r>
+              <w:rPr>
+                <w:sz w:val="16"/>
+                <w:szCs w:val="16"/>
+              </w:rPr>
+              <w:t xml:space="preserve">Invalid: name </w:t>
+            </w:r>
+            <w:r>
+              <w:rPr>
+                <w:rFonts w:ascii="Consolas" w:cs="Consolas" w:eastAsia="Consolas" w:hAnsi="Consolas"/>
+                <w:sz w:val="15"/>
+                <w:szCs w:val="15"/>
+              </w:rPr>
+              <w:t xml:space="preserve">BBBB…B</w:t>
+            </w:r>
+            <w:r>
+              <w:rPr>
+                <w:sz w:val="16"/>
+                <w:szCs w:val="16"/>
+              </w:rPr>
+              <w:t xml:space="preserve"> (101 characters, one more than the database can store)</w:t>
+            </w:r>
+          </w:p>
+        </w:tc>
+        <w:tc>
+          <w:tcPr>
+            <w:tcW w:type="dxa" w:w="1700"/>
+            <w:tcBorders>
+              <w:top w:val="single" w:color="999999" w:sz="4"/>
+              <w:left w:val="single" w:color="999999" w:sz="4"/>
+              <w:bottom w:val="single" w:color="999999" w:sz="4"/>
+              <w:right w:val="single" w:color="999999" w:sz="4"/>
+            </w:tcBorders>
+            <w:tcMar>
+              <w:top w:type="dxa" w:w="60"/>
+              <w:left w:type="dxa" w:w="90"/>
+              <w:bottom w:type="dxa" w:w="60"/>
+              <w:right w:type="dxa" w:w="90"/>
+            </w:tcMar>
+          </w:tcPr>
+          <w:p>
+            <w:pPr>
+              <w:jc w:val="left"/>
+            </w:pPr>
+            <w:r>
+              <w:rPr>
+                <w:sz w:val="16"/>
+                <w:szCs w:val="16"/>
+              </w:rPr>
+              <w:t xml:space="preserve">The app refuses the booking and shows an error message on the booking page. No order is saved.</w:t>
+            </w:r>
+          </w:p>
+        </w:tc>
+        <w:tc>
+          <w:tcPr>
+            <w:tcW w:type="dxa" w:w="5400"/>
+            <w:tcBorders>
+              <w:top w:val="single" w:color="999999" w:sz="4"/>
+              <w:left w:val="single" w:color="999999" w:sz="4"/>
+              <w:bottom w:val="single" w:color="999999" w:sz="4"/>
+              <w:right w:val="single" w:color="999999" w:sz="4"/>
+            </w:tcBorders>
+            <w:tcMar>
+              <w:top w:type="dxa" w:w="60"/>
+              <w:left w:type="dxa" w:w="90"/>
+              <w:bottom w:type="dxa" w:w="60"/>
+              <w:right w:type="dxa" w:w="90"/>
+            </w:tcMar>
+          </w:tcPr>
+          <w:p>
+            <w:pPr>
+              <w:jc w:val="left"/>
+            </w:pPr>
+            <w:r>
+              <w:rPr>
+                <w:sz w:val="16"/>
+                <w:szCs w:val="16"/>
+              </w:rPr>
+              <w:t xml:space="preserve">The booking page was replaced by a raw PHP error page: “Fatal error: Uncaught mysqli_sql_exception: Data too long for column 'customer_name' at row 1 in …/order.php:84”. The user gets no friendly message, and the page shows the file path. No order was saved (a database check afterwards found 11 orders and none with this name). </w:t>
+            </w:r>
+            <w:r>
+              <w:rPr>
+                <w:b/>
+                <w:bCs/>
+                <w:sz w:val="16"/>
+                <w:szCs w:val="16"/>
+              </w:rPr>
+              <w:t xml:space="preserve">FAIL.</w:t>
+            </w:r>
+            <w:r>
+              <w:rPr>
+                <w:sz w:val="16"/>
+                <w:szCs w:val="16"/>
+              </w:rPr>
+              <w:t xml:space="preserve"> Defect: </w:t>
+            </w:r>
+            <w:r>
+              <w:rPr>
+                <w:rFonts w:ascii="Consolas" w:cs="Consolas" w:eastAsia="Consolas" w:hAnsi="Consolas"/>
+                <w:sz w:val="15"/>
+                <w:szCs w:val="15"/>
+              </w:rPr>
+              <w:t xml:space="preserve">order.php</w:t>
+            </w:r>
+            <w:r>
+              <w:rPr>
+                <w:sz w:val="16"/>
+                <w:szCs w:val="16"/>
+              </w:rPr>
+              <w:t xml:space="preserve"> never checks the name length. The database refuses the long name, and the page crashes instead of showing an error. Evidence: </w:t>
+            </w:r>
+            <w:r>
+              <w:rPr>
+                <w:rFonts w:ascii="Consolas" w:cs="Consolas" w:eastAsia="Consolas" w:hAnsi="Consolas"/>
+                <w:sz w:val="15"/>
+                <w:szCs w:val="15"/>
+              </w:rPr>
+              <w:t xml:space="preserve">evidence/TC07_form_filled.png</w:t>
+            </w:r>
+            <w:r>
+              <w:rPr>
+                <w:sz w:val="16"/>
+                <w:szCs w:val="16"/>
+              </w:rPr>
+              <w:t xml:space="preserve">, </w:t>
+            </w:r>
+            <w:r>
+              <w:rPr>
+                <w:rFonts w:ascii="Consolas" w:cs="Consolas" w:eastAsia="Consolas" w:hAnsi="Consolas"/>
+                <w:sz w:val="15"/>
+                <w:szCs w:val="15"/>
+              </w:rPr>
+              <w:t xml:space="preserve">evidence/TC07_name_101.png</w:t>
+            </w:r>
+          </w:p>
           <w:p>
             <w:pPr>
               <w:spacing w:before="60"/>
@@ -2886,9 +3023,9 @@
             <w:r>
               <w:drawing>
                 <wp:inline distT="0" distB="0" distL="0" distR="0">
-                  <wp:extent cx="3333750" cy="1905000"/>
+                  <wp:extent cx="3333750" cy="1981200"/>
                   <wp:effectExtent t="0" r="0" b="0" l="0"/>
-                  <wp:docPr id="8" name="TC07_past_date_rejected.png" descr="Evidence screenshot TC07_past_date_rejected.png" title="TC07_past_date_rejected.png"/>
+                  <wp:docPr id="8" name="TC07_form_filled.png" descr="Evidence screenshot TC07_form_filled.png" title="TC07_form_filled.png"/>
                   <wp:cNvGraphicFramePr>
                     <a:graphicFrameLocks xmlns:a="http://schemas.openxmlformats.org/drawingml/2006/main" noChangeAspect="1"/>
                   </wp:cNvGraphicFramePr>
@@ -2911,7 +3048,7 @@
                         <pic:spPr bwMode="auto">
                           <a:xfrm>
                             <a:off x="0" y="0"/>
-                            <a:ext cx="3333750" cy="1905000"/>
+                            <a:ext cx="3333750" cy="1981200"/>
                           </a:xfrm>
                           <a:prstGeom prst="rect">
                             <a:avLst/>
@@ -2924,305 +3061,6 @@
               </w:drawing>
             </w:r>
           </w:p>
-        </w:tc>
-      </w:tr>
-      <w:tr>
-        <w:trPr>
-          <w:cantSplit/>
-        </w:trPr>
-        <w:tc>
-          <w:tcPr>
-            <w:tcW w:type="dxa" w:w="400"/>
-            <w:tcBorders>
-              <w:top w:val="single" w:color="999999" w:sz="4"/>
-              <w:left w:val="single" w:color="999999" w:sz="4"/>
-              <w:bottom w:val="single" w:color="999999" w:sz="4"/>
-              <w:right w:val="single" w:color="999999" w:sz="4"/>
-            </w:tcBorders>
-            <w:tcMar>
-              <w:top w:type="dxa" w:w="60"/>
-              <w:left w:type="dxa" w:w="90"/>
-              <w:bottom w:type="dxa" w:w="60"/>
-              <w:right w:type="dxa" w:w="90"/>
-            </w:tcMar>
-          </w:tcPr>
-          <w:p>
-            <w:pPr>
-              <w:jc w:val="center"/>
-            </w:pPr>
-            <w:r>
-              <w:rPr>
-                <w:sz w:val="16"/>
-                <w:szCs w:val="16"/>
-              </w:rPr>
-              <w:t xml:space="preserve">8</w:t>
-            </w:r>
-          </w:p>
-        </w:tc>
-        <w:tc>
-          <w:tcPr>
-            <w:tcW w:type="dxa" w:w="1300"/>
-            <w:tcBorders>
-              <w:top w:val="single" w:color="999999" w:sz="4"/>
-              <w:left w:val="single" w:color="999999" w:sz="4"/>
-              <w:bottom w:val="single" w:color="999999" w:sz="4"/>
-              <w:right w:val="single" w:color="999999" w:sz="4"/>
-            </w:tcBorders>
-            <w:tcMar>
-              <w:top w:type="dxa" w:w="60"/>
-              <w:left w:type="dxa" w:w="90"/>
-              <w:bottom w:type="dxa" w:w="60"/>
-              <w:right w:type="dxa" w:w="90"/>
-            </w:tcMar>
-          </w:tcPr>
-          <w:p>
-            <w:pPr>
-              <w:jc w:val="left"/>
-            </w:pPr>
-            <w:r>
-              <w:rPr>
-                <w:sz w:val="16"/>
-                <w:szCs w:val="16"/>
-              </w:rPr>
-              <w:t xml:space="preserve">Check that a name made only of spaces is rejected.</w:t>
-            </w:r>
-          </w:p>
-        </w:tc>
-        <w:tc>
-          <w:tcPr>
-            <w:tcW w:type="dxa" w:w="2600"/>
-            <w:tcBorders>
-              <w:top w:val="single" w:color="999999" w:sz="4"/>
-              <w:left w:val="single" w:color="999999" w:sz="4"/>
-              <w:bottom w:val="single" w:color="999999" w:sz="4"/>
-              <w:right w:val="single" w:color="999999" w:sz="4"/>
-            </w:tcBorders>
-            <w:tcMar>
-              <w:top w:type="dxa" w:w="60"/>
-              <w:left w:type="dxa" w:w="90"/>
-              <w:bottom w:type="dxa" w:w="60"/>
-              <w:right w:type="dxa" w:w="90"/>
-            </w:tcMar>
-          </w:tcPr>
-          <w:p>
-            <w:pPr>
-              <w:jc w:val="left"/>
-            </w:pPr>
-            <w:r>
-              <w:rPr>
-                <w:sz w:val="16"/>
-                <w:szCs w:val="16"/>
-              </w:rPr>
-              <w:t xml:space="preserve">1. Open </w:t>
-            </w:r>
-            <w:r>
-              <w:rPr>
-                <w:rFonts w:ascii="Consolas" w:cs="Consolas" w:eastAsia="Consolas" w:hAnsi="Consolas"/>
-                <w:sz w:val="15"/>
-                <w:szCs w:val="15"/>
-              </w:rPr>
-              <w:t xml:space="preserve">/order.php</w:t>
-            </w:r>
-            <w:r>
-              <w:rPr>
-                <w:sz w:val="16"/>
-                <w:szCs w:val="16"/>
-              </w:rPr>
-              <w:t xml:space="preserve">.</w:t>
-            </w:r>
-          </w:p>
-          <w:p>
-            <w:pPr>
-              <w:jc w:val="left"/>
-            </w:pPr>
-            <w:r>
-              <w:rPr>
-                <w:sz w:val="16"/>
-                <w:szCs w:val="16"/>
-              </w:rPr>
-              <w:t xml:space="preserve">2. Type five spaces in Your Full Name.</w:t>
-            </w:r>
-          </w:p>
-          <w:p>
-            <w:pPr>
-              <w:jc w:val="left"/>
-            </w:pPr>
-            <w:r>
-              <w:rPr>
-                <w:sz w:val="16"/>
-                <w:szCs w:val="16"/>
-              </w:rPr>
-              <w:t xml:space="preserve">3. Select Oil Change, Arman Bekov and tomorrow's date.</w:t>
-            </w:r>
-          </w:p>
-          <w:p>
-            <w:pPr>
-              <w:jc w:val="left"/>
-            </w:pPr>
-            <w:r>
-              <w:rPr>
-                <w:sz w:val="16"/>
-                <w:szCs w:val="16"/>
-              </w:rPr>
-              <w:t xml:space="preserve">4. Click </w:t>
-            </w:r>
-            <w:r>
-              <w:rPr>
-                <w:b/>
-                <w:bCs/>
-                <w:sz w:val="16"/>
-                <w:szCs w:val="16"/>
-              </w:rPr>
-              <w:t xml:space="preserve">Confirm Booking</w:t>
-            </w:r>
-            <w:r>
-              <w:rPr>
-                <w:sz w:val="16"/>
-                <w:szCs w:val="16"/>
-              </w:rPr>
-              <w:t xml:space="preserve">.</w:t>
-            </w:r>
-          </w:p>
-        </w:tc>
-        <w:tc>
-          <w:tcPr>
-            <w:tcW w:type="dxa" w:w="1100"/>
-            <w:tcBorders>
-              <w:top w:val="single" w:color="999999" w:sz="4"/>
-              <w:left w:val="single" w:color="999999" w:sz="4"/>
-              <w:bottom w:val="single" w:color="999999" w:sz="4"/>
-              <w:right w:val="single" w:color="999999" w:sz="4"/>
-            </w:tcBorders>
-            <w:tcMar>
-              <w:top w:type="dxa" w:w="60"/>
-              <w:left w:type="dxa" w:w="90"/>
-              <w:bottom w:type="dxa" w:w="60"/>
-              <w:right w:type="dxa" w:w="90"/>
-            </w:tcMar>
-          </w:tcPr>
-          <w:p>
-            <w:pPr>
-              <w:jc w:val="left"/>
-            </w:pPr>
-            <w:r>
-              <w:rPr>
-                <w:sz w:val="16"/>
-                <w:szCs w:val="16"/>
-              </w:rPr>
-              <w:t xml:space="preserve">Invalid data; black box</w:t>
-            </w:r>
-          </w:p>
-        </w:tc>
-        <w:tc>
-          <w:tcPr>
-            <w:tcW w:type="dxa" w:w="1900"/>
-            <w:tcBorders>
-              <w:top w:val="single" w:color="999999" w:sz="4"/>
-              <w:left w:val="single" w:color="999999" w:sz="4"/>
-              <w:bottom w:val="single" w:color="999999" w:sz="4"/>
-              <w:right w:val="single" w:color="999999" w:sz="4"/>
-            </w:tcBorders>
-            <w:tcMar>
-              <w:top w:type="dxa" w:w="60"/>
-              <w:left w:type="dxa" w:w="90"/>
-              <w:bottom w:type="dxa" w:w="60"/>
-              <w:right w:type="dxa" w:w="90"/>
-            </w:tcMar>
-          </w:tcPr>
-          <w:p>
-            <w:pPr>
-              <w:jc w:val="left"/>
-            </w:pPr>
-            <w:r>
-              <w:rPr>
-                <w:sz w:val="16"/>
-                <w:szCs w:val="16"/>
-              </w:rPr>
-              <w:t xml:space="preserve">Name made of 5 spaces (the browser accepts it because the field is not empty; the server removes the spaces and finds nothing left)</w:t>
-            </w:r>
-          </w:p>
-        </w:tc>
-        <w:tc>
-          <w:tcPr>
-            <w:tcW w:type="dxa" w:w="1700"/>
-            <w:tcBorders>
-              <w:top w:val="single" w:color="999999" w:sz="4"/>
-              <w:left w:val="single" w:color="999999" w:sz="4"/>
-              <w:bottom w:val="single" w:color="999999" w:sz="4"/>
-              <w:right w:val="single" w:color="999999" w:sz="4"/>
-            </w:tcBorders>
-            <w:tcMar>
-              <w:top w:type="dxa" w:w="60"/>
-              <w:left w:type="dxa" w:w="90"/>
-              <w:bottom w:type="dxa" w:w="60"/>
-              <w:right w:type="dxa" w:w="90"/>
-            </w:tcMar>
-          </w:tcPr>
-          <w:p>
-            <w:pPr>
-              <w:jc w:val="left"/>
-            </w:pPr>
-            <w:r>
-              <w:rPr>
-                <w:sz w:val="16"/>
-                <w:szCs w:val="16"/>
-              </w:rPr>
-              <w:t xml:space="preserve">The app rejects the booking with “Please enter your name.”</w:t>
-            </w:r>
-          </w:p>
-        </w:tc>
-        <w:tc>
-          <w:tcPr>
-            <w:tcW w:type="dxa" w:w="5400"/>
-            <w:tcBorders>
-              <w:top w:val="single" w:color="999999" w:sz="4"/>
-              <w:left w:val="single" w:color="999999" w:sz="4"/>
-              <w:bottom w:val="single" w:color="999999" w:sz="4"/>
-              <w:right w:val="single" w:color="999999" w:sz="4"/>
-            </w:tcBorders>
-            <w:tcMar>
-              <w:top w:type="dxa" w:w="60"/>
-              <w:left w:type="dxa" w:w="90"/>
-              <w:bottom w:type="dxa" w:w="60"/>
-              <w:right w:type="dxa" w:w="90"/>
-            </w:tcMar>
-          </w:tcPr>
-          <w:p>
-            <w:pPr>
-              <w:jc w:val="left"/>
-            </w:pPr>
-            <w:r>
-              <w:rPr>
-                <w:sz w:val="16"/>
-                <w:szCs w:val="16"/>
-              </w:rPr>
-              <w:t xml:space="preserve">The page showed “Please enter your name.” and no Order Summary. No order was saved. </w:t>
-            </w:r>
-            <w:r>
-              <w:rPr>
-                <w:b/>
-                <w:bCs/>
-                <w:sz w:val="16"/>
-                <w:szCs w:val="16"/>
-              </w:rPr>
-              <w:t xml:space="preserve">PASS.</w:t>
-            </w:r>
-            <w:r>
-              <w:rPr>
-                <w:sz w:val="16"/>
-                <w:szCs w:val="16"/>
-              </w:rPr>
-              <w:t xml:space="preserve"> Evidence: </w:t>
-            </w:r>
-            <w:r>
-              <w:rPr>
-                <w:rFonts w:ascii="Consolas" w:cs="Consolas" w:eastAsia="Consolas" w:hAnsi="Consolas"/>
-                <w:sz w:val="15"/>
-                <w:szCs w:val="15"/>
-              </w:rPr>
-              <w:t xml:space="preserve">evidence/TC08_blank_name.png</w:t>
-            </w:r>
-          </w:p>
           <w:p>
             <w:pPr>
               <w:spacing w:before="60"/>
@@ -3230,9 +3068,9 @@
             <w:r>
               <w:drawing>
                 <wp:inline distT="0" distB="0" distL="0" distR="0">
-                  <wp:extent cx="3333750" cy="1905000"/>
+                  <wp:extent cx="3333750" cy="1876425"/>
                   <wp:effectExtent t="0" r="0" b="0" l="0"/>
-                  <wp:docPr id="9" name="TC08_blank_name.png" descr="Evidence screenshot TC08_blank_name.png" title="TC08_blank_name.png"/>
+                  <wp:docPr id="9" name="TC07_name_101.png" descr="Evidence screenshot TC07_name_101.png" title="TC07_name_101.png"/>
                   <wp:cNvGraphicFramePr>
                     <a:graphicFrameLocks xmlns:a="http://schemas.openxmlformats.org/drawingml/2006/main" noChangeAspect="1"/>
                   </wp:cNvGraphicFramePr>
@@ -3255,7 +3093,7 @@
                         <pic:spPr bwMode="auto">
                           <a:xfrm>
                             <a:off x="0" y="0"/>
-                            <a:ext cx="3333750" cy="1905000"/>
+                            <a:ext cx="3333750" cy="1876425"/>
                           </a:xfrm>
                           <a:prstGeom prst="rect">
                             <a:avLst/>
@@ -3299,7 +3137,7 @@
                 <w:sz w:val="16"/>
                 <w:szCs w:val="16"/>
               </w:rPr>
-              <w:t xml:space="preserve">9</w:t>
+              <w:t xml:space="preserve">8</w:t>
             </w:r>
           </w:p>
         </w:tc>
@@ -3328,7 +3166,7 @@
                 <w:sz w:val="16"/>
                 <w:szCs w:val="16"/>
               </w:rPr>
-              <w:t xml:space="preserve">Check that the longest name the database allows is accepted.</w:t>
+              <w:t xml:space="preserve">Check that a normal name with an apostrophe can be booked.</w:t>
             </w:r>
           </w:p>
         </w:tc>
@@ -3384,7 +3222,7 @@
                 <w:sz w:val="16"/>
                 <w:szCs w:val="16"/>
               </w:rPr>
-              <w:t xml:space="preserve">2. Enter a name of 100 letters </w:t>
+              <w:t xml:space="preserve">2. Enter name </w:t>
             </w:r>
             <w:r>
               <w:rPr>
@@ -3392,7 +3230,7 @@
                 <w:sz w:val="15"/>
                 <w:szCs w:val="15"/>
               </w:rPr>
-              <w:t xml:space="preserve">A</w:t>
+              <w:t xml:space="preserve">Dana O'Connor</w:t>
             </w:r>
             <w:r>
               <w:rPr>
@@ -3468,7 +3306,7 @@
                 <w:sz w:val="16"/>
                 <w:szCs w:val="16"/>
               </w:rPr>
-              <w:t xml:space="preserve">Borderline data; black box</w:t>
+              <w:t xml:space="preserve">Special-character check (the app must handle an apostrophe in text)</w:t>
             </w:r>
           </w:p>
         </w:tc>
@@ -3497,7 +3335,7 @@
                 <w:sz w:val="16"/>
                 <w:szCs w:val="16"/>
               </w:rPr>
-              <w:t xml:space="preserve">Name </w:t>
+              <w:t xml:space="preserve">Normal: name </w:t>
             </w:r>
             <w:r>
               <w:rPr>
@@ -3505,14 +3343,14 @@
                 <w:sz w:val="15"/>
                 <w:szCs w:val="15"/>
               </w:rPr>
-              <w:t xml:space="preserve">AAAA…A</w:t>
-            </w:r>
-            <w:r>
-              <w:rPr>
-                <w:sz w:val="16"/>
-                <w:szCs w:val="16"/>
-              </w:rPr>
-              <w:t xml:space="preserve"> (100 characters, the most the database can store)</w:t>
+              <w:t xml:space="preserve">Dana O'Connor</w:t>
+            </w:r>
+            <w:r>
+              <w:rPr>
+                <w:sz w:val="16"/>
+                <w:szCs w:val="16"/>
+              </w:rPr>
+              <w:t xml:space="preserve"> (a real surname with an apostrophe)</w:t>
             </w:r>
           </w:p>
         </w:tc>
@@ -3541,7 +3379,7 @@
                 <w:sz w:val="16"/>
                 <w:szCs w:val="16"/>
               </w:rPr>
-              <w:t xml:space="preserve">The app accepts the booking and shows a confirmation with total $44.20.</w:t>
+              <w:t xml:space="preserve">The app accepts the booking and shows “Your booking is confirmed!” with total $44.20.</w:t>
             </w:r>
           </w:p>
         </w:tc>
@@ -3570,7 +3408,7 @@
                 <w:sz w:val="16"/>
                 <w:szCs w:val="16"/>
               </w:rPr>
-              <w:t xml:space="preserve">The alert said “Your booking is confirmed! Order #11” with Total $44.20. The Orders page lists the full 100-character name. </w:t>
+              <w:t xml:space="preserve">The booking page was replaced by a raw PHP error page: “Fatal error: Uncaught mysqli_sql_exception: You have an error in your SQL syntax … near 'Connor', 1, 1, '2026-10-09', 'Pending')' … in …/order.php:84”. The page shows part of the database command. No order was saved. </w:t>
             </w:r>
             <w:r>
               <w:rPr>
@@ -3579,14 +3417,14 @@
                 <w:sz w:val="16"/>
                 <w:szCs w:val="16"/>
               </w:rPr>
-              <w:t xml:space="preserve">PASS.</w:t>
-            </w:r>
-            <w:r>
-              <w:rPr>
-                <w:sz w:val="16"/>
-                <w:szCs w:val="16"/>
-              </w:rPr>
-              <w:t xml:space="preserve"> Evidence: </w:t>
+              <w:t xml:space="preserve">FAIL.</w:t>
+            </w:r>
+            <w:r>
+              <w:rPr>
+                <w:sz w:val="16"/>
+                <w:szCs w:val="16"/>
+              </w:rPr>
+              <w:t xml:space="preserve"> Defect: </w:t>
             </w:r>
             <w:r>
               <w:rPr>
@@ -3594,7 +3432,37 @@
                 <w:sz w:val="15"/>
                 <w:szCs w:val="15"/>
               </w:rPr>
-              <w:t xml:space="preserve">evidence/TC09_name_100.png</w:t>
+              <w:t xml:space="preserve">order.php</w:t>
+            </w:r>
+            <w:r>
+              <w:rPr>
+                <w:sz w:val="16"/>
+                <w:szCs w:val="16"/>
+              </w:rPr>
+              <w:t xml:space="preserve"> (line 81) pastes the name straight into the database command. The apostrophe ends the name too early and breaks the command. An attacker could use the same gap to run their own database commands (SQL injection). Evidence: </w:t>
+            </w:r>
+            <w:r>
+              <w:rPr>
+                <w:rFonts w:ascii="Consolas" w:cs="Consolas" w:eastAsia="Consolas" w:hAnsi="Consolas"/>
+                <w:sz w:val="15"/>
+                <w:szCs w:val="15"/>
+              </w:rPr>
+              <w:t xml:space="preserve">evidence/TC08_form_filled.png</w:t>
+            </w:r>
+            <w:r>
+              <w:rPr>
+                <w:sz w:val="16"/>
+                <w:szCs w:val="16"/>
+              </w:rPr>
+              <w:t xml:space="preserve">, </w:t>
+            </w:r>
+            <w:r>
+              <w:rPr>
+                <w:rFonts w:ascii="Consolas" w:cs="Consolas" w:eastAsia="Consolas" w:hAnsi="Consolas"/>
+                <w:sz w:val="15"/>
+                <w:szCs w:val="15"/>
+              </w:rPr>
+              <w:t xml:space="preserve">evidence/TC08_name_apostrophe.png</w:t>
             </w:r>
           </w:p>
           <w:p>
@@ -3604,9 +3472,9 @@
             <w:r>
               <w:drawing>
                 <wp:inline distT="0" distB="0" distL="0" distR="0">
-                  <wp:extent cx="3333750" cy="1905000"/>
+                  <wp:extent cx="3333750" cy="1981200"/>
                   <wp:effectExtent t="0" r="0" b="0" l="0"/>
-                  <wp:docPr id="10" name="TC09_name_100.png" descr="Evidence screenshot TC09_name_100.png" title="TC09_name_100.png"/>
+                  <wp:docPr id="10" name="TC08_form_filled.png" descr="Evidence screenshot TC08_form_filled.png" title="TC08_form_filled.png"/>
                   <wp:cNvGraphicFramePr>
                     <a:graphicFrameLocks xmlns:a="http://schemas.openxmlformats.org/drawingml/2006/main" noChangeAspect="1"/>
                   </wp:cNvGraphicFramePr>
@@ -3629,7 +3497,7 @@
                         <pic:spPr bwMode="auto">
                           <a:xfrm>
                             <a:off x="0" y="0"/>
-                            <a:ext cx="3333750" cy="1905000"/>
+                            <a:ext cx="3333750" cy="1981200"/>
                           </a:xfrm>
                           <a:prstGeom prst="rect">
                             <a:avLst/>
@@ -3642,350 +3510,6 @@
               </w:drawing>
             </w:r>
           </w:p>
-        </w:tc>
-      </w:tr>
-      <w:tr>
-        <w:trPr>
-          <w:cantSplit/>
-        </w:trPr>
-        <w:tc>
-          <w:tcPr>
-            <w:tcW w:type="dxa" w:w="400"/>
-            <w:tcBorders>
-              <w:top w:val="single" w:color="999999" w:sz="4"/>
-              <w:left w:val="single" w:color="999999" w:sz="4"/>
-              <w:bottom w:val="single" w:color="999999" w:sz="4"/>
-              <w:right w:val="single" w:color="999999" w:sz="4"/>
-            </w:tcBorders>
-            <w:tcMar>
-              <w:top w:type="dxa" w:w="60"/>
-              <w:left w:type="dxa" w:w="90"/>
-              <w:bottom w:type="dxa" w:w="60"/>
-              <w:right w:type="dxa" w:w="90"/>
-            </w:tcMar>
-          </w:tcPr>
-          <w:p>
-            <w:pPr>
-              <w:jc w:val="center"/>
-            </w:pPr>
-            <w:r>
-              <w:rPr>
-                <w:sz w:val="16"/>
-                <w:szCs w:val="16"/>
-              </w:rPr>
-              <w:t xml:space="preserve">10</w:t>
-            </w:r>
-          </w:p>
-        </w:tc>
-        <w:tc>
-          <w:tcPr>
-            <w:tcW w:type="dxa" w:w="1300"/>
-            <w:tcBorders>
-              <w:top w:val="single" w:color="999999" w:sz="4"/>
-              <w:left w:val="single" w:color="999999" w:sz="4"/>
-              <w:bottom w:val="single" w:color="999999" w:sz="4"/>
-              <w:right w:val="single" w:color="999999" w:sz="4"/>
-            </w:tcBorders>
-            <w:tcMar>
-              <w:top w:type="dxa" w:w="60"/>
-              <w:left w:type="dxa" w:w="90"/>
-              <w:bottom w:type="dxa" w:w="60"/>
-              <w:right w:type="dxa" w:w="90"/>
-            </w:tcMar>
-          </w:tcPr>
-          <w:p>
-            <w:pPr>
-              <w:jc w:val="left"/>
-            </w:pPr>
-            <w:r>
-              <w:rPr>
-                <w:sz w:val="16"/>
-                <w:szCs w:val="16"/>
-              </w:rPr>
-              <w:t xml:space="preserve">Check that a name longer than the database allows is rejected with a message.</w:t>
-            </w:r>
-          </w:p>
-        </w:tc>
-        <w:tc>
-          <w:tcPr>
-            <w:tcW w:type="dxa" w:w="2600"/>
-            <w:tcBorders>
-              <w:top w:val="single" w:color="999999" w:sz="4"/>
-              <w:left w:val="single" w:color="999999" w:sz="4"/>
-              <w:bottom w:val="single" w:color="999999" w:sz="4"/>
-              <w:right w:val="single" w:color="999999" w:sz="4"/>
-            </w:tcBorders>
-            <w:tcMar>
-              <w:top w:type="dxa" w:w="60"/>
-              <w:left w:type="dxa" w:w="90"/>
-              <w:bottom w:type="dxa" w:w="60"/>
-              <w:right w:type="dxa" w:w="90"/>
-            </w:tcMar>
-          </w:tcPr>
-          <w:p>
-            <w:pPr>
-              <w:jc w:val="left"/>
-            </w:pPr>
-            <w:r>
-              <w:rPr>
-                <w:sz w:val="16"/>
-                <w:szCs w:val="16"/>
-              </w:rPr>
-              <w:t xml:space="preserve">1. Open </w:t>
-            </w:r>
-            <w:r>
-              <w:rPr>
-                <w:rFonts w:ascii="Consolas" w:cs="Consolas" w:eastAsia="Consolas" w:hAnsi="Consolas"/>
-                <w:sz w:val="15"/>
-                <w:szCs w:val="15"/>
-              </w:rPr>
-              <w:t xml:space="preserve">/order.php</w:t>
-            </w:r>
-            <w:r>
-              <w:rPr>
-                <w:sz w:val="16"/>
-                <w:szCs w:val="16"/>
-              </w:rPr>
-              <w:t xml:space="preserve">.</w:t>
-            </w:r>
-          </w:p>
-          <w:p>
-            <w:pPr>
-              <w:jc w:val="left"/>
-            </w:pPr>
-            <w:r>
-              <w:rPr>
-                <w:sz w:val="16"/>
-                <w:szCs w:val="16"/>
-              </w:rPr>
-              <w:t xml:space="preserve">2. Enter a name of 101 letters </w:t>
-            </w:r>
-            <w:r>
-              <w:rPr>
-                <w:rFonts w:ascii="Consolas" w:cs="Consolas" w:eastAsia="Consolas" w:hAnsi="Consolas"/>
-                <w:sz w:val="15"/>
-                <w:szCs w:val="15"/>
-              </w:rPr>
-              <w:t xml:space="preserve">B</w:t>
-            </w:r>
-            <w:r>
-              <w:rPr>
-                <w:sz w:val="16"/>
-                <w:szCs w:val="16"/>
-              </w:rPr>
-              <w:t xml:space="preserve">.</w:t>
-            </w:r>
-          </w:p>
-          <w:p>
-            <w:pPr>
-              <w:jc w:val="left"/>
-            </w:pPr>
-            <w:r>
-              <w:rPr>
-                <w:sz w:val="16"/>
-                <w:szCs w:val="16"/>
-              </w:rPr>
-              <w:t xml:space="preserve">3. Select Oil Change, Arman Bekov and tomorrow's date.</w:t>
-            </w:r>
-          </w:p>
-          <w:p>
-            <w:pPr>
-              <w:jc w:val="left"/>
-            </w:pPr>
-            <w:r>
-              <w:rPr>
-                <w:sz w:val="16"/>
-                <w:szCs w:val="16"/>
-              </w:rPr>
-              <w:t xml:space="preserve">4. Click </w:t>
-            </w:r>
-            <w:r>
-              <w:rPr>
-                <w:b/>
-                <w:bCs/>
-                <w:sz w:val="16"/>
-                <w:szCs w:val="16"/>
-              </w:rPr>
-              <w:t xml:space="preserve">Confirm Booking</w:t>
-            </w:r>
-            <w:r>
-              <w:rPr>
-                <w:sz w:val="16"/>
-                <w:szCs w:val="16"/>
-              </w:rPr>
-              <w:t xml:space="preserve">.</w:t>
-            </w:r>
-          </w:p>
-        </w:tc>
-        <w:tc>
-          <w:tcPr>
-            <w:tcW w:type="dxa" w:w="1100"/>
-            <w:tcBorders>
-              <w:top w:val="single" w:color="999999" w:sz="4"/>
-              <w:left w:val="single" w:color="999999" w:sz="4"/>
-              <w:bottom w:val="single" w:color="999999" w:sz="4"/>
-              <w:right w:val="single" w:color="999999" w:sz="4"/>
-            </w:tcBorders>
-            <w:tcMar>
-              <w:top w:type="dxa" w:w="60"/>
-              <w:left w:type="dxa" w:w="90"/>
-              <w:bottom w:type="dxa" w:w="60"/>
-              <w:right w:type="dxa" w:w="90"/>
-            </w:tcMar>
-          </w:tcPr>
-          <w:p>
-            <w:pPr>
-              <w:jc w:val="left"/>
-            </w:pPr>
-            <w:r>
-              <w:rPr>
-                <w:sz w:val="16"/>
-                <w:szCs w:val="16"/>
-              </w:rPr>
-              <w:t xml:space="preserve">Invalid data; black box</w:t>
-            </w:r>
-          </w:p>
-        </w:tc>
-        <w:tc>
-          <w:tcPr>
-            <w:tcW w:type="dxa" w:w="1900"/>
-            <w:tcBorders>
-              <w:top w:val="single" w:color="999999" w:sz="4"/>
-              <w:left w:val="single" w:color="999999" w:sz="4"/>
-              <w:bottom w:val="single" w:color="999999" w:sz="4"/>
-              <w:right w:val="single" w:color="999999" w:sz="4"/>
-            </w:tcBorders>
-            <w:tcMar>
-              <w:top w:type="dxa" w:w="60"/>
-              <w:left w:type="dxa" w:w="90"/>
-              <w:bottom w:type="dxa" w:w="60"/>
-              <w:right w:type="dxa" w:w="90"/>
-            </w:tcMar>
-          </w:tcPr>
-          <w:p>
-            <w:pPr>
-              <w:jc w:val="left"/>
-            </w:pPr>
-            <w:r>
-              <w:rPr>
-                <w:sz w:val="16"/>
-                <w:szCs w:val="16"/>
-              </w:rPr>
-              <w:t xml:space="preserve">Name </w:t>
-            </w:r>
-            <w:r>
-              <w:rPr>
-                <w:rFonts w:ascii="Consolas" w:cs="Consolas" w:eastAsia="Consolas" w:hAnsi="Consolas"/>
-                <w:sz w:val="15"/>
-                <w:szCs w:val="15"/>
-              </w:rPr>
-              <w:t xml:space="preserve">BBBB…B</w:t>
-            </w:r>
-            <w:r>
-              <w:rPr>
-                <w:sz w:val="16"/>
-                <w:szCs w:val="16"/>
-              </w:rPr>
-              <w:t xml:space="preserve"> (101 characters, one more than the database can store)</w:t>
-            </w:r>
-          </w:p>
-        </w:tc>
-        <w:tc>
-          <w:tcPr>
-            <w:tcW w:type="dxa" w:w="1700"/>
-            <w:tcBorders>
-              <w:top w:val="single" w:color="999999" w:sz="4"/>
-              <w:left w:val="single" w:color="999999" w:sz="4"/>
-              <w:bottom w:val="single" w:color="999999" w:sz="4"/>
-              <w:right w:val="single" w:color="999999" w:sz="4"/>
-            </w:tcBorders>
-            <w:tcMar>
-              <w:top w:type="dxa" w:w="60"/>
-              <w:left w:type="dxa" w:w="90"/>
-              <w:bottom w:type="dxa" w:w="60"/>
-              <w:right w:type="dxa" w:w="90"/>
-            </w:tcMar>
-          </w:tcPr>
-          <w:p>
-            <w:pPr>
-              <w:jc w:val="left"/>
-            </w:pPr>
-            <w:r>
-              <w:rPr>
-                <w:sz w:val="16"/>
-                <w:szCs w:val="16"/>
-              </w:rPr>
-              <w:t xml:space="preserve">The app rejects the booking and shows an error message on the booking page. No order is saved.</w:t>
-            </w:r>
-          </w:p>
-        </w:tc>
-        <w:tc>
-          <w:tcPr>
-            <w:tcW w:type="dxa" w:w="5400"/>
-            <w:tcBorders>
-              <w:top w:val="single" w:color="999999" w:sz="4"/>
-              <w:left w:val="single" w:color="999999" w:sz="4"/>
-              <w:bottom w:val="single" w:color="999999" w:sz="4"/>
-              <w:right w:val="single" w:color="999999" w:sz="4"/>
-            </w:tcBorders>
-            <w:tcMar>
-              <w:top w:type="dxa" w:w="60"/>
-              <w:left w:type="dxa" w:w="90"/>
-              <w:bottom w:type="dxa" w:w="60"/>
-              <w:right w:type="dxa" w:w="90"/>
-            </w:tcMar>
-          </w:tcPr>
-          <w:p>
-            <w:pPr>
-              <w:jc w:val="left"/>
-            </w:pPr>
-            <w:r>
-              <w:rPr>
-                <w:sz w:val="16"/>
-                <w:szCs w:val="16"/>
-              </w:rPr>
-              <w:t xml:space="preserve">The page went blank, with no message for the user. The server log said “Data too long for column 'customer_name'”. No order was saved: the Orders page in Test 12 still has 11 orders. </w:t>
-            </w:r>
-            <w:r>
-              <w:rPr>
-                <w:b/>
-                <w:bCs/>
-                <w:sz w:val="16"/>
-                <w:szCs w:val="16"/>
-              </w:rPr>
-              <w:t xml:space="preserve">FAIL.</w:t>
-            </w:r>
-            <w:r>
-              <w:rPr>
-                <w:sz w:val="16"/>
-                <w:szCs w:val="16"/>
-              </w:rPr>
-              <w:t xml:space="preserve"> Defect: </w:t>
-            </w:r>
-            <w:r>
-              <w:rPr>
-                <w:rFonts w:ascii="Consolas" w:cs="Consolas" w:eastAsia="Consolas" w:hAnsi="Consolas"/>
-                <w:sz w:val="15"/>
-                <w:szCs w:val="15"/>
-              </w:rPr>
-              <w:t xml:space="preserve">order.php</w:t>
-            </w:r>
-            <w:r>
-              <w:rPr>
-                <w:sz w:val="16"/>
-                <w:szCs w:val="16"/>
-              </w:rPr>
-              <w:t xml:space="preserve"> never checks the name length. The database refuses the long name, and the page crashes instead of showing an error. Evidence: </w:t>
-            </w:r>
-            <w:r>
-              <w:rPr>
-                <w:rFonts w:ascii="Consolas" w:cs="Consolas" w:eastAsia="Consolas" w:hAnsi="Consolas"/>
-                <w:sz w:val="15"/>
-                <w:szCs w:val="15"/>
-              </w:rPr>
-              <w:t xml:space="preserve">evidence/TC10_name_101.png</w:t>
-            </w:r>
-          </w:p>
           <w:p>
             <w:pPr>
               <w:spacing w:before="60"/>
@@ -3995,7 +3519,7 @@
                 <wp:inline distT="0" distB="0" distL="0" distR="0">
                   <wp:extent cx="3333750" cy="1876425"/>
                   <wp:effectExtent t="0" r="0" b="0" l="0"/>
-                  <wp:docPr id="11" name="TC10_name_101.png" descr="Evidence screenshot TC10_name_101.png" title="TC10_name_101.png"/>
+                  <wp:docPr id="11" name="TC08_name_apostrophe.png" descr="Evidence screenshot TC08_name_apostrophe.png" title="TC08_name_apostrophe.png"/>
                   <wp:cNvGraphicFramePr>
                     <a:graphicFrameLocks xmlns:a="http://schemas.openxmlformats.org/drawingml/2006/main" noChangeAspect="1"/>
                   </wp:cNvGraphicFramePr>
@@ -4062,7 +3586,7 @@
                 <w:sz w:val="16"/>
                 <w:szCs w:val="16"/>
               </w:rPr>
-              <w:t xml:space="preserve">11</w:t>
+              <w:t xml:space="preserve">9</w:t>
             </w:r>
           </w:p>
         </w:tc>
@@ -4091,7 +3615,7 @@
                 <w:sz w:val="16"/>
                 <w:szCs w:val="16"/>
               </w:rPr>
-              <w:t xml:space="preserve">Check that a normal name with an apostrophe can be booked.</w:t>
+              <w:t xml:space="preserve">Check that the order search finds the lowest order number.</w:t>
             </w:r>
           </w:p>
         </w:tc>
@@ -4128,7 +3652,7 @@
                 <w:sz w:val="15"/>
                 <w:szCs w:val="15"/>
               </w:rPr>
-              <w:t xml:space="preserve">/order.php</w:t>
+              <w:t xml:space="preserve">/orders.php</w:t>
             </w:r>
             <w:r>
               <w:rPr>
@@ -4147,7 +3671,7 @@
                 <w:sz w:val="16"/>
                 <w:szCs w:val="16"/>
               </w:rPr>
-              <w:t xml:space="preserve">2. Enter name </w:t>
+              <w:t xml:space="preserve">2. Enter </w:t>
             </w:r>
             <w:r>
               <w:rPr>
@@ -4155,38 +3679,26 @@
                 <w:sz w:val="15"/>
                 <w:szCs w:val="15"/>
               </w:rPr>
-              <w:t xml:space="preserve">Dana O'Connor</w:t>
-            </w:r>
-            <w:r>
-              <w:rPr>
-                <w:sz w:val="16"/>
-                <w:szCs w:val="16"/>
-              </w:rPr>
-              <w:t xml:space="preserve">.</w:t>
-            </w:r>
-          </w:p>
-          <w:p>
-            <w:pPr>
-              <w:jc w:val="left"/>
-            </w:pPr>
-            <w:r>
-              <w:rPr>
-                <w:sz w:val="16"/>
-                <w:szCs w:val="16"/>
-              </w:rPr>
-              <w:t xml:space="preserve">3. Select Oil Change, Arman Bekov and tomorrow's date.</w:t>
-            </w:r>
-          </w:p>
-          <w:p>
-            <w:pPr>
-              <w:jc w:val="left"/>
-            </w:pPr>
-            <w:r>
-              <w:rPr>
-                <w:sz w:val="16"/>
-                <w:szCs w:val="16"/>
-              </w:rPr>
-              <w:t xml:space="preserve">4. Click </w:t>
+              <w:t xml:space="preserve">1</w:t>
+            </w:r>
+            <w:r>
+              <w:rPr>
+                <w:sz w:val="16"/>
+                <w:szCs w:val="16"/>
+              </w:rPr>
+              <w:t xml:space="preserve"> in Binary search by Order #.</w:t>
+            </w:r>
+          </w:p>
+          <w:p>
+            <w:pPr>
+              <w:jc w:val="left"/>
+            </w:pPr>
+            <w:r>
+              <w:rPr>
+                <w:sz w:val="16"/>
+                <w:szCs w:val="16"/>
+              </w:rPr>
+              <w:t xml:space="preserve">3. Click </w:t>
             </w:r>
             <w:r>
               <w:rPr>
@@ -4195,7 +3707,7 @@
                 <w:sz w:val="16"/>
                 <w:szCs w:val="16"/>
               </w:rPr>
-              <w:t xml:space="preserve">Confirm Booking</w:t>
+              <w:t xml:space="preserve">Search</w:t>
             </w:r>
             <w:r>
               <w:rPr>
@@ -4231,7 +3743,7 @@
                 <w:sz w:val="16"/>
                 <w:szCs w:val="16"/>
               </w:rPr>
-              <w:t xml:space="preserve">Normal data; black box</w:t>
+              <w:t xml:space="preserve">Lookup check (an existing record must be found)</w:t>
             </w:r>
           </w:p>
         </w:tc>
@@ -4260,7 +3772,7 @@
                 <w:sz w:val="16"/>
                 <w:szCs w:val="16"/>
               </w:rPr>
-              <w:t xml:space="preserve">Name </w:t>
+              <w:t xml:space="preserve">Borderline: order # </w:t>
             </w:r>
             <w:r>
               <w:rPr>
@@ -4268,14 +3780,14 @@
                 <w:sz w:val="15"/>
                 <w:szCs w:val="15"/>
               </w:rPr>
-              <w:t xml:space="preserve">Dana O'Connor</w:t>
-            </w:r>
-            <w:r>
-              <w:rPr>
-                <w:sz w:val="16"/>
-                <w:szCs w:val="16"/>
-              </w:rPr>
-              <w:t xml:space="preserve"> (a real surname with an apostrophe)</w:t>
+              <w:t xml:space="preserve">1</w:t>
+            </w:r>
+            <w:r>
+              <w:rPr>
+                <w:sz w:val="16"/>
+                <w:szCs w:val="16"/>
+              </w:rPr>
+              <w:t xml:space="preserve"> (the lowest order number that exists and the lowest the field accepts)</w:t>
             </w:r>
           </w:p>
         </w:tc>
@@ -4304,7 +3816,7 @@
                 <w:sz w:val="16"/>
                 <w:szCs w:val="16"/>
               </w:rPr>
-              <w:t xml:space="preserve">The app accepts the booking and shows “Your booking is confirmed!” with total $44.20.</w:t>
+              <w:t xml:space="preserve">The app shows a card “Order #1 found” with Marat Usenov, Oil Change, Arman Bekov.</w:t>
             </w:r>
           </w:p>
         </w:tc>
@@ -4333,7 +3845,7 @@
                 <w:sz w:val="16"/>
                 <w:szCs w:val="16"/>
               </w:rPr>
-              <w:t xml:space="preserve">The page went blank, with no message for the user. The server log said “You have an error in your SQL syntax … near 'Connor'”. No order was saved. </w:t>
+              <w:t xml:space="preserve">The page showed “Order #1 not found.”, yet order 1 (Marat Usenov) is in the table below it. </w:t>
             </w:r>
             <w:r>
               <w:rPr>
@@ -4357,14 +3869,14 @@
                 <w:sz w:val="15"/>
                 <w:szCs w:val="15"/>
               </w:rPr>
-              <w:t xml:space="preserve">order.php</w:t>
-            </w:r>
-            <w:r>
-              <w:rPr>
-                <w:sz w:val="16"/>
-                <w:szCs w:val="16"/>
-              </w:rPr>
-              <w:t xml:space="preserve"> (line 81) pastes the name straight into the database command. The apostrophe ends the name too early and breaks the command. An attacker could use the same gap to run their own database commands (SQL injection). Evidence: </w:t>
+              <w:t xml:space="preserve">orders.php</w:t>
+            </w:r>
+            <w:r>
+              <w:rPr>
+                <w:sz w:val="16"/>
+                <w:szCs w:val="16"/>
+              </w:rPr>
+              <w:t xml:space="preserve"> (line 63) compares the order number from the database, stored as text, with the number typed in, using a strict check (</w:t>
             </w:r>
             <w:r>
               <w:rPr>
@@ -4372,156 +3884,14 @@
                 <w:sz w:val="15"/>
                 <w:szCs w:val="15"/>
               </w:rPr>
-              <w:t xml:space="preserve">evidence/TC11_name_apostrophe.png</w:t>
-            </w:r>
-          </w:p>
-          <w:p>
-            <w:pPr>
-              <w:spacing w:before="60"/>
-            </w:pPr>
-            <w:r>
-              <w:drawing>
-                <wp:inline distT="0" distB="0" distL="0" distR="0">
-                  <wp:extent cx="3333750" cy="1876425"/>
-                  <wp:effectExtent t="0" r="0" b="0" l="0"/>
-                  <wp:docPr id="12" name="TC11_name_apostrophe.png" descr="Evidence screenshot TC11_name_apostrophe.png" title="TC11_name_apostrophe.png"/>
-                  <wp:cNvGraphicFramePr>
-                    <a:graphicFrameLocks xmlns:a="http://schemas.openxmlformats.org/drawingml/2006/main" noChangeAspect="1"/>
-                  </wp:cNvGraphicFramePr>
-                  <a:graphic xmlns:a="http://schemas.openxmlformats.org/drawingml/2006/main">
-                    <a:graphicData uri="http://schemas.openxmlformats.org/drawingml/2006/picture">
-                      <pic:pic xmlns:pic="http://schemas.openxmlformats.org/drawingml/2006/picture">
-                        <pic:nvPicPr>
-                          <pic:cNvPr id="0" name="" descr=""/>
-                          <pic:cNvPicPr>
-                            <a:picLocks noChangeAspect="1" noChangeArrowheads="1"/>
-                          </pic:cNvPicPr>
-                        </pic:nvPicPr>
-                        <pic:blipFill>
-                          <a:blip r:embed="rId17" cstate="none"/>
-                          <a:srcRect/>
-                          <a:stretch>
-                            <a:fillRect/>
-                          </a:stretch>
-                        </pic:blipFill>
-                        <pic:spPr bwMode="auto">
-                          <a:xfrm>
-                            <a:off x="0" y="0"/>
-                            <a:ext cx="3333750" cy="1876425"/>
-                          </a:xfrm>
-                          <a:prstGeom prst="rect">
-                            <a:avLst/>
-                          </a:prstGeom>
-                        </pic:spPr>
-                      </pic:pic>
-                    </a:graphicData>
-                  </a:graphic>
-                </wp:inline>
-              </w:drawing>
-            </w:r>
-          </w:p>
-        </w:tc>
-      </w:tr>
-      <w:tr>
-        <w:trPr>
-          <w:cantSplit/>
-        </w:trPr>
-        <w:tc>
-          <w:tcPr>
-            <w:tcW w:type="dxa" w:w="400"/>
-            <w:tcBorders>
-              <w:top w:val="single" w:color="999999" w:sz="4"/>
-              <w:left w:val="single" w:color="999999" w:sz="4"/>
-              <w:bottom w:val="single" w:color="999999" w:sz="4"/>
-              <w:right w:val="single" w:color="999999" w:sz="4"/>
-            </w:tcBorders>
-            <w:tcMar>
-              <w:top w:type="dxa" w:w="60"/>
-              <w:left w:type="dxa" w:w="90"/>
-              <w:bottom w:type="dxa" w:w="60"/>
-              <w:right w:type="dxa" w:w="90"/>
-            </w:tcMar>
-          </w:tcPr>
-          <w:p>
-            <w:pPr>
-              <w:jc w:val="center"/>
-            </w:pPr>
-            <w:r>
-              <w:rPr>
-                <w:sz w:val="16"/>
-                <w:szCs w:val="16"/>
-              </w:rPr>
-              <w:t xml:space="preserve">12</w:t>
-            </w:r>
-          </w:p>
-        </w:tc>
-        <w:tc>
-          <w:tcPr>
-            <w:tcW w:type="dxa" w:w="1300"/>
-            <w:tcBorders>
-              <w:top w:val="single" w:color="999999" w:sz="4"/>
-              <w:left w:val="single" w:color="999999" w:sz="4"/>
-              <w:bottom w:val="single" w:color="999999" w:sz="4"/>
-              <w:right w:val="single" w:color="999999" w:sz="4"/>
-            </w:tcBorders>
-            <w:tcMar>
-              <w:top w:type="dxa" w:w="60"/>
-              <w:left w:type="dxa" w:w="90"/>
-              <w:bottom w:type="dxa" w:w="60"/>
-              <w:right w:type="dxa" w:w="90"/>
-            </w:tcMar>
-          </w:tcPr>
-          <w:p>
-            <w:pPr>
-              <w:jc w:val="left"/>
-            </w:pPr>
-            <w:r>
-              <w:rPr>
-                <w:sz w:val="16"/>
-                <w:szCs w:val="16"/>
-              </w:rPr>
-              <w:t xml:space="preserve">Check that the orders page joins the three tables and totals the prices.</w:t>
-            </w:r>
-          </w:p>
-        </w:tc>
-        <w:tc>
-          <w:tcPr>
-            <w:tcW w:type="dxa" w:w="2600"/>
-            <w:tcBorders>
-              <w:top w:val="single" w:color="999999" w:sz="4"/>
-              <w:left w:val="single" w:color="999999" w:sz="4"/>
-              <w:bottom w:val="single" w:color="999999" w:sz="4"/>
-              <w:right w:val="single" w:color="999999" w:sz="4"/>
-            </w:tcBorders>
-            <w:tcMar>
-              <w:top w:type="dxa" w:w="60"/>
-              <w:left w:type="dxa" w:w="90"/>
-              <w:bottom w:type="dxa" w:w="60"/>
-              <w:right w:type="dxa" w:w="90"/>
-            </w:tcMar>
-          </w:tcPr>
-          <w:p>
-            <w:pPr>
-              <w:jc w:val="left"/>
-            </w:pPr>
-            <w:r>
-              <w:rPr>
-                <w:sz w:val="16"/>
-                <w:szCs w:val="16"/>
-              </w:rPr>
-              <w:t xml:space="preserve">Before: run Tests 5, 6 and 9 (they save orders #9–#11).</w:t>
-            </w:r>
-          </w:p>
-          <w:p>
-            <w:pPr>
-              <w:jc w:val="left"/>
-            </w:pPr>
-            <w:r>
-              <w:rPr>
-                <w:sz w:val="16"/>
-                <w:szCs w:val="16"/>
-              </w:rPr>
-              <w:t xml:space="preserve">1. Open </w:t>
+              <w:t xml:space="preserve">===</w:t>
+            </w:r>
+            <w:r>
+              <w:rPr>
+                <w:sz w:val="16"/>
+                <w:szCs w:val="16"/>
+              </w:rPr>
+              <w:t xml:space="preserve">). The strict check never matches text with a number, so the search never finds any order. Evidence: </w:t>
             </w:r>
             <w:r>
               <w:rPr>
@@ -4529,166 +3899,7 @@
                 <w:sz w:val="15"/>
                 <w:szCs w:val="15"/>
               </w:rPr>
-              <w:t xml:space="preserve">/orders.php</w:t>
-            </w:r>
-            <w:r>
-              <w:rPr>
-                <w:sz w:val="16"/>
-                <w:szCs w:val="16"/>
-              </w:rPr>
-              <w:t xml:space="preserve">.</w:t>
-            </w:r>
-          </w:p>
-          <w:p>
-            <w:pPr>
-              <w:jc w:val="left"/>
-            </w:pPr>
-            <w:r>
-              <w:rPr>
-                <w:sz w:val="16"/>
-                <w:szCs w:val="16"/>
-              </w:rPr>
-              <w:t xml:space="preserve">2. Read the totals and the table.</w:t>
-            </w:r>
-          </w:p>
-        </w:tc>
-        <w:tc>
-          <w:tcPr>
-            <w:tcW w:type="dxa" w:w="1100"/>
-            <w:tcBorders>
-              <w:top w:val="single" w:color="999999" w:sz="4"/>
-              <w:left w:val="single" w:color="999999" w:sz="4"/>
-              <w:bottom w:val="single" w:color="999999" w:sz="4"/>
-              <w:right w:val="single" w:color="999999" w:sz="4"/>
-            </w:tcBorders>
-            <w:tcMar>
-              <w:top w:type="dxa" w:w="60"/>
-              <w:left w:type="dxa" w:w="90"/>
-              <w:bottom w:type="dxa" w:w="60"/>
-              <w:right w:type="dxa" w:w="90"/>
-            </w:tcMar>
-          </w:tcPr>
-          <w:p>
-            <w:pPr>
-              <w:jc w:val="left"/>
-            </w:pPr>
-            <w:r>
-              <w:rPr>
-                <w:sz w:val="16"/>
-                <w:szCs w:val="16"/>
-              </w:rPr>
-              <w:t xml:space="preserve">Normal data; black box</w:t>
-            </w:r>
-          </w:p>
-        </w:tc>
-        <w:tc>
-          <w:tcPr>
-            <w:tcW w:type="dxa" w:w="1900"/>
-            <w:tcBorders>
-              <w:top w:val="single" w:color="999999" w:sz="4"/>
-              <w:left w:val="single" w:color="999999" w:sz="4"/>
-              <w:bottom w:val="single" w:color="999999" w:sz="4"/>
-              <w:right w:val="single" w:color="999999" w:sz="4"/>
-            </w:tcBorders>
-            <w:tcMar>
-              <w:top w:type="dxa" w:w="60"/>
-              <w:left w:type="dxa" w:w="90"/>
-              <w:bottom w:type="dxa" w:w="60"/>
-              <w:right w:type="dxa" w:w="90"/>
-            </w:tcMar>
-          </w:tcPr>
-          <w:p>
-            <w:pPr>
-              <w:jc w:val="left"/>
-            </w:pPr>
-            <w:r>
-              <w:rPr>
-                <w:sz w:val="16"/>
-                <w:szCs w:val="16"/>
-              </w:rPr>
-              <w:t xml:space="preserve">8 seed orders ($235.00) + 3 new Oil Change orders (3 × $35.00)</w:t>
-            </w:r>
-          </w:p>
-        </w:tc>
-        <w:tc>
-          <w:tcPr>
-            <w:tcW w:type="dxa" w:w="1700"/>
-            <w:tcBorders>
-              <w:top w:val="single" w:color="999999" w:sz="4"/>
-              <w:left w:val="single" w:color="999999" w:sz="4"/>
-              <w:bottom w:val="single" w:color="999999" w:sz="4"/>
-              <w:right w:val="single" w:color="999999" w:sz="4"/>
-            </w:tcBorders>
-            <w:tcMar>
-              <w:top w:type="dxa" w:w="60"/>
-              <w:left w:type="dxa" w:w="90"/>
-              <w:bottom w:type="dxa" w:w="60"/>
-              <w:right w:type="dxa" w:w="90"/>
-            </w:tcMar>
-          </w:tcPr>
-          <w:p>
-            <w:pPr>
-              <w:jc w:val="left"/>
-            </w:pPr>
-            <w:r>
-              <w:rPr>
-                <w:sz w:val="16"/>
-                <w:szCs w:val="16"/>
-              </w:rPr>
-              <w:t xml:space="preserve">The page shows 11 orders, total revenue $340.00 and average $30.91. Each row shows the customer, service, mechanic, date, price and status.</w:t>
-            </w:r>
-          </w:p>
-        </w:tc>
-        <w:tc>
-          <w:tcPr>
-            <w:tcW w:type="dxa" w:w="5400"/>
-            <w:tcBorders>
-              <w:top w:val="single" w:color="999999" w:sz="4"/>
-              <w:left w:val="single" w:color="999999" w:sz="4"/>
-              <w:bottom w:val="single" w:color="999999" w:sz="4"/>
-              <w:right w:val="single" w:color="999999" w:sz="4"/>
-            </w:tcBorders>
-            <w:tcMar>
-              <w:top w:type="dxa" w:w="60"/>
-              <w:left w:type="dxa" w:w="90"/>
-              <w:bottom w:type="dxa" w:w="60"/>
-              <w:right w:type="dxa" w:w="90"/>
-            </w:tcMar>
-          </w:tcPr>
-          <w:p>
-            <w:pPr>
-              <w:jc w:val="left"/>
-            </w:pPr>
-            <w:r>
-              <w:rPr>
-                <w:sz w:val="16"/>
-                <w:szCs w:val="16"/>
-              </w:rPr>
-              <w:t xml:space="preserve">The page showed 11 Total orders, $340.00 Total revenue and $30.91 Average order value. The table listed all 11 orders with the service and mechanic names, newest date first. </w:t>
-            </w:r>
-            <w:r>
-              <w:rPr>
-                <w:b/>
-                <w:bCs/>
-                <w:sz w:val="16"/>
-                <w:szCs w:val="16"/>
-              </w:rPr>
-              <w:t xml:space="preserve">PASS.</w:t>
-            </w:r>
-            <w:r>
-              <w:rPr>
-                <w:sz w:val="16"/>
-                <w:szCs w:val="16"/>
-              </w:rPr>
-              <w:t xml:space="preserve"> Note: the 100-character name from Test 9 stretches the table past the page width. Evidence: </w:t>
-            </w:r>
-            <w:r>
-              <w:rPr>
-                <w:rFonts w:ascii="Consolas" w:cs="Consolas" w:eastAsia="Consolas" w:hAnsi="Consolas"/>
-                <w:sz w:val="15"/>
-                <w:szCs w:val="15"/>
-              </w:rPr>
-              <w:t xml:space="preserve">evidence/TC12_orders_list.png</w:t>
+              <w:t xml:space="preserve">evidence/TC09_search_order1.png</w:t>
             </w:r>
           </w:p>
           <w:p>
@@ -4698,9 +3909,9 @@
             <w:r>
               <w:drawing>
                 <wp:inline distT="0" distB="0" distL="0" distR="0">
-                  <wp:extent cx="3028950" cy="2000250"/>
+                  <wp:extent cx="2867025" cy="2000250"/>
                   <wp:effectExtent t="0" r="0" b="0" l="0"/>
-                  <wp:docPr id="13" name="TC12_orders_list.png" descr="Evidence screenshot TC12_orders_list.png" title="TC12_orders_list.png"/>
+                  <wp:docPr id="12" name="TC09_search_order1.png" descr="Evidence screenshot TC09_search_order1.png" title="TC09_search_order1.png"/>
                   <wp:cNvGraphicFramePr>
                     <a:graphicFrameLocks xmlns:a="http://schemas.openxmlformats.org/drawingml/2006/main" noChangeAspect="1"/>
                   </wp:cNvGraphicFramePr>
@@ -4723,7 +3934,7 @@
                         <pic:spPr bwMode="auto">
                           <a:xfrm>
                             <a:off x="0" y="0"/>
-                            <a:ext cx="3028950" cy="2000250"/>
+                            <a:ext cx="2867025" cy="2000250"/>
                           </a:xfrm>
                           <a:prstGeom prst="rect">
                             <a:avLst/>
@@ -4767,7 +3978,7 @@
                 <w:sz w:val="16"/>
                 <w:szCs w:val="16"/>
               </w:rPr>
-              <w:t xml:space="preserve">13</w:t>
+              <w:t xml:space="preserve">10</w:t>
             </w:r>
           </w:p>
         </w:tc>
@@ -4796,7 +4007,7 @@
                 <w:sz w:val="16"/>
                 <w:szCs w:val="16"/>
               </w:rPr>
-              <w:t xml:space="preserve">Check that the binary search finds the lowest order number.</w:t>
+              <w:t xml:space="preserve">Check that searching for an order that does not exist shows a message.</w:t>
             </w:r>
           </w:p>
         </w:tc>
@@ -4860,7 +4071,7 @@
                 <w:sz w:val="15"/>
                 <w:szCs w:val="15"/>
               </w:rPr>
-              <w:t xml:space="preserve">1</w:t>
+              <w:t xml:space="preserve">999</w:t>
             </w:r>
             <w:r>
               <w:rPr>
@@ -4924,7 +4135,7 @@
                 <w:sz w:val="16"/>
                 <w:szCs w:val="16"/>
               </w:rPr>
-              <w:t xml:space="preserve">Borderline data; black box</w:t>
+              <w:t xml:space="preserve">Lookup check (a missing record must give a clear message)</w:t>
             </w:r>
           </w:p>
         </w:tc>
@@ -4953,7 +4164,7 @@
                 <w:sz w:val="16"/>
                 <w:szCs w:val="16"/>
               </w:rPr>
-              <w:t xml:space="preserve">Order # </w:t>
+              <w:t xml:space="preserve">Invalid: order # </w:t>
             </w:r>
             <w:r>
               <w:rPr>
@@ -4961,14 +4172,14 @@
                 <w:sz w:val="15"/>
                 <w:szCs w:val="15"/>
               </w:rPr>
-              <w:t xml:space="preserve">1</w:t>
-            </w:r>
-            <w:r>
-              <w:rPr>
-                <w:sz w:val="16"/>
-                <w:szCs w:val="16"/>
-              </w:rPr>
-              <w:t xml:space="preserve"> (the lowest order number that exists and the lowest the field accepts)</w:t>
+              <w:t xml:space="preserve">999</w:t>
+            </w:r>
+            <w:r>
+              <w:rPr>
+                <w:sz w:val="16"/>
+                <w:szCs w:val="16"/>
+              </w:rPr>
+              <w:t xml:space="preserve"> (no such order)</w:t>
             </w:r>
           </w:p>
         </w:tc>
@@ -4997,7 +4208,7 @@
                 <w:sz w:val="16"/>
                 <w:szCs w:val="16"/>
               </w:rPr>
-              <w:t xml:space="preserve">The app shows a card “Order #1 found” with Marat Usenov, Oil Change, Arman Bekov.</w:t>
+              <w:t xml:space="preserve">The app shows “Order #999 not found.” and keeps the order table visible.</w:t>
             </w:r>
           </w:p>
         </w:tc>
@@ -5026,7 +4237,7 @@
                 <w:sz w:val="16"/>
                 <w:szCs w:val="16"/>
               </w:rPr>
-              <w:t xml:space="preserve">The page showed “Order #1 not found.”, yet order 1 (Marat Usenov) is in the table below it. </w:t>
+              <w:t xml:space="preserve">The page showed “Order #999 not found.” above the full order table. </w:t>
             </w:r>
             <w:r>
               <w:rPr>
@@ -5035,14 +4246,14 @@
                 <w:sz w:val="16"/>
                 <w:szCs w:val="16"/>
               </w:rPr>
-              <w:t xml:space="preserve">FAIL.</w:t>
-            </w:r>
-            <w:r>
-              <w:rPr>
-                <w:sz w:val="16"/>
-                <w:szCs w:val="16"/>
-              </w:rPr>
-              <w:t xml:space="preserve"> Defect: </w:t>
+              <w:t xml:space="preserve">PASS.</w:t>
+            </w:r>
+            <w:r>
+              <w:rPr>
+                <w:sz w:val="16"/>
+                <w:szCs w:val="16"/>
+              </w:rPr>
+              <w:t xml:space="preserve"> Note: because of the defect in Test 9, the search shows this message for every number. This test checks only the message. Evidence: </w:t>
             </w:r>
             <w:r>
               <w:rPr>
@@ -5050,37 +4261,7 @@
                 <w:sz w:val="15"/>
                 <w:szCs w:val="15"/>
               </w:rPr>
-              <w:t xml:space="preserve">orders.php</w:t>
-            </w:r>
-            <w:r>
-              <w:rPr>
-                <w:sz w:val="16"/>
-                <w:szCs w:val="16"/>
-              </w:rPr>
-              <w:t xml:space="preserve"> (line 63) compares the order number from the database, stored as text, with the number typed in, using a strict check (</w:t>
-            </w:r>
-            <w:r>
-              <w:rPr>
-                <w:rFonts w:ascii="Consolas" w:cs="Consolas" w:eastAsia="Consolas" w:hAnsi="Consolas"/>
-                <w:sz w:val="15"/>
-                <w:szCs w:val="15"/>
-              </w:rPr>
-              <w:t xml:space="preserve">===</w:t>
-            </w:r>
-            <w:r>
-              <w:rPr>
-                <w:sz w:val="16"/>
-                <w:szCs w:val="16"/>
-              </w:rPr>
-              <w:t xml:space="preserve">). The strict check never matches text with a number, so the search never finds any order. Evidence: </w:t>
-            </w:r>
-            <w:r>
-              <w:rPr>
-                <w:rFonts w:ascii="Consolas" w:cs="Consolas" w:eastAsia="Consolas" w:hAnsi="Consolas"/>
-                <w:sz w:val="15"/>
-                <w:szCs w:val="15"/>
-              </w:rPr>
-              <w:t xml:space="preserve">evidence/TC13_search_order1.png</w:t>
+              <w:t xml:space="preserve">evidence/TC10_search_order999.png</w:t>
             </w:r>
           </w:p>
           <w:p>
@@ -5092,7 +4273,7 @@
                 <wp:inline distT="0" distB="0" distL="0" distR="0">
                   <wp:extent cx="2867025" cy="2000250"/>
                   <wp:effectExtent t="0" r="0" b="0" l="0"/>
-                  <wp:docPr id="14" name="TC13_search_order1.png" descr="Evidence screenshot TC13_search_order1.png" title="TC13_search_order1.png"/>
+                  <wp:docPr id="13" name="TC10_search_order999.png" descr="Evidence screenshot TC10_search_order999.png" title="TC10_search_order999.png"/>
                   <wp:cNvGraphicFramePr>
                     <a:graphicFrameLocks xmlns:a="http://schemas.openxmlformats.org/drawingml/2006/main" noChangeAspect="1"/>
                   </wp:cNvGraphicFramePr>
@@ -5130,684 +4311,6 @@
           </w:p>
         </w:tc>
       </w:tr>
-      <w:tr>
-        <w:trPr>
-          <w:cantSplit/>
-        </w:trPr>
-        <w:tc>
-          <w:tcPr>
-            <w:tcW w:type="dxa" w:w="400"/>
-            <w:tcBorders>
-              <w:top w:val="single" w:color="999999" w:sz="4"/>
-              <w:left w:val="single" w:color="999999" w:sz="4"/>
-              <w:bottom w:val="single" w:color="999999" w:sz="4"/>
-              <w:right w:val="single" w:color="999999" w:sz="4"/>
-            </w:tcBorders>
-            <w:tcMar>
-              <w:top w:type="dxa" w:w="60"/>
-              <w:left w:type="dxa" w:w="90"/>
-              <w:bottom w:type="dxa" w:w="60"/>
-              <w:right w:type="dxa" w:w="90"/>
-            </w:tcMar>
-          </w:tcPr>
-          <w:p>
-            <w:pPr>
-              <w:jc w:val="center"/>
-            </w:pPr>
-            <w:r>
-              <w:rPr>
-                <w:sz w:val="16"/>
-                <w:szCs w:val="16"/>
-              </w:rPr>
-              <w:t xml:space="preserve">14</w:t>
-            </w:r>
-          </w:p>
-        </w:tc>
-        <w:tc>
-          <w:tcPr>
-            <w:tcW w:type="dxa" w:w="1300"/>
-            <w:tcBorders>
-              <w:top w:val="single" w:color="999999" w:sz="4"/>
-              <w:left w:val="single" w:color="999999" w:sz="4"/>
-              <w:bottom w:val="single" w:color="999999" w:sz="4"/>
-              <w:right w:val="single" w:color="999999" w:sz="4"/>
-            </w:tcBorders>
-            <w:tcMar>
-              <w:top w:type="dxa" w:w="60"/>
-              <w:left w:type="dxa" w:w="90"/>
-              <w:bottom w:type="dxa" w:w="60"/>
-              <w:right w:type="dxa" w:w="90"/>
-            </w:tcMar>
-          </w:tcPr>
-          <w:p>
-            <w:pPr>
-              <w:jc w:val="left"/>
-            </w:pPr>
-            <w:r>
-              <w:rPr>
-                <w:sz w:val="16"/>
-                <w:szCs w:val="16"/>
-              </w:rPr>
-              <w:t xml:space="preserve">Check that searching for an order that does not exist shows a message.</w:t>
-            </w:r>
-          </w:p>
-        </w:tc>
-        <w:tc>
-          <w:tcPr>
-            <w:tcW w:type="dxa" w:w="2600"/>
-            <w:tcBorders>
-              <w:top w:val="single" w:color="999999" w:sz="4"/>
-              <w:left w:val="single" w:color="999999" w:sz="4"/>
-              <w:bottom w:val="single" w:color="999999" w:sz="4"/>
-              <w:right w:val="single" w:color="999999" w:sz="4"/>
-            </w:tcBorders>
-            <w:tcMar>
-              <w:top w:type="dxa" w:w="60"/>
-              <w:left w:type="dxa" w:w="90"/>
-              <w:bottom w:type="dxa" w:w="60"/>
-              <w:right w:type="dxa" w:w="90"/>
-            </w:tcMar>
-          </w:tcPr>
-          <w:p>
-            <w:pPr>
-              <w:jc w:val="left"/>
-            </w:pPr>
-            <w:r>
-              <w:rPr>
-                <w:sz w:val="16"/>
-                <w:szCs w:val="16"/>
-              </w:rPr>
-              <w:t xml:space="preserve">1. Open </w:t>
-            </w:r>
-            <w:r>
-              <w:rPr>
-                <w:rFonts w:ascii="Consolas" w:cs="Consolas" w:eastAsia="Consolas" w:hAnsi="Consolas"/>
-                <w:sz w:val="15"/>
-                <w:szCs w:val="15"/>
-              </w:rPr>
-              <w:t xml:space="preserve">/orders.php</w:t>
-            </w:r>
-            <w:r>
-              <w:rPr>
-                <w:sz w:val="16"/>
-                <w:szCs w:val="16"/>
-              </w:rPr>
-              <w:t xml:space="preserve">.</w:t>
-            </w:r>
-          </w:p>
-          <w:p>
-            <w:pPr>
-              <w:jc w:val="left"/>
-            </w:pPr>
-            <w:r>
-              <w:rPr>
-                <w:sz w:val="16"/>
-                <w:szCs w:val="16"/>
-              </w:rPr>
-              <w:t xml:space="preserve">2. Enter </w:t>
-            </w:r>
-            <w:r>
-              <w:rPr>
-                <w:rFonts w:ascii="Consolas" w:cs="Consolas" w:eastAsia="Consolas" w:hAnsi="Consolas"/>
-                <w:sz w:val="15"/>
-                <w:szCs w:val="15"/>
-              </w:rPr>
-              <w:t xml:space="preserve">999</w:t>
-            </w:r>
-            <w:r>
-              <w:rPr>
-                <w:sz w:val="16"/>
-                <w:szCs w:val="16"/>
-              </w:rPr>
-              <w:t xml:space="preserve"> in Binary search by Order #.</w:t>
-            </w:r>
-          </w:p>
-          <w:p>
-            <w:pPr>
-              <w:jc w:val="left"/>
-            </w:pPr>
-            <w:r>
-              <w:rPr>
-                <w:sz w:val="16"/>
-                <w:szCs w:val="16"/>
-              </w:rPr>
-              <w:t xml:space="preserve">3. Click </w:t>
-            </w:r>
-            <w:r>
-              <w:rPr>
-                <w:b/>
-                <w:bCs/>
-                <w:sz w:val="16"/>
-                <w:szCs w:val="16"/>
-              </w:rPr>
-              <w:t xml:space="preserve">Search</w:t>
-            </w:r>
-            <w:r>
-              <w:rPr>
-                <w:sz w:val="16"/>
-                <w:szCs w:val="16"/>
-              </w:rPr>
-              <w:t xml:space="preserve">.</w:t>
-            </w:r>
-          </w:p>
-        </w:tc>
-        <w:tc>
-          <w:tcPr>
-            <w:tcW w:type="dxa" w:w="1100"/>
-            <w:tcBorders>
-              <w:top w:val="single" w:color="999999" w:sz="4"/>
-              <w:left w:val="single" w:color="999999" w:sz="4"/>
-              <w:bottom w:val="single" w:color="999999" w:sz="4"/>
-              <w:right w:val="single" w:color="999999" w:sz="4"/>
-            </w:tcBorders>
-            <w:tcMar>
-              <w:top w:type="dxa" w:w="60"/>
-              <w:left w:type="dxa" w:w="90"/>
-              <w:bottom w:type="dxa" w:w="60"/>
-              <w:right w:type="dxa" w:w="90"/>
-            </w:tcMar>
-          </w:tcPr>
-          <w:p>
-            <w:pPr>
-              <w:jc w:val="left"/>
-            </w:pPr>
-            <w:r>
-              <w:rPr>
-                <w:sz w:val="16"/>
-                <w:szCs w:val="16"/>
-              </w:rPr>
-              <w:t xml:space="preserve">Invalid data; black box</w:t>
-            </w:r>
-          </w:p>
-        </w:tc>
-        <w:tc>
-          <w:tcPr>
-            <w:tcW w:type="dxa" w:w="1900"/>
-            <w:tcBorders>
-              <w:top w:val="single" w:color="999999" w:sz="4"/>
-              <w:left w:val="single" w:color="999999" w:sz="4"/>
-              <w:bottom w:val="single" w:color="999999" w:sz="4"/>
-              <w:right w:val="single" w:color="999999" w:sz="4"/>
-            </w:tcBorders>
-            <w:tcMar>
-              <w:top w:type="dxa" w:w="60"/>
-              <w:left w:type="dxa" w:w="90"/>
-              <w:bottom w:type="dxa" w:w="60"/>
-              <w:right w:type="dxa" w:w="90"/>
-            </w:tcMar>
-          </w:tcPr>
-          <w:p>
-            <w:pPr>
-              <w:jc w:val="left"/>
-            </w:pPr>
-            <w:r>
-              <w:rPr>
-                <w:sz w:val="16"/>
-                <w:szCs w:val="16"/>
-              </w:rPr>
-              <w:t xml:space="preserve">Order # </w:t>
-            </w:r>
-            <w:r>
-              <w:rPr>
-                <w:rFonts w:ascii="Consolas" w:cs="Consolas" w:eastAsia="Consolas" w:hAnsi="Consolas"/>
-                <w:sz w:val="15"/>
-                <w:szCs w:val="15"/>
-              </w:rPr>
-              <w:t xml:space="preserve">999</w:t>
-            </w:r>
-            <w:r>
-              <w:rPr>
-                <w:sz w:val="16"/>
-                <w:szCs w:val="16"/>
-              </w:rPr>
-              <w:t xml:space="preserve"> (no such order)</w:t>
-            </w:r>
-          </w:p>
-        </w:tc>
-        <w:tc>
-          <w:tcPr>
-            <w:tcW w:type="dxa" w:w="1700"/>
-            <w:tcBorders>
-              <w:top w:val="single" w:color="999999" w:sz="4"/>
-              <w:left w:val="single" w:color="999999" w:sz="4"/>
-              <w:bottom w:val="single" w:color="999999" w:sz="4"/>
-              <w:right w:val="single" w:color="999999" w:sz="4"/>
-            </w:tcBorders>
-            <w:tcMar>
-              <w:top w:type="dxa" w:w="60"/>
-              <w:left w:type="dxa" w:w="90"/>
-              <w:bottom w:type="dxa" w:w="60"/>
-              <w:right w:type="dxa" w:w="90"/>
-            </w:tcMar>
-          </w:tcPr>
-          <w:p>
-            <w:pPr>
-              <w:jc w:val="left"/>
-            </w:pPr>
-            <w:r>
-              <w:rPr>
-                <w:sz w:val="16"/>
-                <w:szCs w:val="16"/>
-              </w:rPr>
-              <w:t xml:space="preserve">The app shows “Order #999 not found.” and keeps the order table visible.</w:t>
-            </w:r>
-          </w:p>
-        </w:tc>
-        <w:tc>
-          <w:tcPr>
-            <w:tcW w:type="dxa" w:w="5400"/>
-            <w:tcBorders>
-              <w:top w:val="single" w:color="999999" w:sz="4"/>
-              <w:left w:val="single" w:color="999999" w:sz="4"/>
-              <w:bottom w:val="single" w:color="999999" w:sz="4"/>
-              <w:right w:val="single" w:color="999999" w:sz="4"/>
-            </w:tcBorders>
-            <w:tcMar>
-              <w:top w:type="dxa" w:w="60"/>
-              <w:left w:type="dxa" w:w="90"/>
-              <w:bottom w:type="dxa" w:w="60"/>
-              <w:right w:type="dxa" w:w="90"/>
-            </w:tcMar>
-          </w:tcPr>
-          <w:p>
-            <w:pPr>
-              <w:jc w:val="left"/>
-            </w:pPr>
-            <w:r>
-              <w:rPr>
-                <w:sz w:val="16"/>
-                <w:szCs w:val="16"/>
-              </w:rPr>
-              <w:t xml:space="preserve">The page showed “Order #999 not found.” above the full order table. </w:t>
-            </w:r>
-            <w:r>
-              <w:rPr>
-                <w:b/>
-                <w:bCs/>
-                <w:sz w:val="16"/>
-                <w:szCs w:val="16"/>
-              </w:rPr>
-              <w:t xml:space="preserve">PASS.</w:t>
-            </w:r>
-            <w:r>
-              <w:rPr>
-                <w:sz w:val="16"/>
-                <w:szCs w:val="16"/>
-              </w:rPr>
-              <w:t xml:space="preserve"> Evidence: </w:t>
-            </w:r>
-            <w:r>
-              <w:rPr>
-                <w:rFonts w:ascii="Consolas" w:cs="Consolas" w:eastAsia="Consolas" w:hAnsi="Consolas"/>
-                <w:sz w:val="15"/>
-                <w:szCs w:val="15"/>
-              </w:rPr>
-              <w:t xml:space="preserve">evidence/TC14_search_order999.png</w:t>
-            </w:r>
-          </w:p>
-          <w:p>
-            <w:pPr>
-              <w:spacing w:before="60"/>
-            </w:pPr>
-            <w:r>
-              <w:drawing>
-                <wp:inline distT="0" distB="0" distL="0" distR="0">
-                  <wp:extent cx="2867025" cy="2000250"/>
-                  <wp:effectExtent t="0" r="0" b="0" l="0"/>
-                  <wp:docPr id="15" name="TC14_search_order999.png" descr="Evidence screenshot TC14_search_order999.png" title="TC14_search_order999.png"/>
-                  <wp:cNvGraphicFramePr>
-                    <a:graphicFrameLocks xmlns:a="http://schemas.openxmlformats.org/drawingml/2006/main" noChangeAspect="1"/>
-                  </wp:cNvGraphicFramePr>
-                  <a:graphic xmlns:a="http://schemas.openxmlformats.org/drawingml/2006/main">
-                    <a:graphicData uri="http://schemas.openxmlformats.org/drawingml/2006/picture">
-                      <pic:pic xmlns:pic="http://schemas.openxmlformats.org/drawingml/2006/picture">
-                        <pic:nvPicPr>
-                          <pic:cNvPr id="0" name="" descr=""/>
-                          <pic:cNvPicPr>
-                            <a:picLocks noChangeAspect="1" noChangeArrowheads="1"/>
-                          </pic:cNvPicPr>
-                        </pic:nvPicPr>
-                        <pic:blipFill>
-                          <a:blip r:embed="rId20" cstate="none"/>
-                          <a:srcRect/>
-                          <a:stretch>
-                            <a:fillRect/>
-                          </a:stretch>
-                        </pic:blipFill>
-                        <pic:spPr bwMode="auto">
-                          <a:xfrm>
-                            <a:off x="0" y="0"/>
-                            <a:ext cx="2867025" cy="2000250"/>
-                          </a:xfrm>
-                          <a:prstGeom prst="rect">
-                            <a:avLst/>
-                          </a:prstGeom>
-                        </pic:spPr>
-                      </pic:pic>
-                    </a:graphicData>
-                  </a:graphic>
-                </wp:inline>
-              </w:drawing>
-            </w:r>
-          </w:p>
-        </w:tc>
-      </w:tr>
-      <w:tr>
-        <w:trPr>
-          <w:cantSplit/>
-        </w:trPr>
-        <w:tc>
-          <w:tcPr>
-            <w:tcW w:type="dxa" w:w="400"/>
-            <w:tcBorders>
-              <w:top w:val="single" w:color="999999" w:sz="4"/>
-              <w:left w:val="single" w:color="999999" w:sz="4"/>
-              <w:bottom w:val="single" w:color="999999" w:sz="4"/>
-              <w:right w:val="single" w:color="999999" w:sz="4"/>
-            </w:tcBorders>
-            <w:tcMar>
-              <w:top w:type="dxa" w:w="60"/>
-              <w:left w:type="dxa" w:w="90"/>
-              <w:bottom w:type="dxa" w:w="60"/>
-              <w:right w:type="dxa" w:w="90"/>
-            </w:tcMar>
-          </w:tcPr>
-          <w:p>
-            <w:pPr>
-              <w:jc w:val="center"/>
-            </w:pPr>
-            <w:r>
-              <w:rPr>
-                <w:sz w:val="16"/>
-                <w:szCs w:val="16"/>
-              </w:rPr>
-              <w:t xml:space="preserve">15</w:t>
-            </w:r>
-          </w:p>
-        </w:tc>
-        <w:tc>
-          <w:tcPr>
-            <w:tcW w:type="dxa" w:w="1300"/>
-            <w:tcBorders>
-              <w:top w:val="single" w:color="999999" w:sz="4"/>
-              <w:left w:val="single" w:color="999999" w:sz="4"/>
-              <w:bottom w:val="single" w:color="999999" w:sz="4"/>
-              <w:right w:val="single" w:color="999999" w:sz="4"/>
-            </w:tcBorders>
-            <w:tcMar>
-              <w:top w:type="dxa" w:w="60"/>
-              <w:left w:type="dxa" w:w="90"/>
-              <w:bottom w:type="dxa" w:w="60"/>
-              <w:right w:type="dxa" w:w="90"/>
-            </w:tcMar>
-          </w:tcPr>
-          <w:p>
-            <w:pPr>
-              <w:jc w:val="left"/>
-            </w:pPr>
-            <w:r>
-              <w:rPr>
-                <w:sz w:val="16"/>
-                <w:szCs w:val="16"/>
-              </w:rPr>
-              <w:t xml:space="preserve">Check that the mechanics page counts orders and earnings per mechanic.</w:t>
-            </w:r>
-          </w:p>
-        </w:tc>
-        <w:tc>
-          <w:tcPr>
-            <w:tcW w:type="dxa" w:w="2600"/>
-            <w:tcBorders>
-              <w:top w:val="single" w:color="999999" w:sz="4"/>
-              <w:left w:val="single" w:color="999999" w:sz="4"/>
-              <w:bottom w:val="single" w:color="999999" w:sz="4"/>
-              <w:right w:val="single" w:color="999999" w:sz="4"/>
-            </w:tcBorders>
-            <w:tcMar>
-              <w:top w:type="dxa" w:w="60"/>
-              <w:left w:type="dxa" w:w="90"/>
-              <w:bottom w:type="dxa" w:w="60"/>
-              <w:right w:type="dxa" w:w="90"/>
-            </w:tcMar>
-          </w:tcPr>
-          <w:p>
-            <w:pPr>
-              <w:jc w:val="left"/>
-            </w:pPr>
-            <w:r>
-              <w:rPr>
-                <w:sz w:val="16"/>
-                <w:szCs w:val="16"/>
-              </w:rPr>
-              <w:t xml:space="preserve">Before: run Tests 5, 6 and 9 (they add three Oil Change orders for Arman Bekov).</w:t>
-            </w:r>
-          </w:p>
-          <w:p>
-            <w:pPr>
-              <w:jc w:val="left"/>
-            </w:pPr>
-            <w:r>
-              <w:rPr>
-                <w:sz w:val="16"/>
-                <w:szCs w:val="16"/>
-              </w:rPr>
-              <w:t xml:space="preserve">1. Open </w:t>
-            </w:r>
-            <w:r>
-              <w:rPr>
-                <w:rFonts w:ascii="Consolas" w:cs="Consolas" w:eastAsia="Consolas" w:hAnsi="Consolas"/>
-                <w:sz w:val="15"/>
-                <w:szCs w:val="15"/>
-              </w:rPr>
-              <w:t xml:space="preserve">/mechanics.php</w:t>
-            </w:r>
-            <w:r>
-              <w:rPr>
-                <w:sz w:val="16"/>
-                <w:szCs w:val="16"/>
-              </w:rPr>
-              <w:t xml:space="preserve">.</w:t>
-            </w:r>
-          </w:p>
-          <w:p>
-            <w:pPr>
-              <w:jc w:val="left"/>
-            </w:pPr>
-            <w:r>
-              <w:rPr>
-                <w:sz w:val="16"/>
-                <w:szCs w:val="16"/>
-              </w:rPr>
-              <w:t xml:space="preserve">2. Read the team rating and each mechanic card.</w:t>
-            </w:r>
-          </w:p>
-        </w:tc>
-        <w:tc>
-          <w:tcPr>
-            <w:tcW w:type="dxa" w:w="1100"/>
-            <w:tcBorders>
-              <w:top w:val="single" w:color="999999" w:sz="4"/>
-              <w:left w:val="single" w:color="999999" w:sz="4"/>
-              <w:bottom w:val="single" w:color="999999" w:sz="4"/>
-              <w:right w:val="single" w:color="999999" w:sz="4"/>
-            </w:tcBorders>
-            <w:tcMar>
-              <w:top w:type="dxa" w:w="60"/>
-              <w:left w:type="dxa" w:w="90"/>
-              <w:bottom w:type="dxa" w:w="60"/>
-              <w:right w:type="dxa" w:w="90"/>
-            </w:tcMar>
-          </w:tcPr>
-          <w:p>
-            <w:pPr>
-              <w:jc w:val="left"/>
-            </w:pPr>
-            <w:r>
-              <w:rPr>
-                <w:sz w:val="16"/>
-                <w:szCs w:val="16"/>
-              </w:rPr>
-              <w:t xml:space="preserve">Normal data; black box</w:t>
-            </w:r>
-          </w:p>
-        </w:tc>
-        <w:tc>
-          <w:tcPr>
-            <w:tcW w:type="dxa" w:w="1900"/>
-            <w:tcBorders>
-              <w:top w:val="single" w:color="999999" w:sz="4"/>
-              <w:left w:val="single" w:color="999999" w:sz="4"/>
-              <w:bottom w:val="single" w:color="999999" w:sz="4"/>
-              <w:right w:val="single" w:color="999999" w:sz="4"/>
-            </w:tcBorders>
-            <w:tcMar>
-              <w:top w:type="dxa" w:w="60"/>
-              <w:left w:type="dxa" w:w="90"/>
-              <w:bottom w:type="dxa" w:w="60"/>
-              <w:right w:type="dxa" w:w="90"/>
-            </w:tcMar>
-          </w:tcPr>
-          <w:p>
-            <w:pPr>
-              <w:jc w:val="left"/>
-            </w:pPr>
-            <w:r>
-              <w:rPr>
-                <w:sz w:val="16"/>
-                <w:szCs w:val="16"/>
-              </w:rPr>
-              <w:t xml:space="preserve">Ratings 4.9, 4.8, 4.7, 4.6; Arman Bekov: 3 seed orders ($105.00) + 3 new ($105.00)</w:t>
-            </w:r>
-          </w:p>
-        </w:tc>
-        <w:tc>
-          <w:tcPr>
-            <w:tcW w:type="dxa" w:w="1700"/>
-            <w:tcBorders>
-              <w:top w:val="single" w:color="999999" w:sz="4"/>
-              <w:left w:val="single" w:color="999999" w:sz="4"/>
-              <w:bottom w:val="single" w:color="999999" w:sz="4"/>
-              <w:right w:val="single" w:color="999999" w:sz="4"/>
-            </w:tcBorders>
-            <w:tcMar>
-              <w:top w:type="dxa" w:w="60"/>
-              <w:left w:type="dxa" w:w="90"/>
-              <w:bottom w:type="dxa" w:w="60"/>
-              <w:right w:type="dxa" w:w="90"/>
-            </w:tcMar>
-          </w:tcPr>
-          <w:p>
-            <w:pPr>
-              <w:jc w:val="left"/>
-            </w:pPr>
-            <w:r>
-              <w:rPr>
-                <w:sz w:val="16"/>
-                <w:szCs w:val="16"/>
-              </w:rPr>
-              <w:t xml:space="preserve">Team average rating 4.8 and 4 mechanics. Arman Bekov shows 6 orders and $210.00 earned.</w:t>
-            </w:r>
-          </w:p>
-        </w:tc>
-        <w:tc>
-          <w:tcPr>
-            <w:tcW w:type="dxa" w:w="5400"/>
-            <w:tcBorders>
-              <w:top w:val="single" w:color="999999" w:sz="4"/>
-              <w:left w:val="single" w:color="999999" w:sz="4"/>
-              <w:bottom w:val="single" w:color="999999" w:sz="4"/>
-              <w:right w:val="single" w:color="999999" w:sz="4"/>
-            </w:tcBorders>
-            <w:tcMar>
-              <w:top w:type="dxa" w:w="60"/>
-              <w:left w:type="dxa" w:w="90"/>
-              <w:bottom w:type="dxa" w:w="60"/>
-              <w:right w:type="dxa" w:w="90"/>
-            </w:tcMar>
-          </w:tcPr>
-          <w:p>
-            <w:pPr>
-              <w:jc w:val="left"/>
-            </w:pPr>
-            <w:r>
-              <w:rPr>
-                <w:sz w:val="16"/>
-                <w:szCs w:val="16"/>
-              </w:rPr>
-              <w:t xml:space="preserve">The page showed “Team average rating: ★ 4.8” and “4 mechanics in total”. Cards: Arman Bekov 6 orders, $210.00; Ruslan Akhmetov 2, $47.00; Dana Seitkali 2, $63.00; Asel Nurlanovna 1, $20.00. </w:t>
-            </w:r>
-            <w:r>
-              <w:rPr>
-                <w:b/>
-                <w:bCs/>
-                <w:sz w:val="16"/>
-                <w:szCs w:val="16"/>
-              </w:rPr>
-              <w:t xml:space="preserve">PASS.</w:t>
-            </w:r>
-            <w:r>
-              <w:rPr>
-                <w:sz w:val="16"/>
-                <w:szCs w:val="16"/>
-              </w:rPr>
-              <w:t xml:space="preserve"> Evidence: </w:t>
-            </w:r>
-            <w:r>
-              <w:rPr>
-                <w:rFonts w:ascii="Consolas" w:cs="Consolas" w:eastAsia="Consolas" w:hAnsi="Consolas"/>
-                <w:sz w:val="15"/>
-                <w:szCs w:val="15"/>
-              </w:rPr>
-              <w:t xml:space="preserve">evidence/TC15_mechanics.png</w:t>
-            </w:r>
-          </w:p>
-          <w:p>
-            <w:pPr>
-              <w:spacing w:before="60"/>
-            </w:pPr>
-            <w:r>
-              <w:drawing>
-                <wp:inline distT="0" distB="0" distL="0" distR="0">
-                  <wp:extent cx="2085975" cy="2000250"/>
-                  <wp:effectExtent t="0" r="0" b="0" l="0"/>
-                  <wp:docPr id="16" name="TC15_mechanics.png" descr="Evidence screenshot TC15_mechanics.png" title="TC15_mechanics.png"/>
-                  <wp:cNvGraphicFramePr>
-                    <a:graphicFrameLocks xmlns:a="http://schemas.openxmlformats.org/drawingml/2006/main" noChangeAspect="1"/>
-                  </wp:cNvGraphicFramePr>
-                  <a:graphic xmlns:a="http://schemas.openxmlformats.org/drawingml/2006/main">
-                    <a:graphicData uri="http://schemas.openxmlformats.org/drawingml/2006/picture">
-                      <pic:pic xmlns:pic="http://schemas.openxmlformats.org/drawingml/2006/picture">
-                        <pic:nvPicPr>
-                          <pic:cNvPr id="0" name="" descr=""/>
-                          <pic:cNvPicPr>
-                            <a:picLocks noChangeAspect="1" noChangeArrowheads="1"/>
-                          </pic:cNvPicPr>
-                        </pic:nvPicPr>
-                        <pic:blipFill>
-                          <a:blip r:embed="rId21" cstate="none"/>
-                          <a:srcRect/>
-                          <a:stretch>
-                            <a:fillRect/>
-                          </a:stretch>
-                        </pic:blipFill>
-                        <pic:spPr bwMode="auto">
-                          <a:xfrm>
-                            <a:off x="0" y="0"/>
-                            <a:ext cx="2085975" cy="2000250"/>
-                          </a:xfrm>
-                          <a:prstGeom prst="rect">
-                            <a:avLst/>
-                          </a:prstGeom>
-                        </pic:spPr>
-                      </pic:pic>
-                    </a:graphicData>
-                  </a:graphic>
-                </wp:inline>
-              </w:drawing>
-            </w:r>
-          </w:p>
-        </w:tc>
-      </w:tr>
     </w:tbl>
     <w:p>
       <w:pPr>
@@ -5833,7 +4336,7 @@
         <w:keepNext/>
       </w:pPr>
       <w:r>
-        <w:t xml:space="preserve">TC01_home_stats.png</w:t>
+        <w:t xml:space="preserve">TC01_services_by_price.png</w:t>
       </w:r>
     </w:p>
     <w:p>
@@ -5843,9 +4346,9 @@
       <w:r>
         <w:drawing>
           <wp:inline distT="0" distB="0" distL="0" distR="0">
-            <wp:extent cx="5905500" cy="4429125"/>
+            <wp:extent cx="5905500" cy="3667125"/>
             <wp:effectExtent t="0" r="0" b="0" l="0"/>
-            <wp:docPr id="17" name="TC01_home_stats.png" descr="Evidence screenshot TC01_home_stats.png" title="TC01_home_stats.png"/>
+            <wp:docPr id="14" name="TC01_services_by_price.png" descr="Evidence screenshot TC01_services_by_price.png" title="TC01_services_by_price.png"/>
             <wp:cNvGraphicFramePr>
               <a:graphicFrameLocks xmlns:a="http://schemas.openxmlformats.org/drawingml/2006/main" noChangeAspect="1"/>
             </wp:cNvGraphicFramePr>
@@ -5868,7 +4371,7 @@
                   <pic:spPr bwMode="auto">
                     <a:xfrm>
                       <a:off x="0" y="0"/>
-                      <a:ext cx="5905500" cy="4429125"/>
+                      <a:ext cx="5905500" cy="3667125"/>
                     </a:xfrm>
                     <a:prstGeom prst="rect">
                       <a:avLst/>
@@ -5890,7 +4393,22 @@
           <w:sz w:val="18"/>
           <w:szCs w:val="18"/>
         </w:rPr>
-        <w:t xml:space="preserve">Actual result (Test 1): The cards showed 8 Services Available, 4 Expert Mechanics and 4+ Jobs Completed. </w:t>
+        <w:t xml:space="preserve">Actual result (Test 1): The address changed to </w:t>
+      </w:r>
+      <w:r>
+        <w:rPr>
+          <w:rFonts w:ascii="Consolas" w:cs="Consolas" w:eastAsia="Consolas" w:hAnsi="Consolas"/>
+          <w:sz w:val="17"/>
+          <w:szCs w:val="17"/>
+        </w:rPr>
+        <w:t xml:space="preserve">services.php?sort=price</w:t>
+      </w:r>
+      <w:r>
+        <w:rPr>
+          <w:sz w:val="18"/>
+          <w:szCs w:val="18"/>
+        </w:rPr>
+        <w:t xml:space="preserve">. The cards went from Air Filter Replacement ($18.00) to Spark Plug Replacement ($45.00), from cheapest to most expensive. The boxes showed $18.00, $45.00, $29.38 and 8. </w:t>
       </w:r>
       <w:r>
         <w:rPr>
@@ -5908,7 +4426,7 @@
         <w:keepNext/>
       </w:pPr>
       <w:r>
-        <w:t xml:space="preserve">TC02_services_by_price.png</w:t>
+        <w:t xml:space="preserve">TC02_booking_tomorrow.png</w:t>
       </w:r>
     </w:p>
     <w:p>
@@ -5918,9 +4436,9 @@
       <w:r>
         <w:drawing>
           <wp:inline distT="0" distB="0" distL="0" distR="0">
-            <wp:extent cx="5905500" cy="3667125"/>
+            <wp:extent cx="5905500" cy="3371850"/>
             <wp:effectExtent t="0" r="0" b="0" l="0"/>
-            <wp:docPr id="18" name="TC02_services_by_price.png" descr="Evidence screenshot TC02_services_by_price.png" title="TC02_services_by_price.png"/>
+            <wp:docPr id="15" name="TC02_booking_tomorrow.png" descr="Evidence screenshot TC02_booking_tomorrow.png" title="TC02_booking_tomorrow.png"/>
             <wp:cNvGraphicFramePr>
               <a:graphicFrameLocks xmlns:a="http://schemas.openxmlformats.org/drawingml/2006/main" noChangeAspect="1"/>
             </wp:cNvGraphicFramePr>
@@ -5943,7 +4461,7 @@
                   <pic:spPr bwMode="auto">
                     <a:xfrm>
                       <a:off x="0" y="0"/>
-                      <a:ext cx="5905500" cy="3667125"/>
+                      <a:ext cx="5905500" cy="3371850"/>
                     </a:xfrm>
                     <a:prstGeom prst="rect">
                       <a:avLst/>
@@ -5965,22 +4483,7 @@
           <w:sz w:val="18"/>
           <w:szCs w:val="18"/>
         </w:rPr>
-        <w:t xml:space="preserve">Actual result (Test 2): The address changed to </w:t>
-      </w:r>
-      <w:r>
-        <w:rPr>
-          <w:rFonts w:ascii="Consolas" w:cs="Consolas" w:eastAsia="Consolas" w:hAnsi="Consolas"/>
-          <w:sz w:val="17"/>
-          <w:szCs w:val="17"/>
-        </w:rPr>
-        <w:t xml:space="preserve">services.php?sort=price</w:t>
-      </w:r>
-      <w:r>
-        <w:rPr>
-          <w:sz w:val="18"/>
-          <w:szCs w:val="18"/>
-        </w:rPr>
-        <w:t xml:space="preserve">. The cards went from Air Filter Replacement ($18.00) to Spark Plug Replacement ($45.00) from cheapest to most expensive. The boxes showed $18.00, $45.00, $29.38 and 8. </w:t>
+        <w:t xml:space="preserve">Actual result (Test 2): The alert said “Your booking is confirmed! Order #9”. The Order Summary listed Oil Change $35.00, call-out fee $5.00, VAT $4.20, duration 30 min and Total $44.20. </w:t>
       </w:r>
       <w:r>
         <w:rPr>
@@ -5998,7 +4501,7 @@
         <w:keepNext/>
       </w:pPr>
       <w:r>
-        <w:t xml:space="preserve">TC03_sort_invalid.png</w:t>
+        <w:t xml:space="preserve">TC03_booking_today.png</w:t>
       </w:r>
     </w:p>
     <w:p>
@@ -6008,9 +4511,9 @@
       <w:r>
         <w:drawing>
           <wp:inline distT="0" distB="0" distL="0" distR="0">
-            <wp:extent cx="5905500" cy="3667125"/>
+            <wp:extent cx="5905500" cy="3371850"/>
             <wp:effectExtent t="0" r="0" b="0" l="0"/>
-            <wp:docPr id="19" name="TC03_sort_invalid.png" descr="Evidence screenshot TC03_sort_invalid.png" title="TC03_sort_invalid.png"/>
+            <wp:docPr id="16" name="TC03_booking_today.png" descr="Evidence screenshot TC03_booking_today.png" title="TC03_booking_today.png"/>
             <wp:cNvGraphicFramePr>
               <a:graphicFrameLocks xmlns:a="http://schemas.openxmlformats.org/drawingml/2006/main" noChangeAspect="1"/>
             </wp:cNvGraphicFramePr>
@@ -6033,7 +4536,7 @@
                   <pic:spPr bwMode="auto">
                     <a:xfrm>
                       <a:off x="0" y="0"/>
-                      <a:ext cx="5905500" cy="3667125"/>
+                      <a:ext cx="5905500" cy="3371850"/>
                     </a:xfrm>
                     <a:prstGeom prst="rect">
                       <a:avLst/>
@@ -6055,7 +4558,7 @@
           <w:sz w:val="18"/>
           <w:szCs w:val="18"/>
         </w:rPr>
-        <w:t xml:space="preserve">Actual result (Test 3): The page loaded with no error. The cards were in A–Z order, from Air Filter Replacement to Tire Rotation. </w:t>
+        <w:t xml:space="preserve">Actual result (Test 3): The alert said “Your booking is confirmed! Order #10”. The summary showed Same-day surcharge (20%) +$7.00 and Total $51.20. </w:t>
       </w:r>
       <w:r>
         <w:rPr>
@@ -6073,7 +4576,7 @@
         <w:keepNext/>
       </w:pPr>
       <w:r>
-        <w:t xml:space="preserve">TC04_live_estimate.png</w:t>
+        <w:t xml:space="preserve">TC04_client_validation.png</w:t>
       </w:r>
     </w:p>
     <w:p>
@@ -6085,7 +4588,7 @@
           <wp:inline distT="0" distB="0" distL="0" distR="0">
             <wp:extent cx="5905500" cy="3505200"/>
             <wp:effectExtent t="0" r="0" b="0" l="0"/>
-            <wp:docPr id="20" name="TC04_live_estimate.png" descr="Evidence screenshot TC04_live_estimate.png" title="TC04_live_estimate.png"/>
+            <wp:docPr id="17" name="TC04_client_validation.png" descr="Evidence screenshot TC04_client_validation.png" title="TC04_client_validation.png"/>
             <wp:cNvGraphicFramePr>
               <a:graphicFrameLocks xmlns:a="http://schemas.openxmlformats.org/drawingml/2006/main" noChangeAspect="1"/>
             </wp:cNvGraphicFramePr>
@@ -6130,7 +4633,22 @@
           <w:sz w:val="18"/>
           <w:szCs w:val="18"/>
         </w:rPr>
-        <w:t xml:space="preserve">Actual result (Test 4): The Estimated total box appeared with $44.20 and the note “Includes $5.00 call-out fee + 12% VAT”. </w:t>
+        <w:t xml:space="preserve">Actual result (Test 4): The browser showed the warning “Value must be 08.10.2026 or later.” (</w:t>
+      </w:r>
+      <w:r>
+        <w:rPr>
+          <w:rFonts w:ascii="Consolas" w:cs="Consolas" w:eastAsia="Consolas" w:hAnsi="Consolas"/>
+          <w:sz w:val="17"/>
+          <w:szCs w:val="17"/>
+        </w:rPr>
+        <w:t xml:space="preserve">evidence/TC04_client_validation.png</w:t>
+      </w:r>
+      <w:r>
+        <w:rPr>
+          <w:sz w:val="18"/>
+          <w:szCs w:val="18"/>
+        </w:rPr>
+        <w:t xml:space="preserve">). With the browser check off, the server showed “Please select a future date.” and no Order Summary. No order was saved. </w:t>
       </w:r>
       <w:r>
         <w:rPr>
@@ -6148,7 +4666,7 @@
         <w:keepNext/>
       </w:pPr>
       <w:r>
-        <w:t xml:space="preserve">TC05_booking_tomorrow.png</w:t>
+        <w:t xml:space="preserve">TC04_past_date_rejected.png</w:t>
       </w:r>
     </w:p>
     <w:p>
@@ -6160,7 +4678,7 @@
           <wp:inline distT="0" distB="0" distL="0" distR="0">
             <wp:extent cx="5905500" cy="3371850"/>
             <wp:effectExtent t="0" r="0" b="0" l="0"/>
-            <wp:docPr id="21" name="TC05_booking_tomorrow.png" descr="Evidence screenshot TC05_booking_tomorrow.png" title="TC05_booking_tomorrow.png"/>
+            <wp:docPr id="18" name="TC04_past_date_rejected.png" descr="Evidence screenshot TC04_past_date_rejected.png" title="TC04_past_date_rejected.png"/>
             <wp:cNvGraphicFramePr>
               <a:graphicFrameLocks xmlns:a="http://schemas.openxmlformats.org/drawingml/2006/main" noChangeAspect="1"/>
             </wp:cNvGraphicFramePr>
@@ -6205,7 +4723,22 @@
           <w:sz w:val="18"/>
           <w:szCs w:val="18"/>
         </w:rPr>
-        <w:t xml:space="preserve">Actual result (Test 5): The alert said “Your booking is confirmed! Order #9”. The Order Summary listed Oil Change $35.00, call-out fee $5.00, VAT $4.20, duration 30 min and Total $44.20. </w:t>
+        <w:t xml:space="preserve">Actual result (Test 4): The browser showed the warning “Value must be 08.10.2026 or later.” (</w:t>
+      </w:r>
+      <w:r>
+        <w:rPr>
+          <w:rFonts w:ascii="Consolas" w:cs="Consolas" w:eastAsia="Consolas" w:hAnsi="Consolas"/>
+          <w:sz w:val="17"/>
+          <w:szCs w:val="17"/>
+        </w:rPr>
+        <w:t xml:space="preserve">evidence/TC04_client_validation.png</w:t>
+      </w:r>
+      <w:r>
+        <w:rPr>
+          <w:sz w:val="18"/>
+          <w:szCs w:val="18"/>
+        </w:rPr>
+        <w:t xml:space="preserve">). With the browser check off, the server showed “Please select a future date.” and no Order Summary. No order was saved. </w:t>
       </w:r>
       <w:r>
         <w:rPr>
@@ -6223,7 +4756,7 @@
         <w:keepNext/>
       </w:pPr>
       <w:r>
-        <w:t xml:space="preserve">TC06_booking_today.png</w:t>
+        <w:t xml:space="preserve">TC05_blank_name.png</w:t>
       </w:r>
     </w:p>
     <w:p>
@@ -6235,7 +4768,7 @@
           <wp:inline distT="0" distB="0" distL="0" distR="0">
             <wp:extent cx="5905500" cy="3371850"/>
             <wp:effectExtent t="0" r="0" b="0" l="0"/>
-            <wp:docPr id="22" name="TC06_booking_today.png" descr="Evidence screenshot TC06_booking_today.png" title="TC06_booking_today.png"/>
+            <wp:docPr id="19" name="TC05_blank_name.png" descr="Evidence screenshot TC05_blank_name.png" title="TC05_blank_name.png"/>
             <wp:cNvGraphicFramePr>
               <a:graphicFrameLocks xmlns:a="http://schemas.openxmlformats.org/drawingml/2006/main" noChangeAspect="1"/>
             </wp:cNvGraphicFramePr>
@@ -6280,7 +4813,7 @@
           <w:sz w:val="18"/>
           <w:szCs w:val="18"/>
         </w:rPr>
-        <w:t xml:space="preserve">Actual result (Test 6): The alert said “Your booking is confirmed! Order #10”. The summary showed Same-day surcharge (20%) +$7.00 and Total $51.20. </w:t>
+        <w:t xml:space="preserve">Actual result (Test 5): The page showed “Please enter your name.” and no Order Summary. No order was saved. </w:t>
       </w:r>
       <w:r>
         <w:rPr>
@@ -6298,7 +4831,7 @@
         <w:keepNext/>
       </w:pPr>
       <w:r>
-        <w:t xml:space="preserve">TC07_client_validation.png</w:t>
+        <w:t xml:space="preserve">TC06_name_100.png</w:t>
       </w:r>
     </w:p>
     <w:p>
@@ -6308,9 +4841,9 @@
       <w:r>
         <w:drawing>
           <wp:inline distT="0" distB="0" distL="0" distR="0">
-            <wp:extent cx="5905500" cy="3505200"/>
+            <wp:extent cx="5905500" cy="3371850"/>
             <wp:effectExtent t="0" r="0" b="0" l="0"/>
-            <wp:docPr id="23" name="TC07_client_validation.png" descr="Evidence screenshot TC07_client_validation.png" title="TC07_client_validation.png"/>
+            <wp:docPr id="20" name="TC06_name_100.png" descr="Evidence screenshot TC06_name_100.png" title="TC06_name_100.png"/>
             <wp:cNvGraphicFramePr>
               <a:graphicFrameLocks xmlns:a="http://schemas.openxmlformats.org/drawingml/2006/main" noChangeAspect="1"/>
             </wp:cNvGraphicFramePr>
@@ -6333,7 +4866,7 @@
                   <pic:spPr bwMode="auto">
                     <a:xfrm>
                       <a:off x="0" y="0"/>
-                      <a:ext cx="5905500" cy="3505200"/>
+                      <a:ext cx="5905500" cy="3371850"/>
                     </a:xfrm>
                     <a:prstGeom prst="rect">
                       <a:avLst/>
@@ -6355,22 +4888,7 @@
           <w:sz w:val="18"/>
           <w:szCs w:val="18"/>
         </w:rPr>
-        <w:t xml:space="preserve">Actual result (Test 7): The browser showed the warning “Value must be 08.10.2026 or later.” (</w:t>
-      </w:r>
-      <w:r>
-        <w:rPr>
-          <w:rFonts w:ascii="Consolas" w:cs="Consolas" w:eastAsia="Consolas" w:hAnsi="Consolas"/>
-          <w:sz w:val="17"/>
-          <w:szCs w:val="17"/>
-        </w:rPr>
-        <w:t xml:space="preserve">evidence/TC07_client_validation.png</w:t>
-      </w:r>
-      <w:r>
-        <w:rPr>
-          <w:sz w:val="18"/>
-          <w:szCs w:val="18"/>
-        </w:rPr>
-        <w:t xml:space="preserve">). With the browser check off, the server showed “Please select a future date.” and no Order Summary. No order was saved. </w:t>
+        <w:t xml:space="preserve">Actual result (Test 6): The alert said “Your booking is confirmed! Order #11” with Total $44.20. </w:t>
       </w:r>
       <w:r>
         <w:rPr>
@@ -6388,7 +4906,7 @@
         <w:keepNext/>
       </w:pPr>
       <w:r>
-        <w:t xml:space="preserve">TC07_past_date_rejected.png</w:t>
+        <w:t xml:space="preserve">TC07_form_filled.png</w:t>
       </w:r>
     </w:p>
     <w:p>
@@ -6398,9 +4916,9 @@
       <w:r>
         <w:drawing>
           <wp:inline distT="0" distB="0" distL="0" distR="0">
-            <wp:extent cx="5905500" cy="3371850"/>
+            <wp:extent cx="5905500" cy="3505200"/>
             <wp:effectExtent t="0" r="0" b="0" l="0"/>
-            <wp:docPr id="24" name="TC07_past_date_rejected.png" descr="Evidence screenshot TC07_past_date_rejected.png" title="TC07_past_date_rejected.png"/>
+            <wp:docPr id="21" name="TC07_form_filled.png" descr="Evidence screenshot TC07_form_filled.png" title="TC07_form_filled.png"/>
             <wp:cNvGraphicFramePr>
               <a:graphicFrameLocks xmlns:a="http://schemas.openxmlformats.org/drawingml/2006/main" noChangeAspect="1"/>
             </wp:cNvGraphicFramePr>
@@ -6423,7 +4941,7 @@
                   <pic:spPr bwMode="auto">
                     <a:xfrm>
                       <a:off x="0" y="0"/>
-                      <a:ext cx="5905500" cy="3371850"/>
+                      <a:ext cx="5905500" cy="3505200"/>
                     </a:xfrm>
                     <a:prstGeom prst="rect">
                       <a:avLst/>
@@ -6445,22 +4963,7 @@
           <w:sz w:val="18"/>
           <w:szCs w:val="18"/>
         </w:rPr>
-        <w:t xml:space="preserve">Actual result (Test 7): The browser showed the warning “Value must be 08.10.2026 or later.” (</w:t>
-      </w:r>
-      <w:r>
-        <w:rPr>
-          <w:rFonts w:ascii="Consolas" w:cs="Consolas" w:eastAsia="Consolas" w:hAnsi="Consolas"/>
-          <w:sz w:val="17"/>
-          <w:szCs w:val="17"/>
-        </w:rPr>
-        <w:t xml:space="preserve">evidence/TC07_client_validation.png</w:t>
-      </w:r>
-      <w:r>
-        <w:rPr>
-          <w:sz w:val="18"/>
-          <w:szCs w:val="18"/>
-        </w:rPr>
-        <w:t xml:space="preserve">). With the browser check off, the server showed “Please select a future date.” and no Order Summary. No order was saved. </w:t>
+        <w:t xml:space="preserve">Actual result (Test 7): The booking page was replaced by a raw PHP error page: “Fatal error: Uncaught mysqli_sql_exception: Data too long for column 'customer_name' at row 1 in …/order.php:84”. The user gets no friendly message, and the page shows the file path. No order was saved (a database check afterwards found 11 orders and none with this name). </w:t>
       </w:r>
       <w:r>
         <w:rPr>
@@ -6469,7 +4972,29 @@
           <w:sz w:val="18"/>
           <w:szCs w:val="18"/>
         </w:rPr>
-        <w:t xml:space="preserve">PASS.</w:t>
+        <w:t xml:space="preserve">FAIL.</w:t>
+      </w:r>
+      <w:r>
+        <w:rPr>
+          <w:sz w:val="18"/>
+          <w:szCs w:val="18"/>
+        </w:rPr>
+        <w:t xml:space="preserve"> Defect: </w:t>
+      </w:r>
+      <w:r>
+        <w:rPr>
+          <w:rFonts w:ascii="Consolas" w:cs="Consolas" w:eastAsia="Consolas" w:hAnsi="Consolas"/>
+          <w:sz w:val="17"/>
+          <w:szCs w:val="17"/>
+        </w:rPr>
+        <w:t xml:space="preserve">order.php</w:t>
+      </w:r>
+      <w:r>
+        <w:rPr>
+          <w:sz w:val="18"/>
+          <w:szCs w:val="18"/>
+        </w:rPr>
+        <w:t xml:space="preserve"> never checks the name length. The database refuses the long name, and the page crashes instead of showing an error.</w:t>
       </w:r>
     </w:p>
     <w:p>
@@ -6478,7 +5003,7 @@
         <w:keepNext/>
       </w:pPr>
       <w:r>
-        <w:t xml:space="preserve">TC08_blank_name.png</w:t>
+        <w:t xml:space="preserve">TC07_name_101.png</w:t>
       </w:r>
     </w:p>
     <w:p>
@@ -6488,9 +5013,9 @@
       <w:r>
         <w:drawing>
           <wp:inline distT="0" distB="0" distL="0" distR="0">
-            <wp:extent cx="5905500" cy="3371850"/>
+            <wp:extent cx="5905500" cy="3324225"/>
             <wp:effectExtent t="0" r="0" b="0" l="0"/>
-            <wp:docPr id="25" name="TC08_blank_name.png" descr="Evidence screenshot TC08_blank_name.png" title="TC08_blank_name.png"/>
+            <wp:docPr id="22" name="TC07_name_101.png" descr="Evidence screenshot TC07_name_101.png" title="TC07_name_101.png"/>
             <wp:cNvGraphicFramePr>
               <a:graphicFrameLocks xmlns:a="http://schemas.openxmlformats.org/drawingml/2006/main" noChangeAspect="1"/>
             </wp:cNvGraphicFramePr>
@@ -6513,7 +5038,7 @@
                   <pic:spPr bwMode="auto">
                     <a:xfrm>
                       <a:off x="0" y="0"/>
-                      <a:ext cx="5905500" cy="3371850"/>
+                      <a:ext cx="5905500" cy="3324225"/>
                     </a:xfrm>
                     <a:prstGeom prst="rect">
                       <a:avLst/>
@@ -6535,7 +5060,7 @@
           <w:sz w:val="18"/>
           <w:szCs w:val="18"/>
         </w:rPr>
-        <w:t xml:space="preserve">Actual result (Test 8): The page showed “Please enter your name.” and no Order Summary. No order was saved. </w:t>
+        <w:t xml:space="preserve">Actual result (Test 7): The booking page was replaced by a raw PHP error page: “Fatal error: Uncaught mysqli_sql_exception: Data too long for column 'customer_name' at row 1 in …/order.php:84”. The user gets no friendly message, and the page shows the file path. No order was saved (a database check afterwards found 11 orders and none with this name). </w:t>
       </w:r>
       <w:r>
         <w:rPr>
@@ -6544,7 +5069,29 @@
           <w:sz w:val="18"/>
           <w:szCs w:val="18"/>
         </w:rPr>
-        <w:t xml:space="preserve">PASS.</w:t>
+        <w:t xml:space="preserve">FAIL.</w:t>
+      </w:r>
+      <w:r>
+        <w:rPr>
+          <w:sz w:val="18"/>
+          <w:szCs w:val="18"/>
+        </w:rPr>
+        <w:t xml:space="preserve"> Defect: </w:t>
+      </w:r>
+      <w:r>
+        <w:rPr>
+          <w:rFonts w:ascii="Consolas" w:cs="Consolas" w:eastAsia="Consolas" w:hAnsi="Consolas"/>
+          <w:sz w:val="17"/>
+          <w:szCs w:val="17"/>
+        </w:rPr>
+        <w:t xml:space="preserve">order.php</w:t>
+      </w:r>
+      <w:r>
+        <w:rPr>
+          <w:sz w:val="18"/>
+          <w:szCs w:val="18"/>
+        </w:rPr>
+        <w:t xml:space="preserve"> never checks the name length. The database refuses the long name, and the page crashes instead of showing an error.</w:t>
       </w:r>
     </w:p>
     <w:p>
@@ -6553,7 +5100,7 @@
         <w:keepNext/>
       </w:pPr>
       <w:r>
-        <w:t xml:space="preserve">TC09_name_100.png</w:t>
+        <w:t xml:space="preserve">TC08_form_filled.png</w:t>
       </w:r>
     </w:p>
     <w:p>
@@ -6563,9 +5110,9 @@
       <w:r>
         <w:drawing>
           <wp:inline distT="0" distB="0" distL="0" distR="0">
-            <wp:extent cx="5905500" cy="3371850"/>
+            <wp:extent cx="5905500" cy="3505200"/>
             <wp:effectExtent t="0" r="0" b="0" l="0"/>
-            <wp:docPr id="26" name="TC09_name_100.png" descr="Evidence screenshot TC09_name_100.png" title="TC09_name_100.png"/>
+            <wp:docPr id="23" name="TC08_form_filled.png" descr="Evidence screenshot TC08_form_filled.png" title="TC08_form_filled.png"/>
             <wp:cNvGraphicFramePr>
               <a:graphicFrameLocks xmlns:a="http://schemas.openxmlformats.org/drawingml/2006/main" noChangeAspect="1"/>
             </wp:cNvGraphicFramePr>
@@ -6588,7 +5135,7 @@
                   <pic:spPr bwMode="auto">
                     <a:xfrm>
                       <a:off x="0" y="0"/>
-                      <a:ext cx="5905500" cy="3371850"/>
+                      <a:ext cx="5905500" cy="3505200"/>
                     </a:xfrm>
                     <a:prstGeom prst="rect">
                       <a:avLst/>
@@ -6610,7 +5157,7 @@
           <w:sz w:val="18"/>
           <w:szCs w:val="18"/>
         </w:rPr>
-        <w:t xml:space="preserve">Actual result (Test 9): The alert said “Your booking is confirmed! Order #11” with Total $44.20. The Orders page lists the full 100-character name. </w:t>
+        <w:t xml:space="preserve">Actual result (Test 8): The booking page was replaced by a raw PHP error page: “Fatal error: Uncaught mysqli_sql_exception: You have an error in your SQL syntax … near 'Connor', 1, 1, '2026-10-09', 'Pending')' … in …/order.php:84”. The page shows part of the database command. No order was saved. </w:t>
       </w:r>
       <w:r>
         <w:rPr>
@@ -6619,7 +5166,29 @@
           <w:sz w:val="18"/>
           <w:szCs w:val="18"/>
         </w:rPr>
-        <w:t xml:space="preserve">PASS.</w:t>
+        <w:t xml:space="preserve">FAIL.</w:t>
+      </w:r>
+      <w:r>
+        <w:rPr>
+          <w:sz w:val="18"/>
+          <w:szCs w:val="18"/>
+        </w:rPr>
+        <w:t xml:space="preserve"> Defect: </w:t>
+      </w:r>
+      <w:r>
+        <w:rPr>
+          <w:rFonts w:ascii="Consolas" w:cs="Consolas" w:eastAsia="Consolas" w:hAnsi="Consolas"/>
+          <w:sz w:val="17"/>
+          <w:szCs w:val="17"/>
+        </w:rPr>
+        <w:t xml:space="preserve">order.php</w:t>
+      </w:r>
+      <w:r>
+        <w:rPr>
+          <w:sz w:val="18"/>
+          <w:szCs w:val="18"/>
+        </w:rPr>
+        <w:t xml:space="preserve"> (line 81) pastes the name straight into the database command. The apostrophe ends the name too early and breaks the command. An attacker could use the same gap to run their own database commands (SQL injection).</w:t>
       </w:r>
     </w:p>
     <w:p>
@@ -6628,7 +5197,7 @@
         <w:keepNext/>
       </w:pPr>
       <w:r>
-        <w:t xml:space="preserve">TC10_name_101.png</w:t>
+        <w:t xml:space="preserve">TC08_name_apostrophe.png</w:t>
       </w:r>
     </w:p>
     <w:p>
@@ -6640,7 +5209,7 @@
           <wp:inline distT="0" distB="0" distL="0" distR="0">
             <wp:extent cx="5905500" cy="3324225"/>
             <wp:effectExtent t="0" r="0" b="0" l="0"/>
-            <wp:docPr id="27" name="TC10_name_101.png" descr="Evidence screenshot TC10_name_101.png" title="TC10_name_101.png"/>
+            <wp:docPr id="24" name="TC08_name_apostrophe.png" descr="Evidence screenshot TC08_name_apostrophe.png" title="TC08_name_apostrophe.png"/>
             <wp:cNvGraphicFramePr>
               <a:graphicFrameLocks xmlns:a="http://schemas.openxmlformats.org/drawingml/2006/main" noChangeAspect="1"/>
             </wp:cNvGraphicFramePr>
@@ -6685,7 +5254,7 @@
           <w:sz w:val="18"/>
           <w:szCs w:val="18"/>
         </w:rPr>
-        <w:t xml:space="preserve">Actual result (Test 10): The page went blank, with no message for the user. The server log said “Data too long for column 'customer_name'”. No order was saved: the Orders page in Test 12 still has 11 orders. </w:t>
+        <w:t xml:space="preserve">Actual result (Test 8): The booking page was replaced by a raw PHP error page: “Fatal error: Uncaught mysqli_sql_exception: You have an error in your SQL syntax … near 'Connor', 1, 1, '2026-10-09', 'Pending')' … in …/order.php:84”. The page shows part of the database command. No order was saved. </w:t>
       </w:r>
       <w:r>
         <w:rPr>
@@ -6716,7 +5285,7 @@
           <w:sz w:val="18"/>
           <w:szCs w:val="18"/>
         </w:rPr>
-        <w:t xml:space="preserve"> never checks the name length. The database refuses the long name, and the page crashes instead of showing an error.</w:t>
+        <w:t xml:space="preserve"> (line 81) pastes the name straight into the database command. The apostrophe ends the name too early and breaks the command. An attacker could use the same gap to run their own database commands (SQL injection).</w:t>
       </w:r>
     </w:p>
     <w:p>
@@ -6725,7 +5294,7 @@
         <w:keepNext/>
       </w:pPr>
       <w:r>
-        <w:t xml:space="preserve">TC11_name_apostrophe.png</w:t>
+        <w:t xml:space="preserve">TC09_search_order1.png</w:t>
       </w:r>
     </w:p>
     <w:p>
@@ -6735,106 +5304,9 @@
       <w:r>
         <w:drawing>
           <wp:inline distT="0" distB="0" distL="0" distR="0">
-            <wp:extent cx="5905500" cy="3324225"/>
+            <wp:extent cx="5905500" cy="4114800"/>
             <wp:effectExtent t="0" r="0" b="0" l="0"/>
-            <wp:docPr id="28" name="TC11_name_apostrophe.png" descr="Evidence screenshot TC11_name_apostrophe.png" title="TC11_name_apostrophe.png"/>
-            <wp:cNvGraphicFramePr>
-              <a:graphicFrameLocks xmlns:a="http://schemas.openxmlformats.org/drawingml/2006/main" noChangeAspect="1"/>
-            </wp:cNvGraphicFramePr>
-            <a:graphic xmlns:a="http://schemas.openxmlformats.org/drawingml/2006/main">
-              <a:graphicData uri="http://schemas.openxmlformats.org/drawingml/2006/picture">
-                <pic:pic xmlns:pic="http://schemas.openxmlformats.org/drawingml/2006/picture">
-                  <pic:nvPicPr>
-                    <pic:cNvPr id="0" name="" descr=""/>
-                    <pic:cNvPicPr>
-                      <a:picLocks noChangeAspect="1" noChangeArrowheads="1"/>
-                    </pic:cNvPicPr>
-                  </pic:nvPicPr>
-                  <pic:blipFill>
-                    <a:blip r:embed="rId17" cstate="none"/>
-                    <a:srcRect/>
-                    <a:stretch>
-                      <a:fillRect/>
-                    </a:stretch>
-                  </pic:blipFill>
-                  <pic:spPr bwMode="auto">
-                    <a:xfrm>
-                      <a:off x="0" y="0"/>
-                      <a:ext cx="5905500" cy="3324225"/>
-                    </a:xfrm>
-                    <a:prstGeom prst="rect">
-                      <a:avLst/>
-                    </a:prstGeom>
-                  </pic:spPr>
-                </pic:pic>
-              </a:graphicData>
-            </a:graphic>
-          </wp:inline>
-        </w:drawing>
-      </w:r>
-    </w:p>
-    <w:p>
-      <w:pPr>
-        <w:spacing w:after="280"/>
-      </w:pPr>
-      <w:r>
-        <w:rPr>
-          <w:sz w:val="18"/>
-          <w:szCs w:val="18"/>
-        </w:rPr>
-        <w:t xml:space="preserve">Actual result (Test 11): The page went blank, with no message for the user. The server log said “You have an error in your SQL syntax … near 'Connor'”. No order was saved. </w:t>
-      </w:r>
-      <w:r>
-        <w:rPr>
-          <w:b/>
-          <w:bCs/>
-          <w:sz w:val="18"/>
-          <w:szCs w:val="18"/>
-        </w:rPr>
-        <w:t xml:space="preserve">FAIL.</w:t>
-      </w:r>
-      <w:r>
-        <w:rPr>
-          <w:sz w:val="18"/>
-          <w:szCs w:val="18"/>
-        </w:rPr>
-        <w:t xml:space="preserve"> Defect: </w:t>
-      </w:r>
-      <w:r>
-        <w:rPr>
-          <w:rFonts w:ascii="Consolas" w:cs="Consolas" w:eastAsia="Consolas" w:hAnsi="Consolas"/>
-          <w:sz w:val="17"/>
-          <w:szCs w:val="17"/>
-        </w:rPr>
-        <w:t xml:space="preserve">order.php</w:t>
-      </w:r>
-      <w:r>
-        <w:rPr>
-          <w:sz w:val="18"/>
-          <w:szCs w:val="18"/>
-        </w:rPr>
-        <w:t xml:space="preserve"> (line 81) pastes the name straight into the database command. The apostrophe ends the name too early and breaks the command. An attacker could use the same gap to run their own database commands (SQL injection).</w:t>
-      </w:r>
-    </w:p>
-    <w:p>
-      <w:pPr>
-        <w:pStyle w:val="Heading3"/>
-        <w:keepNext/>
-      </w:pPr>
-      <w:r>
-        <w:t xml:space="preserve">TC12_orders_list.png</w:t>
-      </w:r>
-    </w:p>
-    <w:p>
-      <w:pPr>
-        <w:spacing w:after="80"/>
-      </w:pPr>
-      <w:r>
-        <w:drawing>
-          <wp:inline distT="0" distB="0" distL="0" distR="0">
-            <wp:extent cx="5905500" cy="3905250"/>
-            <wp:effectExtent t="0" r="0" b="0" l="0"/>
-            <wp:docPr id="29" name="TC12_orders_list.png" descr="Evidence screenshot TC12_orders_list.png" title="TC12_orders_list.png"/>
+            <wp:docPr id="25" name="TC09_search_order1.png" descr="Evidence screenshot TC09_search_order1.png" title="TC09_search_order1.png"/>
             <wp:cNvGraphicFramePr>
               <a:graphicFrameLocks xmlns:a="http://schemas.openxmlformats.org/drawingml/2006/main" noChangeAspect="1"/>
             </wp:cNvGraphicFramePr>
@@ -6857,7 +5329,7 @@
                   <pic:spPr bwMode="auto">
                     <a:xfrm>
                       <a:off x="0" y="0"/>
-                      <a:ext cx="5905500" cy="3905250"/>
+                      <a:ext cx="5905500" cy="4114800"/>
                     </a:xfrm>
                     <a:prstGeom prst="rect">
                       <a:avLst/>
@@ -6879,7 +5351,7 @@
           <w:sz w:val="18"/>
           <w:szCs w:val="18"/>
         </w:rPr>
-        <w:t xml:space="preserve">Actual result (Test 12): The page showed 11 Total orders, $340.00 Total revenue and $30.91 Average order value. The table listed all 11 orders with the service and mechanic names, newest date first. </w:t>
+        <w:t xml:space="preserve">Actual result (Test 9): The page showed “Order #1 not found.”, yet order 1 (Marat Usenov) is in the table below it. </w:t>
       </w:r>
       <w:r>
         <w:rPr>
@@ -6888,14 +5360,44 @@
           <w:sz w:val="18"/>
           <w:szCs w:val="18"/>
         </w:rPr>
-        <w:t xml:space="preserve">PASS.</w:t>
+        <w:t xml:space="preserve">FAIL.</w:t>
       </w:r>
       <w:r>
         <w:rPr>
           <w:sz w:val="18"/>
           <w:szCs w:val="18"/>
         </w:rPr>
-        <w:t xml:space="preserve"> Note: the 100-character name from Test 9 stretches the table past the page width.</w:t>
+        <w:t xml:space="preserve"> Defect: </w:t>
+      </w:r>
+      <w:r>
+        <w:rPr>
+          <w:rFonts w:ascii="Consolas" w:cs="Consolas" w:eastAsia="Consolas" w:hAnsi="Consolas"/>
+          <w:sz w:val="17"/>
+          <w:szCs w:val="17"/>
+        </w:rPr>
+        <w:t xml:space="preserve">orders.php</w:t>
+      </w:r>
+      <w:r>
+        <w:rPr>
+          <w:sz w:val="18"/>
+          <w:szCs w:val="18"/>
+        </w:rPr>
+        <w:t xml:space="preserve"> (line 63) compares the order number from the database, stored as text, with the number typed in, using a strict check (</w:t>
+      </w:r>
+      <w:r>
+        <w:rPr>
+          <w:rFonts w:ascii="Consolas" w:cs="Consolas" w:eastAsia="Consolas" w:hAnsi="Consolas"/>
+          <w:sz w:val="17"/>
+          <w:szCs w:val="17"/>
+        </w:rPr>
+        <w:t xml:space="preserve">===</w:t>
+      </w:r>
+      <w:r>
+        <w:rPr>
+          <w:sz w:val="18"/>
+          <w:szCs w:val="18"/>
+        </w:rPr>
+        <w:t xml:space="preserve">). The strict check never matches text with a number, so the search never finds any order.</w:t>
       </w:r>
     </w:p>
     <w:p>
@@ -6904,7 +5406,7 @@
         <w:keepNext/>
       </w:pPr>
       <w:r>
-        <w:t xml:space="preserve">TC13_search_order1.png</w:t>
+        <w:t xml:space="preserve">TC10_search_order999.png</w:t>
       </w:r>
     </w:p>
     <w:p>
@@ -6916,7 +5418,7 @@
           <wp:inline distT="0" distB="0" distL="0" distR="0">
             <wp:extent cx="5905500" cy="4114800"/>
             <wp:effectExtent t="0" r="0" b="0" l="0"/>
-            <wp:docPr id="30" name="TC13_search_order1.png" descr="Evidence screenshot TC13_search_order1.png" title="TC13_search_order1.png"/>
+            <wp:docPr id="26" name="TC10_search_order999.png" descr="Evidence screenshot TC10_search_order999.png" title="TC10_search_order999.png"/>
             <wp:cNvGraphicFramePr>
               <a:graphicFrameLocks xmlns:a="http://schemas.openxmlformats.org/drawingml/2006/main" noChangeAspect="1"/>
             </wp:cNvGraphicFramePr>
@@ -6961,119 +5463,7 @@
           <w:sz w:val="18"/>
           <w:szCs w:val="18"/>
         </w:rPr>
-        <w:t xml:space="preserve">Actual result (Test 13): The page showed “Order #1 not found.”, yet order 1 (Marat Usenov) is in the table below it. </w:t>
-      </w:r>
-      <w:r>
-        <w:rPr>
-          <w:b/>
-          <w:bCs/>
-          <w:sz w:val="18"/>
-          <w:szCs w:val="18"/>
-        </w:rPr>
-        <w:t xml:space="preserve">FAIL.</w:t>
-      </w:r>
-      <w:r>
-        <w:rPr>
-          <w:sz w:val="18"/>
-          <w:szCs w:val="18"/>
-        </w:rPr>
-        <w:t xml:space="preserve"> Defect: </w:t>
-      </w:r>
-      <w:r>
-        <w:rPr>
-          <w:rFonts w:ascii="Consolas" w:cs="Consolas" w:eastAsia="Consolas" w:hAnsi="Consolas"/>
-          <w:sz w:val="17"/>
-          <w:szCs w:val="17"/>
-        </w:rPr>
-        <w:t xml:space="preserve">orders.php</w:t>
-      </w:r>
-      <w:r>
-        <w:rPr>
-          <w:sz w:val="18"/>
-          <w:szCs w:val="18"/>
-        </w:rPr>
-        <w:t xml:space="preserve"> (line 63) compares the order number from the database, stored as text, with the number typed in, using a strict check (</w:t>
-      </w:r>
-      <w:r>
-        <w:rPr>
-          <w:rFonts w:ascii="Consolas" w:cs="Consolas" w:eastAsia="Consolas" w:hAnsi="Consolas"/>
-          <w:sz w:val="17"/>
-          <w:szCs w:val="17"/>
-        </w:rPr>
-        <w:t xml:space="preserve">===</w:t>
-      </w:r>
-      <w:r>
-        <w:rPr>
-          <w:sz w:val="18"/>
-          <w:szCs w:val="18"/>
-        </w:rPr>
-        <w:t xml:space="preserve">). The strict check never matches text with a number, so the search never finds any order.</w:t>
-      </w:r>
-    </w:p>
-    <w:p>
-      <w:pPr>
-        <w:pStyle w:val="Heading3"/>
-        <w:keepNext/>
-      </w:pPr>
-      <w:r>
-        <w:t xml:space="preserve">TC14_search_order999.png</w:t>
-      </w:r>
-    </w:p>
-    <w:p>
-      <w:pPr>
-        <w:spacing w:after="80"/>
-      </w:pPr>
-      <w:r>
-        <w:drawing>
-          <wp:inline distT="0" distB="0" distL="0" distR="0">
-            <wp:extent cx="5905500" cy="4114800"/>
-            <wp:effectExtent t="0" r="0" b="0" l="0"/>
-            <wp:docPr id="31" name="TC14_search_order999.png" descr="Evidence screenshot TC14_search_order999.png" title="TC14_search_order999.png"/>
-            <wp:cNvGraphicFramePr>
-              <a:graphicFrameLocks xmlns:a="http://schemas.openxmlformats.org/drawingml/2006/main" noChangeAspect="1"/>
-            </wp:cNvGraphicFramePr>
-            <a:graphic xmlns:a="http://schemas.openxmlformats.org/drawingml/2006/main">
-              <a:graphicData uri="http://schemas.openxmlformats.org/drawingml/2006/picture">
-                <pic:pic xmlns:pic="http://schemas.openxmlformats.org/drawingml/2006/picture">
-                  <pic:nvPicPr>
-                    <pic:cNvPr id="0" name="" descr=""/>
-                    <pic:cNvPicPr>
-                      <a:picLocks noChangeAspect="1" noChangeArrowheads="1"/>
-                    </pic:cNvPicPr>
-                  </pic:nvPicPr>
-                  <pic:blipFill>
-                    <a:blip r:embed="rId20" cstate="none"/>
-                    <a:srcRect/>
-                    <a:stretch>
-                      <a:fillRect/>
-                    </a:stretch>
-                  </pic:blipFill>
-                  <pic:spPr bwMode="auto">
-                    <a:xfrm>
-                      <a:off x="0" y="0"/>
-                      <a:ext cx="5905500" cy="4114800"/>
-                    </a:xfrm>
-                    <a:prstGeom prst="rect">
-                      <a:avLst/>
-                    </a:prstGeom>
-                  </pic:spPr>
-                </pic:pic>
-              </a:graphicData>
-            </a:graphic>
-          </wp:inline>
-        </w:drawing>
-      </w:r>
-    </w:p>
-    <w:p>
-      <w:pPr>
-        <w:spacing w:after="280"/>
-      </w:pPr>
-      <w:r>
-        <w:rPr>
-          <w:sz w:val="18"/>
-          <w:szCs w:val="18"/>
-        </w:rPr>
-        <w:t xml:space="preserve">Actual result (Test 14): The page showed “Order #999 not found.” above the full order table. </w:t>
+        <w:t xml:space="preserve">Actual result (Test 10): The page showed “Order #999 not found.” above the full order table. </w:t>
       </w:r>
       <w:r>
         <w:rPr>
@@ -7084,80 +5474,12 @@
         </w:rPr>
         <w:t xml:space="preserve">PASS.</w:t>
       </w:r>
-    </w:p>
-    <w:p>
-      <w:pPr>
-        <w:pStyle w:val="Heading3"/>
-        <w:keepNext/>
-      </w:pPr>
-      <w:r>
-        <w:t xml:space="preserve">TC15_mechanics.png</w:t>
-      </w:r>
-    </w:p>
-    <w:p>
-      <w:pPr>
-        <w:spacing w:after="80"/>
-      </w:pPr>
-      <w:r>
-        <w:drawing>
-          <wp:inline distT="0" distB="0" distL="0" distR="0">
-            <wp:extent cx="5905500" cy="5657850"/>
-            <wp:effectExtent t="0" r="0" b="0" l="0"/>
-            <wp:docPr id="32" name="TC15_mechanics.png" descr="Evidence screenshot TC15_mechanics.png" title="TC15_mechanics.png"/>
-            <wp:cNvGraphicFramePr>
-              <a:graphicFrameLocks xmlns:a="http://schemas.openxmlformats.org/drawingml/2006/main" noChangeAspect="1"/>
-            </wp:cNvGraphicFramePr>
-            <a:graphic xmlns:a="http://schemas.openxmlformats.org/drawingml/2006/main">
-              <a:graphicData uri="http://schemas.openxmlformats.org/drawingml/2006/picture">
-                <pic:pic xmlns:pic="http://schemas.openxmlformats.org/drawingml/2006/picture">
-                  <pic:nvPicPr>
-                    <pic:cNvPr id="0" name="" descr=""/>
-                    <pic:cNvPicPr>
-                      <a:picLocks noChangeAspect="1" noChangeArrowheads="1"/>
-                    </pic:cNvPicPr>
-                  </pic:nvPicPr>
-                  <pic:blipFill>
-                    <a:blip r:embed="rId21" cstate="none"/>
-                    <a:srcRect/>
-                    <a:stretch>
-                      <a:fillRect/>
-                    </a:stretch>
-                  </pic:blipFill>
-                  <pic:spPr bwMode="auto">
-                    <a:xfrm>
-                      <a:off x="0" y="0"/>
-                      <a:ext cx="5905500" cy="5657850"/>
-                    </a:xfrm>
-                    <a:prstGeom prst="rect">
-                      <a:avLst/>
-                    </a:prstGeom>
-                  </pic:spPr>
-                </pic:pic>
-              </a:graphicData>
-            </a:graphic>
-          </wp:inline>
-        </w:drawing>
-      </w:r>
-    </w:p>
-    <w:p>
-      <w:pPr>
-        <w:spacing w:after="280"/>
-      </w:pPr>
       <w:r>
         <w:rPr>
           <w:sz w:val="18"/>
           <w:szCs w:val="18"/>
         </w:rPr>
-        <w:t xml:space="preserve">Actual result (Test 15): The page showed “Team average rating: ★ 4.8” and “4 mechanics in total”. Cards: Arman Bekov 6 orders, $210.00; Ruslan Akhmetov 2, $47.00; Dana Seitkali 2, $63.00; Asel Nurlanovna 1, $20.00. </w:t>
-      </w:r>
-      <w:r>
-        <w:rPr>
-          <w:b/>
-          <w:bCs/>
-          <w:sz w:val="18"/>
-          <w:szCs w:val="18"/>
-        </w:rPr>
-        <w:t xml:space="preserve">PASS.</w:t>
+        <w:t xml:space="preserve"> Note: because of the defect in Test 9, the search shows this message for every number. This test checks only the message.</w:t>
       </w:r>
     </w:p>
     <w:sectPr>
